--- a/02_定制简历库/半亩花田/经营分析（2027届校招-J10946）/文雪_半亩花田_经营分析（2027届校招-J10946）.docx
+++ b/02_定制简历库/半亩花田/经营分析（2027届校招-J10946）/文雪_半亩花田_经营分析（2027届校招-J10946）.docx
@@ -910,107 +910,6 @@
                 <w:numId w:val="2"/>
               </w:numPr>
               <w:spacing w:line="315" w:lineRule="atLeast"/>
-              <w:rPr>
-                <w:rFonts w:ascii="Times New Roman" w:hAnsi="Times New Roman" w:hint="default"/>
-                <w:sz w:val="21"/>
-              </w:rPr>
-            </w:pPr>
-            <w:r>
-              <w:rPr>
-                <w:rFonts w:ascii="Times New Roman" w:hAnsi="Times New Roman" w:hint="default"/>
-                <w:b/>
-                <w:bCs/>
-                <w:sz w:val="21"/>
-              </w:rPr>
-              <w:t>GPA</w:t>
-            </w:r>
-            <w:r>
-              <w:rPr>
-                <w:rFonts w:ascii="宋体" w:eastAsia="宋体" w:hAnsi="宋体" w:cs="宋体"/>
-                <w:b/>
-                <w:bCs/>
-                <w:sz w:val="21"/>
-              </w:rPr>
-              <w:t>：</w:t>
-            </w:r>
-            <w:r>
-              <w:rPr>
-                <w:rFonts w:ascii="Times New Roman" w:hAnsi="Times New Roman" w:hint="default"/>
-                <w:sz w:val="21"/>
-              </w:rPr>
-              <w:t>81.</w:t>
-            </w:r>
-            <w:r>
-              <w:rPr>
-                <w:rFonts w:ascii="Times New Roman" w:eastAsia="等线" w:hAnsi="Times New Roman"/>
-                <w:sz w:val="21"/>
-              </w:rPr>
-              <w:t>87</w:t>
-            </w:r>
-            <w:r>
-              <w:rPr>
-                <w:rFonts w:ascii="Times New Roman" w:hAnsi="Times New Roman" w:hint="default"/>
-                <w:sz w:val="21"/>
-              </w:rPr>
-              <w:t>/100</w:t>
-            </w:r>
-          </w:p>
-        </w:tc>
-      </w:tr>
-      <w:tr>
-        <w:trPr>
-          <w:jc w:val="center"/>
-        </w:trPr>
-        <w:tc>
-          <w:tcPr>
-            <w:tcW w:w="702" w:type="dxa"/>
-            <w:tcBorders>
-              <w:top w:val="nil"/>
-              <w:left w:val="nil"/>
-              <w:bottom w:val="nil"/>
-              <w:right w:val="nil"/>
-            </w:tcBorders>
-            <w:tcMar>
-              <w:top w:w="0" w:type="dxa"/>
-              <w:left w:w="113" w:type="dxa"/>
-              <w:bottom w:w="0" w:type="dxa"/>
-              <w:right w:w="85" w:type="dxa"/>
-            </w:tcMar>
-            <w:vAlign w:val="center"/>
-          </w:tcPr>
-          <w:p>
-            <w:pPr>
-              <w:spacing w:line="210" w:lineRule="atLeast"/>
-              <w:rPr>
-                <w:sz w:val="21"/>
-              </w:rPr>
-            </w:pPr>
-          </w:p>
-        </w:tc>
-        <w:tc>
-          <w:tcPr>
-            <w:tcW w:w="10055" w:type="dxa"/>
-            <w:tcBorders>
-              <w:top w:val="nil"/>
-              <w:left w:val="nil"/>
-              <w:bottom w:val="nil"/>
-              <w:right w:val="nil"/>
-            </w:tcBorders>
-            <w:tcMar>
-              <w:top w:w="0" w:type="dxa"/>
-              <w:left w:w="85" w:type="dxa"/>
-              <w:bottom w:w="0" w:type="dxa"/>
-              <w:right w:w="85" w:type="dxa"/>
-            </w:tcMar>
-            <w:vAlign w:val="center"/>
-          </w:tcPr>
-          <w:p>
-            <w:pPr>
-              <w:numPr>
-                <w:ilvl w:val="0"/>
-                <w:numId w:val="2"/>
-              </w:numPr>
-              <w:spacing w:line="315" w:lineRule="atLeast"/>
               <w:ind w:left="442" w:hanging="442"/>
               <w:rPr>
                 <w:sz w:val="21"/>
@@ -1328,7 +1227,7 @@
         </w:tc>
         <w:tc>
           <w:tcPr>
-            <w:tcW w:w="3686" w:type="dxa"/>
+            <w:tcW w:w="4600" w:type="dxa"/>
             <w:gridSpan w:val="4"/>
             <w:tcBorders>
               <w:top w:val="nil"/>
@@ -1398,7 +1297,7 @@
         </w:tc>
         <w:tc>
           <w:tcPr>
-            <w:tcW w:w="3669" w:type="dxa"/>
+            <w:tcW w:w="2755" w:type="dxa"/>
             <w:tcBorders>
               <w:top w:val="nil"/>
               <w:left w:val="nil"/>
@@ -1669,7 +1568,7 @@
         </w:tc>
         <w:tc>
           <w:tcPr>
-            <w:tcW w:w="3686" w:type="dxa"/>
+            <w:tcW w:w="4600" w:type="dxa"/>
             <w:gridSpan w:val="4"/>
             <w:tcBorders>
               <w:top w:val="nil"/>
@@ -1739,7 +1638,7 @@
         </w:tc>
         <w:tc>
           <w:tcPr>
-            <w:tcW w:w="3669" w:type="dxa"/>
+            <w:tcW w:w="2755" w:type="dxa"/>
             <w:tcBorders>
               <w:top w:val="nil"/>
               <w:left w:val="nil"/>
@@ -1926,7 +1825,7 @@
         </w:tc>
         <w:tc>
           <w:tcPr>
-            <w:tcW w:w="3686" w:type="dxa"/>
+            <w:tcW w:w="4600" w:type="dxa"/>
             <w:gridSpan w:val="4"/>
             <w:tcBorders>
               <w:top w:val="nil"/>
@@ -1996,7 +1895,7 @@
         </w:tc>
         <w:tc>
           <w:tcPr>
-            <w:tcW w:w="3669" w:type="dxa"/>
+            <w:tcW w:w="2755" w:type="dxa"/>
             <w:tcBorders>
               <w:top w:val="nil"/>
               <w:left w:val="nil"/>
@@ -2295,7 +2194,7 @@
         </w:tc>
         <w:tc>
           <w:tcPr>
-            <w:tcW w:w="3686" w:type="dxa"/>
+            <w:tcW w:w="4600" w:type="dxa"/>
             <w:gridSpan w:val="4"/>
             <w:tcBorders>
               <w:top w:val="nil"/>
@@ -2374,7 +2273,7 @@
         </w:tc>
         <w:tc>
           <w:tcPr>
-            <w:tcW w:w="3669" w:type="dxa"/>
+            <w:tcW w:w="2755" w:type="dxa"/>
             <w:tcBorders>
               <w:top w:val="nil"/>
               <w:left w:val="nil"/>
@@ -2582,7 +2481,7 @@
         </w:tc>
         <w:tc>
           <w:tcPr>
-            <w:tcW w:w="3686" w:type="dxa"/>
+            <w:tcW w:w="4600" w:type="dxa"/>
             <w:tcBorders>
               <w:top w:val="nil"/>
               <w:left w:val="nil"/>
@@ -2650,7 +2549,7 @@
         </w:tc>
         <w:tc>
           <w:tcPr>
-            <w:tcW w:w="3669" w:type="dxa"/>
+            <w:tcW w:w="2755" w:type="dxa"/>
             <w:tcBorders>
               <w:top w:val="nil"/>
               <w:left w:val="nil"/>
@@ -2860,7 +2759,7 @@
         </w:tc>
         <w:tc>
           <w:tcPr>
-            <w:tcW w:w="3686" w:type="dxa"/>
+            <w:tcW w:w="4600" w:type="dxa"/>
             <w:tcBorders>
               <w:top w:val="nil"/>
               <w:left w:val="nil"/>
@@ -2928,7 +2827,7 @@
         </w:tc>
         <w:tc>
           <w:tcPr>
-            <w:tcW w:w="3669" w:type="dxa"/>
+            <w:tcW w:w="2755" w:type="dxa"/>
             <w:tcBorders>
               <w:top w:val="nil"/>
               <w:left w:val="nil"/>

--- a/02_定制简历库/半亩花田/经营分析（2027届校招-J10946）/文雪_半亩花田_经营分析（2027届校招-J10946）.docx
+++ b/02_定制简历库/半亩花田/经营分析（2027届校招-J10946）/文雪_半亩花田_经营分析（2027届校招-J10946）.docx
@@ -9,6 +9,7 @@
           <w:rFonts w:hint="default"/>
           <w:vanish/>
         </w:rPr>
+        <w:spacing w:line="240" w:lineRule="auto" w:before="0" w:after="0"/>
       </w:pPr>
     </w:p>
     <w:tbl>
@@ -53,7 +54,7 @@
           </w:tcPr>
           <w:p>
             <w:pPr>
-              <w:spacing w:line="505" w:lineRule="atLeast"/>
+              <w:spacing w:line="240" w:lineRule="auto" w:before="0" w:after="0"/>
               <w:rPr>
                 <w:rFonts w:ascii="宋体" w:eastAsia="宋体" w:hAnsi="宋体"/>
                 <w:b/>
@@ -94,6 +95,7 @@
               <w:rPr>
                 <w:rFonts w:hint="default"/>
               </w:rPr>
+              <w:spacing w:line="240" w:lineRule="auto" w:before="0" w:after="0"/>
             </w:pPr>
             <w:r>
               <w:rPr>
@@ -132,102 +134,6 @@
           <w:trHeight w:val="430"/>
           <w:jc w:val="center"/>
         </w:trPr>
-        <w:tc>
-          <w:tcPr>
-            <w:tcW w:w="3673" w:type="dxa"/>
-            <w:tcBorders>
-              <w:top w:val="nil"/>
-              <w:left w:val="nil"/>
-              <w:bottom w:val="nil"/>
-              <w:right w:val="nil"/>
-            </w:tcBorders>
-            <w:tcMar>
-              <w:top w:w="0" w:type="dxa"/>
-              <w:left w:w="227" w:type="dxa"/>
-              <w:bottom w:w="0" w:type="dxa"/>
-              <w:right w:w="85" w:type="dxa"/>
-            </w:tcMar>
-            <w:vAlign w:val="center"/>
-          </w:tcPr>
-          <w:p>
-            <w:pPr>
-              <w:spacing w:line="315" w:lineRule="atLeast"/>
-              <w:rPr>
-                <w:rFonts w:hint="default"/>
-                <w:sz w:val="21"/>
-              </w:rPr>
-            </w:pPr>
-            <w:r>
-              <w:rPr>
-                <w:b/>
-                <w:bCs/>
-                <w:sz w:val="21"/>
-              </w:rPr>
-              <w:t>电话：</w:t>
-            </w:r>
-            <w:r>
-              <w:rPr>
-                <w:rFonts w:ascii="Times New Roman" w:hAnsi="Times New Roman" w:hint="default"/>
-                <w:sz w:val="21"/>
-              </w:rPr>
-              <w:t>18658249341</w:t>
-            </w:r>
-          </w:p>
-        </w:tc>
-        <w:tc>
-          <w:tcPr>
-            <w:tcW w:w="5868" w:type="dxa"/>
-            <w:tcBorders>
-              <w:top w:val="nil"/>
-              <w:left w:val="nil"/>
-              <w:bottom w:val="nil"/>
-              <w:right w:val="nil"/>
-            </w:tcBorders>
-            <w:tcMar>
-              <w:top w:w="0" w:type="dxa"/>
-              <w:left w:w="85" w:type="dxa"/>
-              <w:bottom w:w="0" w:type="dxa"/>
-              <w:right w:w="85" w:type="dxa"/>
-            </w:tcMar>
-            <w:vAlign w:val="center"/>
-          </w:tcPr>
-          <w:p>
-            <w:pPr>
-              <w:spacing w:line="315" w:lineRule="atLeast"/>
-              <w:rPr>
-                <w:sz w:val="21"/>
-              </w:rPr>
-            </w:pPr>
-            <w:r>
-              <w:rPr>
-                <w:b/>
-                <w:bCs/>
-                <w:sz w:val="21"/>
-              </w:rPr>
-              <w:t>邮箱：</w:t>
-            </w:r>
-            <w:r>
-              <w:rPr>
-                <w:rFonts w:ascii="Times New Roman" w:hAnsi="Times New Roman" w:hint="default"/>
-                <w:sz w:val="21"/>
-              </w:rPr>
-              <w:t>2631217547@qq.com</w:t>
-            </w:r>
-          </w:p>
-        </w:tc>
-        <w:tc>
-          <w:tcPr>
-            <w:tcW w:w="1203" w:type="dxa"/>
-            <w:shd w:val="clear" w:color="auto" w:fill="FFFFFF"/>
-          </w:tcPr>
-          <w:p>
-            <w:pPr>
-              <w:rPr>
-                <w:sz w:val="21"/>
-              </w:rPr>
-            </w:pPr>
-          </w:p>
-        </w:tc>
       </w:tr>
       <w:tr>
         <w:trPr>
@@ -254,7 +160,7 @@
           </w:tcPr>
           <w:p>
             <w:pPr>
-              <w:spacing w:line="315" w:lineRule="atLeast"/>
+              <w:spacing w:line="240" w:lineRule="auto" w:before="0" w:after="0"/>
               <w:rPr>
                 <w:b/>
                 <w:bCs/>
@@ -272,7 +178,7 @@
             </w:r>
             <w:r>
               <w:rPr>
-                <w:rFonts w:ascii="Times New Roman" w:eastAsia="宋体" w:hAnsi="Times New Roman" w:cs="宋体"/>
+                <w:rFonts w:ascii="宋体" w:eastAsia="宋体" w:hAnsi="宋体" w:cs="宋体"/>
                 <w:b/>
                 <w:bCs/>
                 <w:sz w:val="21"/>
@@ -282,6 +188,8 @@
             <w:r>
               <w:rPr>
                 <w:rFonts w:ascii="宋体" w:eastAsia="宋体" w:hAnsi="宋体" w:cs="宋体"/>
+                <w:b/>
+                <w:bCs/>
                 <w:sz w:val="21"/>
               </w:rPr>
               <w:t xml:space="preserve">经营分析</w:t>
@@ -296,6 +204,8 @@
             <w:r>
               <w:rPr>
                 <w:rFonts w:ascii="宋体" w:eastAsia="宋体" w:hAnsi="宋体" w:cs="宋体"/>
+                <w:b/>
+                <w:bCs/>
                 <w:sz w:val="21"/>
               </w:rPr>
               <w:t xml:space="preserve">数据分析</w:t>
@@ -312,6 +222,7 @@
               <w:rPr>
                 <w:sz w:val="21"/>
               </w:rPr>
+              <w:spacing w:line="240" w:lineRule="auto" w:before="0" w:after="0"/>
             </w:pPr>
           </w:p>
         </w:tc>
@@ -340,7 +251,7 @@
           </w:tcPr>
           <w:p>
             <w:pPr>
-              <w:spacing w:line="315" w:lineRule="atLeast"/>
+              <w:spacing w:line="240" w:lineRule="auto" w:before="0" w:after="0"/>
               <w:rPr>
                 <w:b/>
                 <w:bCs/>
@@ -359,6 +270,8 @@
             <w:r>
               <w:rPr>
                 <w:rFonts w:ascii="宋体" w:eastAsia="宋体" w:hAnsi="宋体" w:cs="宋体"/>
+                <w:b/>
+                <w:bCs/>
                 <w:sz w:val="21"/>
               </w:rPr>
               <w:t xml:space="preserve">数据分析全流程：掌握</w:t>
@@ -373,6 +286,8 @@
             <w:r>
               <w:rPr>
                 <w:rFonts w:ascii="宋体" w:eastAsia="宋体" w:hAnsi="宋体" w:cs="宋体"/>
+                <w:b/>
+                <w:bCs/>
                 <w:sz w:val="21"/>
               </w:rPr>
               <w:t xml:space="preserve">，累计处理</w:t>
@@ -387,6 +302,8 @@
             <w:r>
               <w:rPr>
                 <w:rFonts w:ascii="宋体" w:eastAsia="宋体" w:hAnsi="宋体" w:cs="宋体"/>
+                <w:b/>
+                <w:bCs/>
                 <w:sz w:val="21"/>
               </w:rPr>
               <w:t xml:space="preserve">万</w:t>
@@ -401,6 +318,8 @@
             <w:r>
               <w:rPr>
                 <w:rFonts w:ascii="宋体" w:eastAsia="宋体" w:hAnsi="宋体" w:cs="宋体"/>
+                <w:b/>
+                <w:bCs/>
                 <w:sz w:val="21"/>
               </w:rPr>
               <w:t xml:space="preserve">条业务数据与</w:t>
@@ -415,6 +334,8 @@
             <w:r>
               <w:rPr>
                 <w:rFonts w:ascii="宋体" w:eastAsia="宋体" w:hAnsi="宋体" w:cs="宋体"/>
+                <w:b/>
+                <w:bCs/>
                 <w:sz w:val="21"/>
               </w:rPr>
               <w:t xml:space="preserve">份问卷，能独立完成清洗→建模→可视化→结论输出；建模落地：独立构建选址</w:t>
@@ -429,6 +350,8 @@
             <w:r>
               <w:rPr>
                 <w:rFonts w:ascii="宋体" w:eastAsia="宋体" w:hAnsi="宋体" w:cs="宋体"/>
+                <w:b/>
+                <w:bCs/>
                 <w:sz w:val="21"/>
               </w:rPr>
               <w:t xml:space="preserve">路径双层优化模型（</w:t>
@@ -443,6 +366,8 @@
             <w:r>
               <w:rPr>
                 <w:rFonts w:ascii="宋体" w:eastAsia="宋体" w:hAnsi="宋体" w:cs="宋体"/>
+                <w:b/>
+                <w:bCs/>
                 <w:sz w:val="21"/>
               </w:rPr>
               <w:t xml:space="preserve">求解），测算总成本降低</w:t>
@@ -457,6 +382,8 @@
             <w:r>
               <w:rPr>
                 <w:rFonts w:ascii="宋体" w:eastAsia="宋体" w:hAnsi="宋体" w:cs="宋体"/>
+                <w:b/>
+                <w:bCs/>
                 <w:sz w:val="21"/>
               </w:rPr>
               <w:t xml:space="preserve">、配送时长缩短</w:t>
@@ -471,6 +398,8 @@
             <w:r>
               <w:rPr>
                 <w:rFonts w:ascii="宋体" w:eastAsia="宋体" w:hAnsi="宋体" w:cs="宋体"/>
+                <w:b/>
+                <w:bCs/>
                 <w:sz w:val="21"/>
               </w:rPr>
               <w:t xml:space="preserve">，具备搭建数据分析模型并落地的能力；数据敏感度：基于</w:t>
@@ -485,6 +414,8 @@
             <w:r>
               <w:rPr>
                 <w:rFonts w:ascii="宋体" w:eastAsia="宋体" w:hAnsi="宋体" w:cs="宋体"/>
+                <w:b/>
+                <w:bCs/>
                 <w:sz w:val="21"/>
               </w:rPr>
               <w:t xml:space="preserve">条真实营销数据做多维度分层，用帕累托图、相关性热力图、转化瀑布图定位高价值客群与流失关键环节，善于发现数据异常与业务规律；项目主导力：独立主导</w:t>
@@ -499,6 +430,8 @@
             <w:r>
               <w:rPr>
                 <w:rFonts w:ascii="宋体" w:eastAsia="宋体" w:hAnsi="宋体" w:cs="宋体"/>
+                <w:b/>
+                <w:bCs/>
                 <w:sz w:val="21"/>
               </w:rPr>
               <w:t xml:space="preserve">个研究项目从问题定义、数据收集到报告交付全流程；统筹设计</w:t>
@@ -513,6 +446,8 @@
             <w:r>
               <w:rPr>
                 <w:rFonts w:ascii="宋体" w:eastAsia="宋体" w:hAnsi="宋体" w:cs="宋体"/>
+                <w:b/>
+                <w:bCs/>
                 <w:sz w:val="21"/>
               </w:rPr>
               <w:t xml:space="preserve">份问卷调研，具备数据项目</w:t>
@@ -527,6 +462,8 @@
             <w:r>
               <w:rPr>
                 <w:rFonts w:ascii="宋体" w:eastAsia="宋体" w:hAnsi="宋体" w:cs="宋体"/>
+                <w:b/>
+                <w:bCs/>
                 <w:sz w:val="21"/>
               </w:rPr>
               <w:t xml:space="preserve">经验</w:t>
@@ -541,6 +478,7 @@
           <w:vanish/>
           <w:sz w:val="2"/>
         </w:rPr>
+        <w:spacing w:line="240" w:lineRule="auto" w:before="0" w:after="0"/>
       </w:pPr>
     </w:p>
     <w:tbl>
@@ -582,7 +520,7 @@
           </w:tcPr>
           <w:p>
             <w:pPr>
-              <w:spacing w:line="275" w:lineRule="atLeast"/>
+              <w:spacing w:line="240" w:lineRule="auto" w:before="0" w:after="0"/>
             </w:pPr>
             <w:r>
               <w:rPr>
@@ -653,7 +591,7 @@
                 </w:tcPr>
                 <w:p>
                   <w:pPr>
-                    <w:spacing w:line="315" w:lineRule="atLeast"/>
+                    <w:spacing w:line="240" w:lineRule="auto" w:before="0" w:after="0"/>
                     <w:jc w:val="center"/>
                     <w:rPr>
                       <w:sz w:val="21"/>
@@ -680,7 +618,7 @@
                 </w:tcPr>
                 <w:p>
                   <w:pPr>
-                    <w:spacing w:line="315" w:lineRule="atLeast"/>
+                    <w:spacing w:line="240" w:lineRule="auto" w:before="0" w:after="0"/>
                     <w:rPr>
                       <w:b/>
                       <w:bCs/>
@@ -717,7 +655,7 @@
                 </w:tcPr>
                 <w:p>
                   <w:pPr>
-                    <w:spacing w:line="315" w:lineRule="atLeast"/>
+                    <w:spacing w:line="240" w:lineRule="auto" w:before="0" w:after="0"/>
                     <w:rPr>
                       <w:b/>
                       <w:bCs/>
@@ -792,7 +730,7 @@
                 </w:tcPr>
                 <w:p>
                   <w:pPr>
-                    <w:spacing w:line="315" w:lineRule="atLeast"/>
+                    <w:spacing w:line="240" w:lineRule="auto" w:before="0" w:after="0"/>
                     <w:rPr>
                       <w:rFonts w:ascii="Times New Roman" w:eastAsia="等线" w:hAnsi="Times New Roman" w:hint="default"/>
                       <w:b/>
@@ -815,7 +753,7 @@
           </w:tbl>
           <w:p>
             <w:pPr>
-              <w:spacing w:line="275" w:lineRule="atLeast"/>
+              <w:spacing w:line="240" w:lineRule="auto" w:before="0" w:after="0"/>
               <w:rPr>
                 <w:b/>
                 <w:bCs/>
@@ -830,6 +768,7 @@
         <w:rPr>
           <w:vanish/>
         </w:rPr>
+        <w:spacing w:line="240" w:lineRule="auto" w:before="0" w:after="0"/>
       </w:pPr>
     </w:p>
     <w:p>
@@ -838,6 +777,7 @@
           <w:vanish/>
           <w:sz w:val="21"/>
         </w:rPr>
+        <w:spacing w:line="240" w:lineRule="auto" w:before="0" w:after="0"/>
       </w:pPr>
     </w:p>
     <w:tbl>
@@ -879,7 +819,7 @@
           </w:tcPr>
           <w:p>
             <w:pPr>
-              <w:spacing w:line="210" w:lineRule="atLeast"/>
+              <w:spacing w:line="240" w:lineRule="auto" w:before="0" w:after="0"/>
               <w:rPr>
                 <w:sz w:val="21"/>
               </w:rPr>
@@ -909,7 +849,7 @@
                 <w:ilvl w:val="0"/>
                 <w:numId w:val="2"/>
               </w:numPr>
-              <w:spacing w:line="315" w:lineRule="atLeast"/>
+              <w:spacing w:line="240" w:lineRule="auto" w:before="0" w:after="0"/>
               <w:ind w:left="442" w:hanging="442"/>
               <w:rPr>
                 <w:sz w:val="21"/>
@@ -927,6 +867,8 @@
             <w:r>
               <w:rPr>
                 <w:rFonts w:ascii="宋体" w:eastAsia="宋体" w:hAnsi="宋体" w:cs="宋体"/>
+                <w:b/>
+                <w:bCs/>
                 <w:sz w:val="21"/>
               </w:rPr>
               <w:t xml:space="preserve">统计学、</w:t>
@@ -941,6 +883,8 @@
             <w:r>
               <w:rPr>
                 <w:rFonts w:ascii="宋体" w:eastAsia="宋体" w:hAnsi="宋体" w:cs="宋体"/>
+                <w:b/>
+                <w:bCs/>
                 <w:sz w:val="21"/>
               </w:rPr>
               <w:t xml:space="preserve">程序设计、大数据管理与分析、供应链建模与仿真、</w:t>
@@ -955,6 +899,8 @@
             <w:r>
               <w:rPr>
                 <w:rFonts w:ascii="宋体" w:eastAsia="宋体" w:hAnsi="宋体" w:cs="宋体"/>
+                <w:b/>
+                <w:bCs/>
                 <w:sz w:val="21"/>
               </w:rPr>
               <w:t xml:space="preserve">供应链管理综合实验、采购管理、物流管理</w:t>
@@ -985,7 +931,7 @@
           </w:tcPr>
           <w:p>
             <w:pPr>
-              <w:spacing w:line="210" w:lineRule="atLeast"/>
+              <w:spacing w:line="240" w:lineRule="auto" w:before="0" w:after="0"/>
               <w:rPr>
                 <w:sz w:val="21"/>
               </w:rPr>
@@ -1015,7 +961,7 @@
                 <w:ilvl w:val="0"/>
                 <w:numId w:val="2"/>
               </w:numPr>
-              <w:spacing w:line="315" w:lineRule="atLeast"/>
+              <w:spacing w:line="240" w:lineRule="auto" w:before="0" w:after="0"/>
               <w:rPr>
                 <w:sz w:val="21"/>
               </w:rPr>
@@ -1032,6 +978,8 @@
             <w:r>
               <w:rPr>
                 <w:rFonts w:ascii="宋体" w:eastAsia="宋体" w:hAnsi="宋体" w:cs="宋体"/>
+                <w:b/>
+                <w:bCs/>
                 <w:sz w:val="21"/>
               </w:rPr>
               <w:t xml:space="preserve">山东大学</w:t>
@@ -1046,6 +994,8 @@
             <w:r>
               <w:rPr>
                 <w:rFonts w:ascii="宋体" w:eastAsia="宋体" w:hAnsi="宋体" w:cs="宋体"/>
+                <w:b/>
+                <w:bCs/>
                 <w:sz w:val="21"/>
               </w:rPr>
               <w:t xml:space="preserve">—</w:t>
@@ -1060,6 +1010,8 @@
             <w:r>
               <w:rPr>
                 <w:rFonts w:ascii="宋体" w:eastAsia="宋体" w:hAnsi="宋体" w:cs="宋体"/>
+                <w:b/>
+                <w:bCs/>
                 <w:sz w:val="21"/>
               </w:rPr>
               <w:t xml:space="preserve">年暑期社会实践专项优秀等级</w:t>
@@ -1074,6 +1026,7 @@
           <w:vanish/>
           <w:sz w:val="21"/>
         </w:rPr>
+        <w:spacing w:line="240" w:lineRule="auto" w:before="0" w:after="0"/>
       </w:pPr>
     </w:p>
     <w:p>
@@ -1082,6 +1035,7 @@
           <w:vanish/>
           <w:sz w:val="2"/>
         </w:rPr>
+        <w:spacing w:line="240" w:lineRule="auto" w:before="0" w:after="0"/>
       </w:pPr>
     </w:p>
     <w:p>
@@ -1089,6 +1043,7 @@
         <w:rPr>
           <w:vanish/>
         </w:rPr>
+        <w:spacing w:line="240" w:lineRule="auto" w:before="0" w:after="0"/>
       </w:pPr>
     </w:p>
     <w:p>
@@ -1097,6 +1052,7 @@
           <w:vanish/>
           <w:sz w:val="21"/>
         </w:rPr>
+        <w:spacing w:line="240" w:lineRule="auto" w:before="0" w:after="0"/>
       </w:pPr>
     </w:p>
     <w:p>
@@ -1105,6 +1061,7 @@
           <w:vanish/>
           <w:sz w:val="21"/>
         </w:rPr>
+        <w:spacing w:line="240" w:lineRule="auto" w:before="0" w:after="0"/>
       </w:pPr>
     </w:p>
     <w:p>
@@ -1113,6 +1070,7 @@
           <w:vanish/>
           <w:sz w:val="2"/>
         </w:rPr>
+        <w:spacing w:line="240" w:lineRule="auto" w:before="0" w:after="0"/>
       </w:pPr>
     </w:p>
     <w:tbl>
@@ -1166,7 +1124,7 @@
           </w:tcPr>
           <w:p>
             <w:pPr>
-              <w:spacing w:line="275" w:lineRule="atLeast"/>
+              <w:spacing w:line="240" w:lineRule="auto" w:before="0" w:after="0"/>
               <w:rPr>
                 <w:rFonts w:ascii="Times New Roman" w:hAnsi="Times New Roman"/>
                 <w:b/>
@@ -1217,7 +1175,7 @@
           </w:tcPr>
           <w:p>
             <w:pPr>
-              <w:spacing w:line="315" w:lineRule="atLeast"/>
+              <w:spacing w:line="240" w:lineRule="auto" w:before="0" w:after="0"/>
               <w:rPr>
                 <w:rFonts w:ascii="Times New Roman" w:hAnsi="Times New Roman"/>
                 <w:sz w:val="21"/>
@@ -1245,7 +1203,7 @@
           </w:tcPr>
           <w:p>
             <w:pPr>
-              <w:spacing w:line="315" w:lineRule="atLeast"/>
+              <w:spacing w:line="240" w:lineRule="auto" w:before="0" w:after="0"/>
               <w:rPr>
                 <w:rFonts w:ascii="Times New Roman" w:hAnsi="Times New Roman"/>
                 <w:sz w:val="21"/>
@@ -1276,7 +1234,7 @@
           </w:tcPr>
           <w:p>
             <w:pPr>
-              <w:spacing w:line="315" w:lineRule="atLeast"/>
+              <w:spacing w:line="240" w:lineRule="auto" w:before="0" w:after="0"/>
               <w:rPr>
                 <w:rFonts w:ascii="Times New Roman" w:eastAsia="等线" w:hAnsi="Times New Roman"/>
                 <w:b/>
@@ -1308,7 +1266,7 @@
           </w:tcPr>
           <w:p>
             <w:pPr>
-              <w:spacing w:line="315" w:lineRule="atLeast"/>
+              <w:spacing w:line="240" w:lineRule="auto" w:before="0" w:after="0"/>
               <w:rPr>
                 <w:rFonts w:ascii="Times New Roman" w:eastAsia="等线" w:hAnsi="Times New Roman" w:hint="default"/>
                 <w:b/>
@@ -1318,7 +1276,7 @@
             </w:pPr>
             <w:r>
               <w:rPr>
-                <w:rFonts w:ascii="Times New Roman" w:eastAsia="宋体" w:hAnsi="Times New Roman" w:cs="宋体"/>
+                <w:rFonts w:ascii="宋体" w:eastAsia="宋体" w:hAnsi="宋体" w:cs="宋体"/>
                 <w:b/>
                 <w:bCs/>
                 <w:sz w:val="21"/>
@@ -1353,7 +1311,7 @@
           </w:tcPr>
           <w:p>
             <w:pPr>
-              <w:spacing w:line="315" w:lineRule="atLeast"/>
+              <w:spacing w:line="240" w:lineRule="auto" w:before="0" w:after="0"/>
               <w:rPr>
                 <w:rFonts w:ascii="Times New Roman" w:hAnsi="Times New Roman"/>
                 <w:sz w:val="21"/>
@@ -1385,7 +1343,7 @@
                 <w:ilvl w:val="0"/>
                 <w:numId w:val="9"/>
               </w:numPr>
-              <w:spacing w:line="315" w:lineRule="atLeast"/>
+              <w:spacing w:line="240" w:lineRule="auto" w:before="0" w:after="0"/>
               <w:rPr>
                 <w:rFonts w:ascii="Times New Roman" w:eastAsia="宋体" w:hAnsi="Times New Roman" w:cs="宋体" w:hint="default"/>
                 <w:sz w:val="21"/>
@@ -1394,6 +1352,8 @@
             <w:r>
               <w:rPr>
                 <w:rFonts w:ascii="宋体" w:eastAsia="宋体" w:hAnsi="宋体" w:cs="宋体"/>
+                <w:b/>
+                <w:bCs/>
                 <w:sz w:val="21"/>
               </w:rPr>
               <w:t xml:space="preserve">基于</w:t>
@@ -1408,6 +1368,8 @@
             <w:r>
               <w:rPr>
                 <w:rFonts w:ascii="宋体" w:eastAsia="宋体" w:hAnsi="宋体" w:cs="宋体"/>
+                <w:b/>
+                <w:bCs/>
                 <w:sz w:val="21"/>
               </w:rPr>
               <w:t xml:space="preserve">模型设计</w:t>
@@ -1422,6 +1384,8 @@
             <w:r>
               <w:rPr>
                 <w:rFonts w:ascii="宋体" w:eastAsia="宋体" w:hAnsi="宋体" w:cs="宋体"/>
+                <w:b/>
+                <w:bCs/>
                 <w:sz w:val="21"/>
               </w:rPr>
               <w:t xml:space="preserve">点李克特量表问卷，回收</w:t>
@@ -1436,6 +1400,8 @@
             <w:r>
               <w:rPr>
                 <w:rFonts w:ascii="宋体" w:eastAsia="宋体" w:hAnsi="宋体" w:cs="宋体"/>
+                <w:b/>
+                <w:bCs/>
                 <w:sz w:val="21"/>
               </w:rPr>
               <w:t xml:space="preserve">份有效样本，用</w:t>
@@ -1450,6 +1416,8 @@
             <w:r>
               <w:rPr>
                 <w:rFonts w:ascii="宋体" w:eastAsia="宋体" w:hAnsi="宋体" w:cs="宋体"/>
+                <w:b/>
+                <w:bCs/>
                 <w:sz w:val="21"/>
               </w:rPr>
               <w:t xml:space="preserve">和</w:t>
@@ -1464,6 +1432,8 @@
             <w:r>
               <w:rPr>
                 <w:rFonts w:ascii="宋体" w:eastAsia="宋体" w:hAnsi="宋体" w:cs="宋体"/>
+                <w:b/>
+                <w:bCs/>
                 <w:sz w:val="21"/>
               </w:rPr>
               <w:t xml:space="preserve">完成统计分析</w:t>
@@ -1475,7 +1445,7 @@
                 <w:ilvl w:val="0"/>
                 <w:numId w:val="9"/>
               </w:numPr>
-              <w:spacing w:line="315" w:lineRule="atLeast"/>
+              <w:spacing w:line="240" w:lineRule="auto" w:before="0" w:after="0"/>
               <w:rPr>
                 <w:rFonts w:ascii="Times New Roman" w:eastAsia="宋体" w:hAnsi="Times New Roman" w:cs="宋体" w:hint="default"/>
                 <w:sz w:val="21"/>
@@ -1484,6 +1454,8 @@
             <w:r>
               <w:rPr>
                 <w:rFonts w:ascii="宋体" w:eastAsia="宋体" w:hAnsi="宋体" w:cs="宋体"/>
+                <w:b/>
+                <w:bCs/>
                 <w:sz w:val="21"/>
               </w:rPr>
               <w:t xml:space="preserve">验证交互性（</w:t>
@@ -1498,6 +1470,8 @@
             <w:r>
               <w:rPr>
                 <w:rFonts w:ascii="宋体" w:eastAsia="宋体" w:hAnsi="宋体" w:cs="宋体"/>
+                <w:b/>
+                <w:bCs/>
                 <w:sz w:val="21"/>
               </w:rPr>
               <w:t xml:space="preserve">）、个性化（</w:t>
@@ -1512,6 +1486,8 @@
             <w:r>
               <w:rPr>
                 <w:rFonts w:ascii="宋体" w:eastAsia="宋体" w:hAnsi="宋体" w:cs="宋体"/>
+                <w:b/>
+                <w:bCs/>
                 <w:sz w:val="21"/>
               </w:rPr>
               <w:t xml:space="preserve">）、自主性（</w:t>
@@ -1526,6 +1502,8 @@
             <w:r>
               <w:rPr>
                 <w:rFonts w:ascii="宋体" w:eastAsia="宋体" w:hAnsi="宋体" w:cs="宋体"/>
+                <w:b/>
+                <w:bCs/>
                 <w:sz w:val="21"/>
               </w:rPr>
               <w:t xml:space="preserve">）显著正向影响用户感知价值，识别问题识别准确性、智能解决能力为核心影响因素，为业务优化提供数据支撑</w:t>
@@ -1558,7 +1536,7 @@
           </w:tcPr>
           <w:p>
             <w:pPr>
-              <w:spacing w:line="315" w:lineRule="atLeast"/>
+              <w:spacing w:line="240" w:lineRule="auto" w:before="0" w:after="0"/>
               <w:rPr>
                 <w:rFonts w:ascii="Times New Roman" w:hAnsi="Times New Roman"/>
                 <w:sz w:val="21"/>
@@ -1586,7 +1564,7 @@
           </w:tcPr>
           <w:p>
             <w:pPr>
-              <w:spacing w:line="315" w:lineRule="atLeast"/>
+              <w:spacing w:line="240" w:lineRule="auto" w:before="0" w:after="0"/>
               <w:rPr>
                 <w:rFonts w:ascii="Times New Roman" w:hAnsi="Times New Roman"/>
                 <w:sz w:val="21"/>
@@ -1617,7 +1595,7 @@
           </w:tcPr>
           <w:p>
             <w:pPr>
-              <w:spacing w:line="315" w:lineRule="atLeast"/>
+              <w:spacing w:line="240" w:lineRule="auto" w:before="0" w:after="0"/>
               <w:rPr>
                 <w:rFonts w:ascii="Times New Roman" w:eastAsia="等线" w:hAnsi="Times New Roman"/>
                 <w:b/>
@@ -1649,7 +1627,7 @@
           </w:tcPr>
           <w:p>
             <w:pPr>
-              <w:spacing w:line="315" w:lineRule="atLeast"/>
+              <w:spacing w:line="240" w:lineRule="auto" w:before="0" w:after="0"/>
               <w:rPr>
                 <w:rFonts w:ascii="Times New Roman" w:eastAsia="等线" w:hAnsi="Times New Roman" w:hint="default"/>
                 <w:b/>
@@ -1659,7 +1637,7 @@
             </w:pPr>
             <w:r>
               <w:rPr>
-                <w:rFonts w:ascii="Times New Roman" w:eastAsia="宋体" w:hAnsi="Times New Roman" w:cs="宋体"/>
+                <w:rFonts w:ascii="宋体" w:eastAsia="宋体" w:hAnsi="宋体" w:cs="宋体"/>
                 <w:b/>
                 <w:bCs/>
                 <w:sz w:val="21"/>
@@ -1694,7 +1672,7 @@
           </w:tcPr>
           <w:p>
             <w:pPr>
-              <w:spacing w:line="315" w:lineRule="atLeast"/>
+              <w:spacing w:line="240" w:lineRule="auto" w:before="0" w:after="0"/>
               <w:rPr>
                 <w:rFonts w:ascii="Times New Roman" w:hAnsi="Times New Roman"/>
                 <w:sz w:val="21"/>
@@ -1726,7 +1704,7 @@
                 <w:ilvl w:val="0"/>
                 <w:numId w:val="9"/>
               </w:numPr>
-              <w:spacing w:line="315" w:lineRule="atLeast"/>
+              <w:spacing w:line="240" w:lineRule="auto" w:before="0" w:after="0"/>
               <w:rPr>
                 <w:rFonts w:ascii="Times New Roman" w:eastAsia="宋体" w:hAnsi="Times New Roman" w:cs="宋体" w:hint="default"/>
                 <w:sz w:val="21"/>
@@ -1735,6 +1713,8 @@
             <w:r>
               <w:rPr>
                 <w:rFonts w:ascii="宋体" w:eastAsia="宋体" w:hAnsi="宋体" w:cs="宋体"/>
+                <w:b/>
+                <w:bCs/>
                 <w:sz w:val="21"/>
               </w:rPr>
               <w:t xml:space="preserve">基于</w:t>
@@ -1749,6 +1729,8 @@
             <w:r>
               <w:rPr>
                 <w:rFonts w:ascii="宋体" w:eastAsia="宋体" w:hAnsi="宋体" w:cs="宋体"/>
+                <w:b/>
+                <w:bCs/>
                 <w:sz w:val="21"/>
               </w:rPr>
               <w:t xml:space="preserve">条真实营销数据，用</w:t>
@@ -1763,6 +1745,8 @@
             <w:r>
               <w:rPr>
                 <w:rFonts w:ascii="宋体" w:eastAsia="宋体" w:hAnsi="宋体" w:cs="宋体"/>
+                <w:b/>
+                <w:bCs/>
                 <w:sz w:val="21"/>
               </w:rPr>
               <w:t xml:space="preserve">完成缺失值与异常值清洗，对年龄、职业、营销频次等字段做多维度分层统计</w:t>
@@ -1774,7 +1758,7 @@
                 <w:ilvl w:val="0"/>
                 <w:numId w:val="9"/>
               </w:numPr>
-              <w:spacing w:line="315" w:lineRule="atLeast"/>
+              <w:spacing w:line="240" w:lineRule="auto" w:before="0" w:after="0"/>
               <w:rPr>
                 <w:rFonts w:ascii="Times New Roman" w:eastAsia="宋体" w:hAnsi="Times New Roman" w:cs="宋体" w:hint="default"/>
                 <w:sz w:val="21"/>
@@ -1783,6 +1767,8 @@
             <w:r>
               <w:rPr>
                 <w:rFonts w:ascii="宋体" w:eastAsia="宋体" w:hAnsi="宋体" w:cs="宋体"/>
+                <w:b/>
+                <w:bCs/>
                 <w:sz w:val="21"/>
               </w:rPr>
               <w:t xml:space="preserve">独立绘制帕累托图、相关性热力图、订阅转化率瀑布图，识别关键影响变量，为客户分群与营销资源分配提供数据支撑</w:t>
@@ -1815,7 +1801,7 @@
           </w:tcPr>
           <w:p>
             <w:pPr>
-              <w:spacing w:line="315" w:lineRule="atLeast"/>
+              <w:spacing w:line="240" w:lineRule="auto" w:before="0" w:after="0"/>
               <w:rPr>
                 <w:rFonts w:ascii="Times New Roman" w:hAnsi="Times New Roman"/>
                 <w:sz w:val="21"/>
@@ -1843,7 +1829,7 @@
           </w:tcPr>
           <w:p>
             <w:pPr>
-              <w:spacing w:line="315" w:lineRule="atLeast"/>
+              <w:spacing w:line="240" w:lineRule="auto" w:before="0" w:after="0"/>
               <w:rPr>
                 <w:rFonts w:ascii="Times New Roman" w:hAnsi="Times New Roman"/>
                 <w:sz w:val="21"/>
@@ -1874,7 +1860,7 @@
           </w:tcPr>
           <w:p>
             <w:pPr>
-              <w:spacing w:line="315" w:lineRule="atLeast"/>
+              <w:spacing w:line="240" w:lineRule="auto" w:before="0" w:after="0"/>
               <w:rPr>
                 <w:rFonts w:ascii="Times New Roman" w:eastAsia="等线" w:hAnsi="Times New Roman"/>
                 <w:b/>
@@ -1906,7 +1892,7 @@
           </w:tcPr>
           <w:p>
             <w:pPr>
-              <w:spacing w:line="315" w:lineRule="atLeast"/>
+              <w:spacing w:line="240" w:lineRule="auto" w:before="0" w:after="0"/>
               <w:rPr>
                 <w:rFonts w:ascii="Times New Roman" w:eastAsia="等线" w:hAnsi="Times New Roman" w:hint="default"/>
                 <w:b/>
@@ -1916,7 +1902,7 @@
             </w:pPr>
             <w:r>
               <w:rPr>
-                <w:rFonts w:ascii="Times New Roman" w:eastAsia="宋体" w:hAnsi="Times New Roman" w:cs="宋体"/>
+                <w:rFonts w:ascii="宋体" w:eastAsia="宋体" w:hAnsi="宋体" w:cs="宋体"/>
                 <w:b/>
                 <w:bCs/>
                 <w:sz w:val="21"/>
@@ -1951,7 +1937,7 @@
           </w:tcPr>
           <w:p>
             <w:pPr>
-              <w:spacing w:line="315" w:lineRule="atLeast"/>
+              <w:spacing w:line="240" w:lineRule="auto" w:before="0" w:after="0"/>
               <w:rPr>
                 <w:rFonts w:ascii="Times New Roman" w:hAnsi="Times New Roman"/>
                 <w:sz w:val="21"/>
@@ -1983,7 +1969,7 @@
                 <w:ilvl w:val="0"/>
                 <w:numId w:val="9"/>
               </w:numPr>
-              <w:spacing w:line="315" w:lineRule="atLeast"/>
+              <w:spacing w:line="240" w:lineRule="auto" w:before="0" w:after="0"/>
               <w:rPr>
                 <w:rFonts w:ascii="Times New Roman" w:eastAsia="宋体" w:hAnsi="Times New Roman" w:cs="宋体" w:hint="default"/>
                 <w:sz w:val="21"/>
@@ -1992,6 +1978,8 @@
             <w:r>
               <w:rPr>
                 <w:rFonts w:ascii="宋体" w:eastAsia="宋体" w:hAnsi="宋体" w:cs="宋体"/>
+                <w:b/>
+                <w:bCs/>
                 <w:sz w:val="21"/>
               </w:rPr>
               <w:t xml:space="preserve">针对自提点布局零散痛点，构建选址</w:t>
@@ -2006,6 +1994,8 @@
             <w:r>
               <w:rPr>
                 <w:rFonts w:ascii="宋体" w:eastAsia="宋体" w:hAnsi="宋体" w:cs="宋体"/>
+                <w:b/>
+                <w:bCs/>
                 <w:sz w:val="21"/>
               </w:rPr>
               <w:t xml:space="preserve">路径双层优化模型，将年龄分层服务半径纳入目标函数，基于</w:t>
@@ -2020,6 +2010,8 @@
             <w:r>
               <w:rPr>
                 <w:rFonts w:ascii="宋体" w:eastAsia="宋体" w:hAnsi="宋体" w:cs="宋体"/>
+                <w:b/>
+                <w:bCs/>
                 <w:sz w:val="21"/>
               </w:rPr>
               <w:t xml:space="preserve">个候选点、日均</w:t>
@@ -2034,6 +2026,8 @@
             <w:r>
               <w:rPr>
                 <w:rFonts w:ascii="宋体" w:eastAsia="宋体" w:hAnsi="宋体" w:cs="宋体"/>
+                <w:b/>
+                <w:bCs/>
                 <w:sz w:val="21"/>
               </w:rPr>
               <w:t xml:space="preserve">单真实数据用</w:t>
@@ -2048,6 +2042,8 @@
             <w:r>
               <w:rPr>
                 <w:rFonts w:ascii="宋体" w:eastAsia="宋体" w:hAnsi="宋体" w:cs="宋体"/>
+                <w:b/>
+                <w:bCs/>
                 <w:sz w:val="21"/>
               </w:rPr>
               <w:t xml:space="preserve">求解</w:t>
@@ -2059,7 +2055,7 @@
                 <w:ilvl w:val="0"/>
                 <w:numId w:val="9"/>
               </w:numPr>
-              <w:spacing w:line="315" w:lineRule="atLeast"/>
+              <w:spacing w:line="240" w:lineRule="auto" w:before="0" w:after="0"/>
               <w:rPr>
                 <w:rFonts w:ascii="Times New Roman" w:eastAsia="宋体" w:hAnsi="Times New Roman" w:cs="宋体" w:hint="default"/>
                 <w:sz w:val="21"/>
@@ -2068,6 +2064,8 @@
             <w:r>
               <w:rPr>
                 <w:rFonts w:ascii="宋体" w:eastAsia="宋体" w:hAnsi="宋体" w:cs="宋体"/>
+                <w:b/>
+                <w:bCs/>
                 <w:sz w:val="21"/>
               </w:rPr>
               <w:t xml:space="preserve">输出“</w:t>
@@ -2082,6 +2080,8 @@
             <w:r>
               <w:rPr>
                 <w:rFonts w:ascii="宋体" w:eastAsia="宋体" w:hAnsi="宋体" w:cs="宋体"/>
+                <w:b/>
+                <w:bCs/>
                 <w:sz w:val="21"/>
               </w:rPr>
               <w:t xml:space="preserve">核心点</w:t>
@@ -2096,6 +2096,8 @@
             <w:r>
               <w:rPr>
                 <w:rFonts w:ascii="宋体" w:eastAsia="宋体" w:hAnsi="宋体" w:cs="宋体"/>
+                <w:b/>
+                <w:bCs/>
                 <w:sz w:val="21"/>
               </w:rPr>
               <w:t xml:space="preserve">动态临时点”方案：总成本降低</w:t>
@@ -2110,6 +2112,8 @@
             <w:r>
               <w:rPr>
                 <w:rFonts w:ascii="宋体" w:eastAsia="宋体" w:hAnsi="宋体" w:cs="宋体"/>
+                <w:b/>
+                <w:bCs/>
                 <w:sz w:val="21"/>
               </w:rPr>
               <w:t xml:space="preserve">、老年覆盖率</w:t>
@@ -2124,6 +2128,8 @@
             <w:r>
               <w:rPr>
                 <w:rFonts w:ascii="宋体" w:eastAsia="宋体" w:hAnsi="宋体" w:cs="宋体"/>
+                <w:b/>
+                <w:bCs/>
                 <w:sz w:val="21"/>
               </w:rPr>
               <w:t xml:space="preserve">→</w:t>
@@ -2138,6 +2144,8 @@
             <w:r>
               <w:rPr>
                 <w:rFonts w:ascii="宋体" w:eastAsia="宋体" w:hAnsi="宋体" w:cs="宋体"/>
+                <w:b/>
+                <w:bCs/>
                 <w:sz w:val="21"/>
               </w:rPr>
               <w:t xml:space="preserve">、配送时长缩短</w:t>
@@ -2152,6 +2160,8 @@
             <w:r>
               <w:rPr>
                 <w:rFonts w:ascii="宋体" w:eastAsia="宋体" w:hAnsi="宋体" w:cs="宋体"/>
+                <w:b/>
+                <w:bCs/>
                 <w:sz w:val="21"/>
               </w:rPr>
               <w:t xml:space="preserve">，验证「数据→模型→决策」闭环</w:t>
@@ -2184,7 +2194,7 @@
           </w:tcPr>
           <w:p>
             <w:pPr>
-              <w:spacing w:line="315" w:lineRule="atLeast"/>
+              <w:spacing w:line="240" w:lineRule="auto" w:before="0" w:after="0"/>
               <w:rPr>
                 <w:rFonts w:ascii="Times New Roman" w:hAnsi="Times New Roman"/>
                 <w:sz w:val="21"/>
@@ -2212,7 +2222,7 @@
           </w:tcPr>
           <w:p>
             <w:pPr>
-              <w:spacing w:line="315" w:lineRule="atLeast"/>
+              <w:spacing w:line="240" w:lineRule="auto" w:before="0" w:after="0"/>
               <w:rPr>
                 <w:rFonts w:ascii="Times New Roman" w:hAnsi="Times New Roman"/>
                 <w:sz w:val="21"/>
@@ -2220,7 +2230,7 @@
             </w:pPr>
             <w:r>
               <w:rPr>
-                <w:rFonts w:ascii="Times New Roman" w:eastAsia="宋体" w:hAnsi="Times New Roman" w:cs="宋体"/>
+                <w:rFonts w:ascii="宋体" w:eastAsia="宋体" w:hAnsi="宋体" w:cs="宋体"/>
                 <w:b/>
                 <w:bCs/>
                 <w:sz w:val="21"/>
@@ -2252,7 +2262,7 @@
           </w:tcPr>
           <w:p>
             <w:pPr>
-              <w:spacing w:line="315" w:lineRule="atLeast"/>
+              <w:spacing w:line="240" w:lineRule="auto" w:before="0" w:after="0"/>
               <w:rPr>
                 <w:rFonts w:ascii="Times New Roman" w:eastAsia="等线" w:hAnsi="Times New Roman"/>
                 <w:b/>
@@ -2284,7 +2294,7 @@
           </w:tcPr>
           <w:p>
             <w:pPr>
-              <w:spacing w:line="315" w:lineRule="atLeast"/>
+              <w:spacing w:line="240" w:lineRule="auto" w:before="0" w:after="0"/>
               <w:rPr>
                 <w:rFonts w:ascii="Times New Roman" w:eastAsia="等线" w:hAnsi="Times New Roman" w:hint="default"/>
                 <w:b/>
@@ -2294,7 +2304,7 @@
             </w:pPr>
             <w:r>
               <w:rPr>
-                <w:rFonts w:ascii="Times New Roman" w:eastAsia="宋体" w:hAnsi="Times New Roman" w:cs="宋体"/>
+                <w:rFonts w:ascii="宋体" w:eastAsia="宋体" w:hAnsi="宋体" w:cs="宋体"/>
                 <w:b/>
                 <w:bCs/>
                 <w:sz w:val="21"/>
@@ -2329,7 +2339,7 @@
           </w:tcPr>
           <w:p>
             <w:pPr>
-              <w:spacing w:line="315" w:lineRule="atLeast"/>
+              <w:spacing w:line="240" w:lineRule="auto" w:before="0" w:after="0"/>
               <w:rPr>
                 <w:rFonts w:ascii="Times New Roman" w:hAnsi="Times New Roman"/>
                 <w:sz w:val="21"/>
@@ -2361,7 +2371,7 @@
                 <w:ilvl w:val="0"/>
                 <w:numId w:val="9"/>
               </w:numPr>
-              <w:spacing w:line="315" w:lineRule="atLeast"/>
+              <w:spacing w:line="240" w:lineRule="auto" w:before="0" w:after="0"/>
               <w:rPr>
                 <w:rFonts w:ascii="Times New Roman" w:eastAsia="宋体" w:hAnsi="Times New Roman" w:cs="宋体" w:hint="default"/>
                 <w:sz w:val="21"/>
@@ -2370,9 +2380,521 @@
             <w:r>
               <w:rPr>
                 <w:rFonts w:ascii="宋体" w:eastAsia="宋体" w:hAnsi="宋体" w:cs="宋体"/>
+                <w:b/>
+                <w:bCs/>
                 <w:sz w:val="21"/>
               </w:rPr>
               <w:t xml:space="preserve">以账套主管角色独立完成采购订单→到货入库→销售订单→发货出库→库存调拨→盘点→存货核算→收付款凭证全流程实操，理解业务数据流转逻辑</w:t>
+            </w:r>
+          </w:p>
+        </w:tc>
+      </w:tr>
+      <w:tr>
+        <w:trPr>
+          <w:gridAfter w:val="2"/>
+          <w:wAfter w:w="880" w:type="dxa"/>
+          <w:jc w:val="center"/>
+        </w:trPr>
+        <w:tc>
+          <w:tcPr>
+            <w:tcW w:w="695" w:type="dxa"/>
+            <w:tcBorders>
+              <w:top w:val="nil"/>
+              <w:left w:val="nil"/>
+              <w:bottom w:val="nil"/>
+              <w:right w:val="nil"/>
+            </w:tcBorders>
+            <w:tcMar>
+              <w:top w:w="0" w:type="dxa"/>
+              <w:left w:w="113" w:type="dxa"/>
+              <w:bottom w:w="0" w:type="dxa"/>
+              <w:right w:w="85" w:type="dxa"/>
+            </w:tcMar>
+            <w:vAlign w:val="center"/>
+          </w:tcPr>
+          <w:p>
+            <w:pPr>
+              <w:spacing w:line="240" w:lineRule="auto" w:before="0" w:after="0"/>
+              <w:rPr>
+                <w:rFonts w:ascii="Times New Roman" w:hAnsi="Times New Roman"/>
+                <w:sz w:val="21"/>
+              </w:rPr>
+            </w:pPr>
+          </w:p>
+        </w:tc>
+        <w:tc>
+          <w:tcPr>
+            <w:tcW w:w="4600" w:type="dxa"/>
+            <w:gridSpan w:val="4"/>
+            <w:tcBorders>
+              <w:top w:val="nil"/>
+              <w:left w:val="nil"/>
+              <w:bottom w:val="nil"/>
+              <w:right w:val="nil"/>
+            </w:tcBorders>
+            <w:tcMar>
+              <w:top w:w="0" w:type="dxa"/>
+              <w:left w:w="85" w:type="dxa"/>
+              <w:bottom w:w="0" w:type="dxa"/>
+              <w:right w:w="85" w:type="dxa"/>
+            </w:tcMar>
+            <w:vAlign w:val="center"/>
+          </w:tcPr>
+          <w:p>
+            <w:pPr>
+              <w:spacing w:line="240" w:lineRule="auto" w:before="0" w:after="0"/>
+              <w:rPr>
+                <w:rFonts w:ascii="Times New Roman" w:hAnsi="Times New Roman"/>
+                <w:sz w:val="21"/>
+              </w:rPr>
+            </w:pPr>
+            <w:r>
+              <w:rPr>
+                <w:rFonts w:ascii="宋体" w:eastAsia="宋体" w:hAnsi="宋体" w:cs="宋体"/>
+                <w:b/>
+                <w:bCs/>
+                <w:sz w:val="21"/>
+              </w:rPr>
+              <w:t xml:space="preserve">ERP</w:t>
+            </w:r>
+            <w:r>
+              <w:rPr>
+                <w:rFonts w:ascii="宋体" w:eastAsia="宋体" w:hAnsi="宋体" w:cs="宋体"/>
+                <w:b/>
+                <w:bCs/>
+                <w:sz w:val="21"/>
+              </w:rPr>
+              <w:t xml:space="preserve">供应链全流程模拟操作</w:t>
+            </w:r>
+          </w:p>
+        </w:tc>
+        <w:tc>
+          <w:tcPr>
+            <w:tcW w:w="2693" w:type="dxa"/>
+            <w:gridSpan w:val="2"/>
+            <w:tcBorders>
+              <w:top w:val="nil"/>
+              <w:left w:val="nil"/>
+              <w:bottom w:val="nil"/>
+              <w:right w:val="nil"/>
+            </w:tcBorders>
+            <w:vAlign w:val="center"/>
+          </w:tcPr>
+          <w:p>
+            <w:pPr>
+              <w:spacing w:line="240" w:lineRule="auto" w:before="0" w:after="0"/>
+              <w:rPr>
+                <w:rFonts w:ascii="Times New Roman" w:eastAsia="等线" w:hAnsi="Times New Roman"/>
+                <w:b/>
+                <w:bCs/>
+                <w:sz w:val="21"/>
+              </w:rPr>
+            </w:pPr>
+            <w:r>
+              <w:rPr>
+                <w:rFonts w:ascii="宋体" w:eastAsia="宋体" w:hAnsi="宋体" w:cs="宋体"/>
+                <w:b/>
+                <w:bCs/>
+                <w:sz w:val="21"/>
+              </w:rPr>
+              <w:t xml:space="preserve">课程实验・账套主管</w:t>
+            </w:r>
+          </w:p>
+        </w:tc>
+        <w:tc>
+          <w:tcPr>
+            <w:tcW w:w="2755" w:type="dxa"/>
+            <w:tcBorders>
+              <w:top w:val="nil"/>
+              <w:left w:val="nil"/>
+              <w:bottom w:val="nil"/>
+              <w:right w:val="nil"/>
+            </w:tcBorders>
+            <w:vAlign w:val="center"/>
+          </w:tcPr>
+          <w:p>
+            <w:pPr>
+              <w:spacing w:line="240" w:lineRule="auto" w:before="0" w:after="0"/>
+              <w:rPr>
+                <w:rFonts w:ascii="Times New Roman" w:eastAsia="等线" w:hAnsi="Times New Roman" w:hint="default"/>
+                <w:b/>
+                <w:bCs/>
+                <w:sz w:val="21"/>
+              </w:rPr>
+            </w:pPr>
+            <w:r>
+              <w:rPr>
+                <w:rFonts w:ascii="宋体" w:eastAsia="宋体" w:hAnsi="宋体" w:cs="宋体"/>
+                <w:b/>
+                <w:bCs/>
+                <w:sz w:val="21"/>
+              </w:rPr>
+              <w:t xml:space="preserve">2025.03-2025.07</w:t>
+            </w:r>
+          </w:p>
+        </w:tc>
+      </w:tr>
+      <w:tr>
+        <w:trPr>
+          <w:gridAfter w:val="2"/>
+          <w:wAfter w:w="880" w:type="dxa"/>
+          <w:jc w:val="center"/>
+        </w:trPr>
+        <w:tc>
+          <w:tcPr>
+            <w:tcW w:w="695" w:type="dxa"/>
+            <w:tcBorders>
+              <w:top w:val="nil"/>
+              <w:left w:val="nil"/>
+              <w:bottom w:val="nil"/>
+              <w:right w:val="nil"/>
+            </w:tcBorders>
+            <w:tcMar>
+              <w:top w:w="0" w:type="dxa"/>
+              <w:left w:w="113" w:type="dxa"/>
+              <w:bottom w:w="0" w:type="dxa"/>
+              <w:right w:w="85" w:type="dxa"/>
+            </w:tcMar>
+            <w:vAlign w:val="center"/>
+          </w:tcPr>
+          <w:p>
+            <w:pPr>
+              <w:spacing w:line="240" w:lineRule="auto" w:before="0" w:after="0"/>
+              <w:rPr>
+                <w:rFonts w:ascii="Times New Roman" w:hAnsi="Times New Roman"/>
+                <w:sz w:val="21"/>
+              </w:rPr>
+            </w:pPr>
+          </w:p>
+        </w:tc>
+        <w:tc>
+          <w:tcPr>
+            <w:tcW w:w="10048" w:type="dxa"/>
+            <w:gridSpan w:val="7"/>
+            <w:tcBorders>
+              <w:top w:val="nil"/>
+              <w:left w:val="nil"/>
+              <w:bottom w:val="nil"/>
+              <w:right w:val="nil"/>
+            </w:tcBorders>
+            <w:tcMar>
+              <w:top w:w="0" w:type="dxa"/>
+              <w:left w:w="85" w:type="dxa"/>
+              <w:bottom w:w="0" w:type="dxa"/>
+              <w:right w:w="85" w:type="dxa"/>
+            </w:tcMar>
+            <w:vAlign w:val="center"/>
+          </w:tcPr>
+          <w:p>
+            <w:pPr>
+              <w:numPr>
+                <w:ilvl w:val="0"/>
+                <w:numId w:val="9"/>
+              </w:numPr>
+              <w:spacing w:line="240" w:lineRule="auto" w:before="0" w:after="0"/>
+              <w:rPr>
+                <w:rFonts w:ascii="Times New Roman" w:eastAsia="宋体" w:hAnsi="Times New Roman" w:cs="宋体" w:hint="default"/>
+                <w:sz w:val="21"/>
+              </w:rPr>
+            </w:pPr>
+            <w:r>
+              <w:rPr>
+                <w:rFonts w:ascii="Times New Roman" w:eastAsia="宋体" w:hAnsi="Times New Roman" w:cs="宋体"/>
+                <w:b/>
+                <w:bCs/>
+                <w:sz w:val="21"/>
+              </w:rPr>
+              <w:t xml:space="preserve">以账套主管角色，以模拟箱包贸易企业为对象，独立完成采购订单→到货入库→销售订单→发货出库→库存调拨→盘点→存货核算→收付款凭证全流程实操</w:t>
+            </w:r>
+          </w:p>
+          <w:p>
+            <w:pPr>
+              <w:numPr>
+                <w:ilvl w:val="0"/>
+                <w:numId w:val="9"/>
+              </w:numPr>
+              <w:spacing w:line="240" w:lineRule="auto" w:before="0" w:after="0"/>
+              <w:rPr>
+                <w:rFonts w:ascii="Times New Roman" w:eastAsia="宋体" w:hAnsi="Times New Roman" w:cs="宋体" w:hint="default"/>
+                <w:sz w:val="21"/>
+              </w:rPr>
+            </w:pPr>
+            <w:r>
+              <w:rPr>
+                <w:rFonts w:ascii="Times New Roman" w:eastAsia="宋体" w:hAnsi="Times New Roman" w:cs="宋体"/>
+                <w:b/>
+                <w:bCs/>
+                <w:sz w:val="21"/>
+              </w:rPr>
+              <w:t xml:space="preserve">梳理采购、销售、库存等模块间的数据流转与单据关联逻辑，理解</w:t>
+            </w:r>
+            <w:r>
+              <w:rPr>
+                <w:rFonts w:ascii="Times New Roman" w:hAnsi="Times New Roman" w:hint="default"/>
+                <w:sz w:val="21"/>
+              </w:rPr>
+              <w:t xml:space="preserve">ERP</w:t>
+            </w:r>
+            <w:r>
+              <w:rPr>
+                <w:rFonts w:ascii="Times New Roman" w:eastAsia="宋体" w:hAnsi="Times New Roman" w:cs="宋体"/>
+                <w:b/>
+                <w:bCs/>
+                <w:sz w:val="21"/>
+              </w:rPr>
+              <w:t xml:space="preserve">系统供应链业务标准化运作机制</w:t>
+            </w:r>
+          </w:p>
+        </w:tc>
+      </w:tr>
+      <w:tr>
+        <w:trPr>
+          <w:gridAfter w:val="2"/>
+          <w:wAfter w:w="880" w:type="dxa"/>
+          <w:jc w:val="center"/>
+        </w:trPr>
+        <w:tc>
+          <w:tcPr>
+            <w:tcW w:w="695" w:type="dxa"/>
+            <w:tcBorders>
+              <w:top w:val="nil"/>
+              <w:left w:val="nil"/>
+              <w:bottom w:val="nil"/>
+              <w:right w:val="nil"/>
+            </w:tcBorders>
+            <w:tcMar>
+              <w:top w:w="0" w:type="dxa"/>
+              <w:left w:w="113" w:type="dxa"/>
+              <w:bottom w:w="0" w:type="dxa"/>
+              <w:right w:w="85" w:type="dxa"/>
+            </w:tcMar>
+            <w:vAlign w:val="center"/>
+          </w:tcPr>
+          <w:p>
+            <w:pPr>
+              <w:spacing w:line="240" w:lineRule="auto" w:before="0" w:after="0"/>
+              <w:rPr>
+                <w:rFonts w:ascii="Times New Roman" w:hAnsi="Times New Roman"/>
+                <w:sz w:val="21"/>
+              </w:rPr>
+            </w:pPr>
+          </w:p>
+        </w:tc>
+        <w:tc>
+          <w:tcPr>
+            <w:tcW w:w="4600" w:type="dxa"/>
+            <w:gridSpan w:val="4"/>
+            <w:tcBorders>
+              <w:top w:val="nil"/>
+              <w:left w:val="nil"/>
+              <w:bottom w:val="nil"/>
+              <w:right w:val="nil"/>
+            </w:tcBorders>
+            <w:tcMar>
+              <w:top w:w="0" w:type="dxa"/>
+              <w:left w:w="85" w:type="dxa"/>
+              <w:bottom w:w="0" w:type="dxa"/>
+              <w:right w:w="85" w:type="dxa"/>
+            </w:tcMar>
+            <w:vAlign w:val="center"/>
+          </w:tcPr>
+          <w:p>
+            <w:pPr>
+              <w:spacing w:line="240" w:lineRule="auto" w:before="0" w:after="0"/>
+              <w:rPr>
+                <w:rFonts w:ascii="Times New Roman" w:hAnsi="Times New Roman"/>
+                <w:sz w:val="21"/>
+              </w:rPr>
+            </w:pPr>
+            <w:r>
+              <w:rPr>
+                <w:rFonts w:ascii="Times New Roman" w:eastAsia="宋体" w:hAnsi="Times New Roman" w:cs="宋体"/>
+                <w:b/>
+                <w:bCs/>
+                <w:sz w:val="21"/>
+              </w:rPr>
+              <w:t xml:space="preserve">ERP</w:t>
+            </w:r>
+            <w:r>
+              <w:rPr>
+                <w:rFonts w:ascii="宋体" w:eastAsia="宋体" w:hAnsi="宋体" w:cs="宋体"/>
+                <w:b/>
+                <w:bCs/>
+                <w:sz w:val="21"/>
+              </w:rPr>
+              <w:t xml:space="preserve">供应链全流程模拟操作</w:t>
+            </w:r>
+          </w:p>
+        </w:tc>
+        <w:tc>
+          <w:tcPr>
+            <w:tcW w:w="2693" w:type="dxa"/>
+            <w:gridSpan w:val="2"/>
+            <w:tcBorders>
+              <w:top w:val="nil"/>
+              <w:left w:val="nil"/>
+              <w:bottom w:val="nil"/>
+              <w:right w:val="nil"/>
+            </w:tcBorders>
+            <w:vAlign w:val="center"/>
+          </w:tcPr>
+          <w:p>
+            <w:pPr>
+              <w:spacing w:line="240" w:lineRule="auto" w:before="0" w:after="0"/>
+              <w:rPr>
+                <w:rFonts w:ascii="Times New Roman" w:eastAsia="等线" w:hAnsi="Times New Roman"/>
+                <w:b/>
+                <w:bCs/>
+                <w:sz w:val="21"/>
+              </w:rPr>
+            </w:pPr>
+            <w:r>
+              <w:rPr>
+                <w:rFonts w:ascii="宋体" w:eastAsia="宋体" w:hAnsi="宋体" w:cs="宋体"/>
+                <w:b/>
+                <w:bCs/>
+                <w:sz w:val="21"/>
+              </w:rPr>
+              <w:t xml:space="preserve">课程实验・账套主管</w:t>
+            </w:r>
+          </w:p>
+        </w:tc>
+        <w:tc>
+          <w:tcPr>
+            <w:tcW w:w="2755" w:type="dxa"/>
+            <w:tcBorders>
+              <w:top w:val="nil"/>
+              <w:left w:val="nil"/>
+              <w:bottom w:val="nil"/>
+              <w:right w:val="nil"/>
+            </w:tcBorders>
+            <w:vAlign w:val="center"/>
+          </w:tcPr>
+          <w:p>
+            <w:pPr>
+              <w:spacing w:line="240" w:lineRule="auto" w:before="0" w:after="0"/>
+              <w:rPr>
+                <w:rFonts w:ascii="Times New Roman" w:eastAsia="等线" w:hAnsi="Times New Roman" w:hint="default"/>
+                <w:b/>
+                <w:bCs/>
+                <w:sz w:val="21"/>
+              </w:rPr>
+            </w:pPr>
+            <w:r>
+              <w:rPr>
+                <w:rFonts w:ascii="Times New Roman" w:eastAsia="宋体" w:hAnsi="Times New Roman" w:cs="宋体"/>
+                <w:b/>
+                <w:bCs/>
+                <w:sz w:val="21"/>
+              </w:rPr>
+              <w:t xml:space="preserve">2025.03-2025.07</w:t>
+            </w:r>
+          </w:p>
+        </w:tc>
+      </w:tr>
+      <w:tr>
+        <w:trPr>
+          <w:gridAfter w:val="2"/>
+          <w:wAfter w:w="880" w:type="dxa"/>
+          <w:jc w:val="center"/>
+        </w:trPr>
+        <w:tc>
+          <w:tcPr>
+            <w:tcW w:w="695" w:type="dxa"/>
+            <w:tcBorders>
+              <w:top w:val="nil"/>
+              <w:left w:val="nil"/>
+              <w:bottom w:val="nil"/>
+              <w:right w:val="nil"/>
+            </w:tcBorders>
+            <w:tcMar>
+              <w:top w:w="0" w:type="dxa"/>
+              <w:left w:w="113" w:type="dxa"/>
+              <w:bottom w:w="0" w:type="dxa"/>
+              <w:right w:w="85" w:type="dxa"/>
+            </w:tcMar>
+            <w:vAlign w:val="center"/>
+          </w:tcPr>
+          <w:p>
+            <w:pPr>
+              <w:spacing w:line="240" w:lineRule="auto" w:before="0" w:after="0"/>
+              <w:rPr>
+                <w:rFonts w:ascii="Times New Roman" w:hAnsi="Times New Roman"/>
+                <w:sz w:val="21"/>
+              </w:rPr>
+            </w:pPr>
+          </w:p>
+        </w:tc>
+        <w:tc>
+          <w:tcPr>
+            <w:tcW w:w="10048" w:type="dxa"/>
+            <w:gridSpan w:val="7"/>
+            <w:tcBorders>
+              <w:top w:val="nil"/>
+              <w:left w:val="nil"/>
+              <w:bottom w:val="nil"/>
+              <w:right w:val="nil"/>
+            </w:tcBorders>
+            <w:tcMar>
+              <w:top w:w="0" w:type="dxa"/>
+              <w:left w:w="85" w:type="dxa"/>
+              <w:bottom w:w="0" w:type="dxa"/>
+              <w:right w:w="85" w:type="dxa"/>
+            </w:tcMar>
+            <w:vAlign w:val="center"/>
+          </w:tcPr>
+          <w:p>
+            <w:pPr>
+              <w:numPr>
+                <w:ilvl w:val="0"/>
+                <w:numId w:val="9"/>
+              </w:numPr>
+              <w:spacing w:line="240" w:lineRule="auto" w:before="0" w:after="0"/>
+              <w:rPr>
+                <w:rFonts w:ascii="Times New Roman" w:eastAsia="宋体" w:hAnsi="Times New Roman" w:cs="宋体" w:hint="default"/>
+                <w:sz w:val="21"/>
+              </w:rPr>
+            </w:pPr>
+            <w:r>
+              <w:rPr>
+                <w:rFonts w:ascii="宋体" w:eastAsia="宋体" w:hAnsi="宋体" w:cs="宋体"/>
+                <w:sz w:val="21"/>
+              </w:rPr>
+              <w:t xml:space="preserve">以账套主管角色，以模拟箱包贸易企业为对象，独立完成采购订单→到货入库→销售订单→发货出库→库存调拨→盘点→存货核算→收付款凭证全流程实操</w:t>
+            </w:r>
+          </w:p>
+          <w:p>
+            <w:pPr>
+              <w:numPr>
+                <w:ilvl w:val="0"/>
+                <w:numId w:val="9"/>
+              </w:numPr>
+              <w:spacing w:line="240" w:lineRule="auto" w:before="0" w:after="0"/>
+              <w:rPr>
+                <w:rFonts w:ascii="Times New Roman" w:eastAsia="宋体" w:hAnsi="Times New Roman" w:cs="宋体" w:hint="default"/>
+                <w:sz w:val="21"/>
+              </w:rPr>
+            </w:pPr>
+            <w:r>
+              <w:rPr>
+                <w:rFonts w:ascii="宋体" w:eastAsia="宋体" w:hAnsi="宋体" w:cs="宋体"/>
+                <w:sz w:val="21"/>
+              </w:rPr>
+              <w:t xml:space="preserve">梳理采购、销售、库存等模块间的数据流转与单据关联逻辑，理解</w:t>
+            </w:r>
+            <w:r>
+              <w:rPr>
+                <w:rFonts w:ascii="Times New Roman" w:hAnsi="Times New Roman" w:hint="default"/>
+                <w:sz w:val="21"/>
+              </w:rPr>
+              <w:t xml:space="preserve">ERP</w:t>
+            </w:r>
+            <w:r>
+              <w:rPr>
+                <w:rFonts w:ascii="宋体" w:eastAsia="宋体" w:hAnsi="宋体" w:cs="宋体"/>
+                <w:sz w:val="21"/>
+              </w:rPr>
+              <w:t xml:space="preserve">系统供应链业务标准化运作机制</w:t>
             </w:r>
           </w:p>
         </w:tc>
@@ -2404,7 +2926,7 @@
           </w:tcPr>
           <w:p>
             <w:pPr>
-              <w:spacing w:line="275" w:lineRule="atLeast"/>
+              <w:spacing w:line="240" w:lineRule="auto" w:before="0" w:after="0"/>
             </w:pPr>
             <w:r>
               <w:rPr>
@@ -2421,6 +2943,7 @@
         <w:rPr>
           <w:vanish/>
         </w:rPr>
+        <w:spacing w:line="240" w:lineRule="auto" w:before="0" w:after="0"/>
       </w:pPr>
     </w:p>
     <w:p>
@@ -2429,6 +2952,7 @@
           <w:vanish/>
           <w:sz w:val="21"/>
         </w:rPr>
+        <w:spacing w:line="240" w:lineRule="auto" w:before="0" w:after="0"/>
       </w:pPr>
     </w:p>
     <w:tbl>
@@ -2472,7 +2996,7 @@
           </w:tcPr>
           <w:p>
             <w:pPr>
-              <w:spacing w:line="315" w:lineRule="atLeast"/>
+              <w:spacing w:line="240" w:lineRule="auto" w:before="0" w:after="0"/>
               <w:rPr>
                 <w:sz w:val="21"/>
               </w:rPr>
@@ -2498,7 +3022,7 @@
           </w:tcPr>
           <w:p>
             <w:pPr>
-              <w:spacing w:line="315" w:lineRule="atLeast"/>
+              <w:spacing w:line="240" w:lineRule="auto" w:before="0" w:after="0"/>
               <w:rPr>
                 <w:b/>
                 <w:bCs/>
@@ -2529,7 +3053,7 @@
           </w:tcPr>
           <w:p>
             <w:pPr>
-              <w:spacing w:line="315" w:lineRule="atLeast"/>
+              <w:spacing w:line="240" w:lineRule="auto" w:before="0" w:after="0"/>
               <w:rPr>
                 <w:b/>
                 <w:bCs/>
@@ -2560,7 +3084,7 @@
           </w:tcPr>
           <w:p>
             <w:pPr>
-              <w:spacing w:line="315" w:lineRule="atLeast"/>
+              <w:spacing w:line="240" w:lineRule="auto" w:before="0" w:after="0"/>
               <w:rPr>
                 <w:rFonts w:ascii="Times New Roman" w:eastAsia="等线" w:hAnsi="Times New Roman" w:hint="default"/>
                 <w:b/>
@@ -2570,7 +3094,7 @@
             </w:pPr>
             <w:r>
               <w:rPr>
-                <w:rFonts w:ascii="Times New Roman" w:eastAsia="宋体" w:hAnsi="Times New Roman" w:cs="宋体"/>
+                <w:rFonts w:ascii="宋体" w:eastAsia="宋体" w:hAnsi="宋体" w:cs="宋体"/>
                 <w:b/>
                 <w:bCs/>
                 <w:sz w:val="21"/>
@@ -2603,7 +3127,7 @@
           </w:tcPr>
           <w:p>
             <w:pPr>
-              <w:spacing w:line="315" w:lineRule="atLeast"/>
+              <w:spacing w:line="240" w:lineRule="auto" w:before="0" w:after="0"/>
               <w:rPr>
                 <w:rFonts w:ascii="Times New Roman" w:hAnsi="Times New Roman"/>
                 <w:sz w:val="21"/>
@@ -2635,7 +3159,7 @@
                 <w:ilvl w:val="0"/>
                 <w:numId w:val="6"/>
               </w:numPr>
-              <w:spacing w:line="315" w:lineRule="atLeast"/>
+              <w:spacing w:line="240" w:lineRule="auto" w:before="0" w:after="0"/>
               <w:rPr>
                 <w:rFonts w:ascii="Times New Roman" w:eastAsia="宋体" w:hAnsi="Times New Roman" w:cs="宋体" w:hint="default"/>
                 <w:sz w:val="21"/>
@@ -2644,6 +3168,8 @@
             <w:r>
               <w:rPr>
                 <w:rFonts w:ascii="宋体" w:eastAsia="宋体" w:hAnsi="宋体" w:cs="宋体"/>
+                <w:b/>
+                <w:bCs/>
                 <w:sz w:val="21"/>
               </w:rPr>
               <w:t xml:space="preserve">统筹</w:t>
@@ -2658,6 +3184,8 @@
             <w:r>
               <w:rPr>
                 <w:rFonts w:ascii="宋体" w:eastAsia="宋体" w:hAnsi="宋体" w:cs="宋体"/>
+                <w:b/>
+                <w:bCs/>
                 <w:sz w:val="21"/>
               </w:rPr>
               <w:t xml:space="preserve">份申报材料全流程管理，用</w:t>
@@ -2672,6 +3200,8 @@
             <w:r>
               <w:rPr>
                 <w:rFonts w:ascii="宋体" w:eastAsia="宋体" w:hAnsi="宋体" w:cs="宋体"/>
+                <w:b/>
+                <w:bCs/>
                 <w:sz w:val="21"/>
               </w:rPr>
               <w:t xml:space="preserve">搭建分类台账与“录入</w:t>
@@ -2686,6 +3216,8 @@
             <w:r>
               <w:rPr>
                 <w:rFonts w:ascii="宋体" w:eastAsia="宋体" w:hAnsi="宋体" w:cs="宋体"/>
+                <w:b/>
+                <w:bCs/>
                 <w:sz w:val="21"/>
               </w:rPr>
               <w:t xml:space="preserve">核对</w:t>
@@ -2700,6 +3232,8 @@
             <w:r>
               <w:rPr>
                 <w:rFonts w:ascii="宋体" w:eastAsia="宋体" w:hAnsi="宋体" w:cs="宋体"/>
+                <w:b/>
+                <w:bCs/>
                 <w:sz w:val="21"/>
               </w:rPr>
               <w:t xml:space="preserve">提交”三级校验机制，实现零差错提交</w:t>
@@ -2711,7 +3245,7 @@
                 <w:ilvl w:val="0"/>
                 <w:numId w:val="6"/>
               </w:numPr>
-              <w:spacing w:line="315" w:lineRule="atLeast"/>
+              <w:spacing w:line="240" w:lineRule="auto" w:before="0" w:after="0"/>
               <w:rPr>
                 <w:rFonts w:ascii="Times New Roman" w:eastAsia="宋体" w:hAnsi="Times New Roman" w:cs="宋体" w:hint="default"/>
                 <w:sz w:val="21"/>
@@ -2720,6 +3254,8 @@
             <w:r>
               <w:rPr>
                 <w:rFonts w:ascii="宋体" w:eastAsia="宋体" w:hAnsi="宋体" w:cs="宋体"/>
+                <w:b/>
+                <w:bCs/>
                 <w:sz w:val="21"/>
               </w:rPr>
               <w:t xml:space="preserve">跨部门同步项目进度，按月汇总执行数据形成工作小结，梳理并标准化审核报批流程</w:t>
@@ -2750,7 +3286,7 @@
           </w:tcPr>
           <w:p>
             <w:pPr>
-              <w:spacing w:line="315" w:lineRule="atLeast"/>
+              <w:spacing w:line="240" w:lineRule="auto" w:before="0" w:after="0"/>
               <w:rPr>
                 <w:sz w:val="21"/>
               </w:rPr>
@@ -2776,7 +3312,7 @@
           </w:tcPr>
           <w:p>
             <w:pPr>
-              <w:spacing w:line="315" w:lineRule="atLeast"/>
+              <w:spacing w:line="240" w:lineRule="auto" w:before="0" w:after="0"/>
               <w:rPr>
                 <w:b/>
                 <w:bCs/>
@@ -2807,7 +3343,7 @@
           </w:tcPr>
           <w:p>
             <w:pPr>
-              <w:spacing w:line="315" w:lineRule="atLeast"/>
+              <w:spacing w:line="240" w:lineRule="auto" w:before="0" w:after="0"/>
               <w:rPr>
                 <w:b/>
                 <w:bCs/>
@@ -2838,7 +3374,7 @@
           </w:tcPr>
           <w:p>
             <w:pPr>
-              <w:spacing w:line="315" w:lineRule="atLeast"/>
+              <w:spacing w:line="240" w:lineRule="auto" w:before="0" w:after="0"/>
               <w:rPr>
                 <w:rFonts w:ascii="Times New Roman" w:eastAsia="等线" w:hAnsi="Times New Roman" w:hint="default"/>
                 <w:b/>
@@ -2848,7 +3384,7 @@
             </w:pPr>
             <w:r>
               <w:rPr>
-                <w:rFonts w:ascii="Times New Roman" w:eastAsia="宋体" w:hAnsi="Times New Roman" w:cs="宋体"/>
+                <w:rFonts w:ascii="宋体" w:eastAsia="宋体" w:hAnsi="宋体" w:cs="宋体"/>
                 <w:b/>
                 <w:bCs/>
                 <w:sz w:val="21"/>
@@ -2881,7 +3417,7 @@
           </w:tcPr>
           <w:p>
             <w:pPr>
-              <w:spacing w:line="315" w:lineRule="atLeast"/>
+              <w:spacing w:line="240" w:lineRule="auto" w:before="0" w:after="0"/>
               <w:rPr>
                 <w:rFonts w:ascii="Times New Roman" w:hAnsi="Times New Roman"/>
                 <w:sz w:val="21"/>
@@ -2913,7 +3449,7 @@
                 <w:ilvl w:val="0"/>
                 <w:numId w:val="6"/>
               </w:numPr>
-              <w:spacing w:line="315" w:lineRule="atLeast"/>
+              <w:spacing w:line="240" w:lineRule="auto" w:before="0" w:after="0"/>
               <w:rPr>
                 <w:rFonts w:ascii="Times New Roman" w:eastAsia="宋体" w:hAnsi="Times New Roman" w:cs="宋体" w:hint="default"/>
                 <w:sz w:val="21"/>
@@ -2922,6 +3458,8 @@
             <w:r>
               <w:rPr>
                 <w:rFonts w:ascii="宋体" w:eastAsia="宋体" w:hAnsi="宋体" w:cs="宋体"/>
+                <w:b/>
+                <w:bCs/>
                 <w:sz w:val="21"/>
               </w:rPr>
               <w:t xml:space="preserve">落实数十种原辅料日盘与效期管理，按消耗规律提醒解冻备货，降低物料损耗与缺货风险；根据销售数据同步补货需求，保持库存账实一致</w:t>
@@ -2937,6 +3475,7 @@
           <w:vanish/>
           <w:sz w:val="21"/>
         </w:rPr>
+        <w:spacing w:line="240" w:lineRule="auto" w:before="0" w:after="0"/>
       </w:pPr>
     </w:p>
     <w:p>
@@ -2946,6 +3485,7 @@
           <w:vanish/>
           <w:sz w:val="21"/>
         </w:rPr>
+        <w:spacing w:line="240" w:lineRule="auto" w:before="0" w:after="0"/>
       </w:pPr>
     </w:p>
     <w:p>
@@ -2955,6 +3495,7 @@
           <w:vanish/>
           <w:sz w:val="21"/>
         </w:rPr>
+        <w:spacing w:line="240" w:lineRule="auto" w:before="0" w:after="0"/>
       </w:pPr>
     </w:p>
     <w:p>
@@ -2964,6 +3505,7 @@
           <w:vanish/>
           <w:sz w:val="2"/>
         </w:rPr>
+        <w:spacing w:line="240" w:lineRule="auto" w:before="0" w:after="0"/>
       </w:pPr>
     </w:p>
     <w:p>
@@ -2972,6 +3514,7 @@
           <w:rFonts w:ascii="Times New Roman" w:hAnsi="Times New Roman"/>
           <w:vanish/>
         </w:rPr>
+        <w:spacing w:line="240" w:lineRule="auto" w:before="0" w:after="0"/>
       </w:pPr>
     </w:p>
     <w:p>
@@ -2981,6 +3524,7 @@
           <w:vanish/>
           <w:sz w:val="21"/>
         </w:rPr>
+        <w:spacing w:line="240" w:lineRule="auto" w:before="0" w:after="0"/>
       </w:pPr>
     </w:p>
     <w:tbl>
@@ -3022,7 +3566,7 @@
           </w:tcPr>
           <w:p>
             <w:pPr>
-              <w:spacing w:before="63" w:after="42" w:line="275" w:lineRule="atLeast"/>
+              <w:spacing w:before="0" w:after="0" w:line="240" w:lineRule="auto"/>
               <w:rPr>
                 <w:rFonts w:ascii="Times New Roman" w:hAnsi="Times New Roman"/>
               </w:rPr>
@@ -3045,6 +3589,7 @@
           <w:rFonts w:ascii="Times New Roman" w:hAnsi="Times New Roman"/>
           <w:vanish/>
         </w:rPr>
+        <w:spacing w:line="240" w:lineRule="auto" w:before="0" w:after="0"/>
       </w:pPr>
     </w:p>
     <w:tbl>
@@ -3087,7 +3632,7 @@
           </w:tcPr>
           <w:p>
             <w:pPr>
-              <w:spacing w:before="63" w:after="21" w:line="210" w:lineRule="atLeast"/>
+              <w:spacing w:before="0" w:after="0" w:line="240" w:lineRule="auto"/>
               <w:rPr>
                 <w:rFonts w:ascii="Times New Roman" w:hAnsi="Times New Roman"/>
                 <w:sz w:val="21"/>
@@ -3114,7 +3659,7 @@
           </w:tcPr>
           <w:p>
             <w:pPr>
-              <w:spacing w:line="315" w:lineRule="atLeast"/>
+              <w:spacing w:line="240" w:lineRule="auto" w:before="0" w:after="0"/>
               <w:rPr>
                 <w:rFonts w:ascii="Times New Roman" w:eastAsia="宋体" w:hAnsi="Times New Roman" w:cs="宋体" w:hint="default"/>
                 <w:b/>
@@ -3141,6 +3686,8 @@
             <w:r>
               <w:rPr>
                 <w:rFonts w:ascii="宋体" w:eastAsia="宋体" w:hAnsi="宋体" w:cs="宋体"/>
+                <w:b/>
+                <w:bCs/>
                 <w:sz w:val="21"/>
               </w:rPr>
               <w:t xml:space="preserve">（问卷</w:t>
@@ -3155,6 +3702,8 @@
             <w:r>
               <w:rPr>
                 <w:rFonts w:ascii="宋体" w:eastAsia="宋体" w:hAnsi="宋体" w:cs="宋体"/>
+                <w:b/>
+                <w:bCs/>
                 <w:sz w:val="21"/>
               </w:rPr>
               <w:t xml:space="preserve">统计分析）、</w:t>
@@ -3169,6 +3718,8 @@
             <w:r>
               <w:rPr>
                 <w:rFonts w:ascii="宋体" w:eastAsia="宋体" w:hAnsi="宋体" w:cs="宋体"/>
+                <w:b/>
+                <w:bCs/>
                 <w:sz w:val="21"/>
               </w:rPr>
               <w:t xml:space="preserve">（数据透视表、</w:t>
@@ -3183,6 +3734,8 @@
             <w:r>
               <w:rPr>
                 <w:rFonts w:ascii="宋体" w:eastAsia="宋体" w:hAnsi="宋体" w:cs="宋体"/>
+                <w:b/>
+                <w:bCs/>
                 <w:sz w:val="21"/>
               </w:rPr>
               <w:t xml:space="preserve">、函数、图表可视化）、</w:t>
@@ -3197,6 +3750,8 @@
             <w:r>
               <w:rPr>
                 <w:rFonts w:ascii="宋体" w:eastAsia="宋体" w:hAnsi="宋体" w:cs="宋体"/>
+                <w:b/>
+                <w:bCs/>
                 <w:sz w:val="21"/>
               </w:rPr>
               <w:t xml:space="preserve">（</w:t>
@@ -3211,6 +3766,8 @@
             <w:r>
               <w:rPr>
                 <w:rFonts w:ascii="宋体" w:eastAsia="宋体" w:hAnsi="宋体" w:cs="宋体"/>
+                <w:b/>
+                <w:bCs/>
                 <w:sz w:val="21"/>
               </w:rPr>
               <w:t xml:space="preserve">、</w:t>
@@ -3225,6 +3782,8 @@
             <w:r>
               <w:rPr>
                 <w:rFonts w:ascii="宋体" w:eastAsia="宋体" w:hAnsi="宋体" w:cs="宋体"/>
+                <w:b/>
+                <w:bCs/>
                 <w:sz w:val="21"/>
               </w:rPr>
               <w:t xml:space="preserve">）、</w:t>
@@ -3239,7 +3798,7 @@
           </w:p>
           <w:p>
             <w:pPr>
-              <w:spacing w:line="315" w:lineRule="atLeast"/>
+              <w:spacing w:line="240" w:lineRule="auto" w:before="0" w:after="0"/>
               <w:rPr>
                 <w:rFonts w:ascii="Times New Roman" w:eastAsia="宋体" w:hAnsi="Times New Roman" w:cs="宋体" w:hint="default"/>
                 <w:b/>
@@ -3259,6 +3818,8 @@
             <w:r>
               <w:rPr>
                 <w:rFonts w:ascii="宋体" w:eastAsia="宋体" w:hAnsi="宋体" w:cs="宋体"/>
+                <w:b/>
+                <w:bCs/>
                 <w:sz w:val="21"/>
               </w:rPr>
               <w:t xml:space="preserve">数据清洗→建模→可视化→结论输出全流程，帕累托图</w:t>
@@ -3273,6 +3834,8 @@
             <w:r>
               <w:rPr>
                 <w:rFonts w:ascii="宋体" w:eastAsia="宋体" w:hAnsi="宋体" w:cs="宋体"/>
+                <w:b/>
+                <w:bCs/>
                 <w:sz w:val="21"/>
               </w:rPr>
               <w:t xml:space="preserve">相关性热力图</w:t>
@@ -3287,6 +3850,8 @@
             <w:r>
               <w:rPr>
                 <w:rFonts w:ascii="宋体" w:eastAsia="宋体" w:hAnsi="宋体" w:cs="宋体"/>
+                <w:b/>
+                <w:bCs/>
                 <w:sz w:val="21"/>
               </w:rPr>
               <w:t xml:space="preserve">瀑布图等专业图表</w:t>
@@ -3294,7 +3859,7 @@
           </w:p>
           <w:p>
             <w:pPr>
-              <w:spacing w:line="315" w:lineRule="atLeast"/>
+              <w:spacing w:line="240" w:lineRule="auto" w:before="0" w:after="0"/>
               <w:rPr>
                 <w:rFonts w:ascii="Times New Roman" w:eastAsia="宋体" w:hAnsi="Times New Roman" w:cs="宋体" w:hint="default"/>
                 <w:b/>
@@ -3314,6 +3879,8 @@
             <w:r>
               <w:rPr>
                 <w:rFonts w:ascii="宋体" w:eastAsia="宋体" w:hAnsi="宋体" w:cs="宋体"/>
+                <w:b/>
+                <w:bCs/>
                 <w:sz w:val="21"/>
               </w:rPr>
               <w:t xml:space="preserve">用友</w:t>
@@ -3328,6 +3895,8 @@
             <w:r>
               <w:rPr>
                 <w:rFonts w:ascii="宋体" w:eastAsia="宋体" w:hAnsi="宋体" w:cs="宋体"/>
+                <w:b/>
+                <w:bCs/>
                 <w:sz w:val="21"/>
               </w:rPr>
               <w:t xml:space="preserve">（采购</w:t>
@@ -3342,6 +3911,8 @@
             <w:r>
               <w:rPr>
                 <w:rFonts w:ascii="宋体" w:eastAsia="宋体" w:hAnsi="宋体" w:cs="宋体"/>
+                <w:b/>
+                <w:bCs/>
                 <w:sz w:val="21"/>
               </w:rPr>
               <w:t xml:space="preserve">销售</w:t>
@@ -3356,6 +3927,8 @@
             <w:r>
               <w:rPr>
                 <w:rFonts w:ascii="宋体" w:eastAsia="宋体" w:hAnsi="宋体" w:cs="宋体"/>
+                <w:b/>
+                <w:bCs/>
                 <w:sz w:val="21"/>
               </w:rPr>
               <w:t xml:space="preserve">库存</w:t>
@@ -3370,6 +3943,8 @@
             <w:r>
               <w:rPr>
                 <w:rFonts w:ascii="宋体" w:eastAsia="宋体" w:hAnsi="宋体" w:cs="宋体"/>
+                <w:b/>
+                <w:bCs/>
                 <w:sz w:val="21"/>
               </w:rPr>
               <w:t xml:space="preserve">核算全流程）</w:t>
@@ -3377,7 +3952,7 @@
           </w:p>
           <w:p>
             <w:pPr>
-              <w:spacing w:line="315" w:lineRule="atLeast"/>
+              <w:spacing w:line="240" w:lineRule="auto" w:before="0" w:after="0"/>
               <w:rPr>
                 <w:rFonts w:ascii="Times New Roman" w:eastAsia="宋体" w:hAnsi="Times New Roman" w:cs="宋体" w:hint="default"/>
                 <w:b/>
@@ -3404,6 +3979,8 @@
             <w:r>
               <w:rPr>
                 <w:rFonts w:ascii="宋体" w:eastAsia="宋体" w:hAnsi="宋体" w:cs="宋体"/>
+                <w:b/>
+                <w:bCs/>
                 <w:sz w:val="21"/>
               </w:rPr>
               <w:t xml:space="preserve">，可阅读英文专业资料与基础商务沟通</w:t>
@@ -3411,7 +3988,7 @@
           </w:p>
           <w:p>
             <w:pPr>
-              <w:spacing w:line="315" w:lineRule="atLeast"/>
+              <w:spacing w:line="240" w:lineRule="auto" w:before="0" w:after="0"/>
               <w:rPr>
                 <w:rFonts w:ascii="Times New Roman" w:eastAsia="宋体" w:hAnsi="Times New Roman" w:cs="宋体" w:hint="default"/>
                 <w:b/>
@@ -3431,6 +4008,8 @@
             <w:r>
               <w:rPr>
                 <w:rFonts w:ascii="宋体" w:eastAsia="宋体" w:hAnsi="宋体" w:cs="宋体"/>
+                <w:b/>
+                <w:bCs/>
                 <w:sz w:val="21"/>
               </w:rPr>
               <w:t xml:space="preserve">项目主导与跨部门对接、电子台账搭建、流程梳理与标准化</w:t>
@@ -3445,6 +4024,7 @@
           <w:vanish/>
           <w:sz w:val="21"/>
         </w:rPr>
+        <w:spacing w:line="240" w:lineRule="auto" w:before="0" w:after="0"/>
       </w:pPr>
     </w:p>
     <w:sectPr>

--- a/02_定制简历库/半亩花田/经营分析（2027届校招-J10946）/文雪_半亩花田_经营分析（2027届校招-J10946）.docx
+++ b/02_定制简历库/半亩花田/经营分析（2027届校招-J10946）/文雪_半亩花田_经营分析（2027届校招-J10946）.docx
@@ -9,7 +9,7 @@
           <w:rFonts w:hint="default"/>
           <w:vanish/>
         </w:rPr>
-        <w:spacing w:line="240" w:lineRule="auto" w:before="0" w:after="0"/>
+        <w:spacing w:line="290" w:lineRule="atLeast" w:before="0" w:after="0"/>
       </w:pPr>
     </w:p>
     <w:tbl>
@@ -25,8 +25,7 @@
         <w:tblLook w:val="0000" w:firstRow="0" w:lastRow="0" w:firstColumn="0" w:lastColumn="0" w:noHBand="0" w:noVBand="0"/>
       </w:tblPr>
       <w:tblGrid>
-        <w:gridCol w:w="3673"/>
-        <w:gridCol w:w="5868"/>
+        <w:gridCol w:w="9541"/>
         <w:gridCol w:w="1203"/>
       </w:tblGrid>
       <w:tr>
@@ -37,7 +36,6 @@
         <w:tc>
           <w:tcPr>
             <w:tcW w:w="9541" w:type="dxa"/>
-            <w:gridSpan w:val="2"/>
             <w:tcBorders>
               <w:top w:val="nil"/>
               <w:left w:val="nil"/>
@@ -54,7 +52,7 @@
           </w:tcPr>
           <w:p>
             <w:pPr>
-              <w:spacing w:line="240" w:lineRule="auto" w:before="0" w:after="0"/>
+              <w:spacing w:line="290" w:lineRule="atLeast" w:before="0" w:after="0"/>
               <w:rPr>
                 <w:rFonts w:ascii="宋体" w:eastAsia="宋体" w:hAnsi="宋体"/>
                 <w:b/>
@@ -95,13 +93,13 @@
               <w:rPr>
                 <w:rFonts w:hint="default"/>
               </w:rPr>
-              <w:spacing w:line="240" w:lineRule="auto" w:before="0" w:after="0"/>
+              <w:spacing w:line="290" w:lineRule="atLeast" w:before="0" w:after="0"/>
             </w:pPr>
             <w:r>
               <w:rPr>
                 <w:noProof/>
               </w:rPr>
-              <w:pict w14:anchorId="66D4D0FE">
+              <w:pict w14:anchorId="7207AFA7">
                 <v:shapetype id="_x0000_t75" coordsize="21600,21600" o:spt="75" o:preferrelative="t" path="m@4@5l@4@11@9@11@9@5xe" filled="f" stroked="f">
                   <v:stroke joinstyle="miter"/>
                   <v:formulas>
@@ -134,16 +132,9 @@
           <w:trHeight w:val="430"/>
           <w:jc w:val="center"/>
         </w:trPr>
-      </w:tr>
-      <w:tr>
-        <w:trPr>
-          <w:trHeight w:val="423"/>
-          <w:jc w:val="center"/>
-        </w:trPr>
         <w:tc>
           <w:tcPr>
             <w:tcW w:w="9541" w:type="dxa"/>
-            <w:gridSpan w:val="2"/>
             <w:tcBorders>
               <w:top w:val="nil"/>
               <w:left w:val="nil"/>
@@ -160,55 +151,78 @@
           </w:tcPr>
           <w:p>
             <w:pPr>
-              <w:spacing w:line="240" w:lineRule="auto" w:before="0" w:after="0"/>
-              <w:rPr>
+              <w:spacing w:line="290" w:lineRule="atLeast" w:before="0" w:after="0"/>
+              <w:rPr>
+                <w:rFonts w:eastAsia="等线"/>
+                <w:sz w:val="21"/>
+              </w:rPr>
+            </w:pPr>
+            <w:r>
+              <w:rPr>
+                <w:rFonts w:ascii="Times New Roman" w:hAnsi="Times New Roman" w:hint="default"/>
+                <w:sz w:val="21"/>
+              </w:rPr>
+              <w:t>18658249341</w:t>
+            </w:r>
+            <w:r>
+              <w:rPr>
+                <w:rFonts w:eastAsia="等线"/>
+                <w:sz w:val="21"/>
+              </w:rPr>
+              <w:t xml:space="preserve"> </w:t>
+            </w:r>
+            <w:r>
+              <w:rPr>
+                <w:rFonts w:ascii="宋体" w:eastAsia="宋体" w:hAnsi="宋体"/>
+                <w:sz w:val="21"/>
+              </w:rPr>
+              <w:t xml:space="preserve"> </w:t>
+            </w:r>
+            <w:r>
+              <w:rPr>
+                <w:rFonts w:ascii="宋体" w:eastAsia="宋体" w:hAnsi="宋体"/>
                 <w:b/>
                 <w:bCs/>
                 <w:sz w:val="21"/>
               </w:rPr>
-            </w:pPr>
-            <w:r>
-              <w:rPr>
-                <w:rFonts w:ascii="宋体" w:eastAsia="宋体" w:hAnsi="宋体" w:cs="宋体"/>
+              <w:t>|</w:t>
+            </w:r>
+            <w:r>
+              <w:rPr>
+                <w:rFonts w:eastAsia="等线"/>
+                <w:sz w:val="21"/>
+              </w:rPr>
+              <w:t xml:space="preserve">  </w:t>
+            </w:r>
+            <w:r>
+              <w:rPr>
+                <w:rFonts w:ascii="Times New Roman" w:hAnsi="Times New Roman"/>
+                <w:sz w:val="21"/>
+              </w:rPr>
+              <w:t>2631217547@qq.com</w:t>
+            </w:r>
+            <w:r>
+              <w:rPr>
+                <w:rFonts w:ascii="Times New Roman" w:eastAsia="等线" w:hAnsi="Times New Roman"/>
+                <w:sz w:val="21"/>
+              </w:rPr>
+              <w:t xml:space="preserve">  </w:t>
+            </w:r>
+            <w:r>
+              <w:rPr>
+                <w:rFonts w:ascii="宋体" w:eastAsia="宋体" w:hAnsi="宋体"/>
                 <w:b/>
                 <w:bCs/>
                 <w:sz w:val="21"/>
               </w:rPr>
-              <w:t xml:space="preserve">求职意向：</w:t>
-            </w:r>
-            <w:r>
-              <w:rPr>
-                <w:rFonts w:ascii="宋体" w:eastAsia="宋体" w:hAnsi="宋体" w:cs="宋体"/>
-                <w:b/>
-                <w:bCs/>
-                <w:sz w:val="21"/>
-              </w:rPr>
-              <w:t xml:space="preserve"> </w:t>
-            </w:r>
-            <w:r>
-              <w:rPr>
-                <w:rFonts w:ascii="宋体" w:eastAsia="宋体" w:hAnsi="宋体" w:cs="宋体"/>
-                <w:b/>
-                <w:bCs/>
-                <w:sz w:val="21"/>
-              </w:rPr>
-              <w:t xml:space="preserve">经营分析</w:t>
-            </w:r>
-            <w:r>
-              <w:rPr>
-                <w:rFonts w:ascii="Times New Roman" w:hAnsi="Times New Roman" w:hint="default"/>
-                <w:sz w:val="21"/>
-              </w:rPr>
-              <w:t xml:space="preserve"> / </w:t>
-            </w:r>
-            <w:r>
-              <w:rPr>
-                <w:rFonts w:ascii="宋体" w:eastAsia="宋体" w:hAnsi="宋体" w:cs="宋体"/>
-                <w:b/>
-                <w:bCs/>
-                <w:sz w:val="21"/>
-              </w:rPr>
-              <w:t xml:space="preserve">数据分析</w:t>
+              <w:t>|</w:t>
+            </w:r>
+            <w:r>
+              <w:rPr>
+                <w:rFonts w:ascii="宋体" w:eastAsia="宋体" w:hAnsi="宋体"/>
+                <w:sz w:val="21"/>
+              </w:rPr>
+              <w:t xml:space="preserve">  济南</w:t>
             </w:r>
           </w:p>
         </w:tc>
@@ -222,7 +236,94 @@
               <w:rPr>
                 <w:sz w:val="21"/>
               </w:rPr>
-              <w:spacing w:line="240" w:lineRule="auto" w:before="0" w:after="0"/>
+              <w:spacing w:line="290" w:lineRule="atLeast" w:before="0" w:after="0"/>
+            </w:pPr>
+          </w:p>
+        </w:tc>
+      </w:tr>
+      <w:tr>
+        <w:trPr>
+          <w:trHeight w:val="423"/>
+          <w:jc w:val="center"/>
+        </w:trPr>
+        <w:tc>
+          <w:tcPr>
+            <w:tcW w:w="9541" w:type="dxa"/>
+            <w:tcBorders>
+              <w:top w:val="nil"/>
+              <w:left w:val="nil"/>
+              <w:bottom w:val="nil"/>
+              <w:right w:val="nil"/>
+            </w:tcBorders>
+            <w:tcMar>
+              <w:top w:w="0" w:type="dxa"/>
+              <w:left w:w="227" w:type="dxa"/>
+              <w:bottom w:w="0" w:type="dxa"/>
+              <w:right w:w="85" w:type="dxa"/>
+            </w:tcMar>
+            <w:vAlign w:val="center"/>
+          </w:tcPr>
+          <w:p>
+            <w:pPr>
+              <w:spacing w:line="290" w:lineRule="atLeast" w:before="0" w:after="0"/>
+              <w:rPr>
+                <w:b/>
+                <w:bCs/>
+                <w:sz w:val="21"/>
+              </w:rPr>
+            </w:pPr>
+            <w:r>
+              <w:rPr>
+                <w:rFonts w:ascii="Times New Roman" w:eastAsia="宋体" w:hAnsi="Times New Roman" w:cs="宋体"/>
+                <w:b/>
+                <w:bCs/>
+                <w:sz w:val="21"/>
+              </w:rPr>
+              <w:t xml:space="preserve">求职意向：</w:t>
+            </w:r>
+            <w:r>
+              <w:rPr>
+                <w:rFonts w:ascii="Times New Roman" w:eastAsia="宋体" w:hAnsi="Times New Roman" w:cs="宋体"/>
+                <w:b/>
+                <w:bCs/>
+                <w:sz w:val="21"/>
+              </w:rPr>
+              <w:t xml:space="preserve"> </w:t>
+            </w:r>
+            <w:r>
+              <w:rPr>
+                <w:rFonts w:ascii="Times New Roman" w:eastAsia="宋体" w:hAnsi="Times New Roman" w:cs="宋体"/>
+                <w:sz w:val="21"/>
+              </w:rPr>
+              <w:t xml:space="preserve">经营分析</w:t>
+            </w:r>
+            <w:r>
+              <w:rPr>
+                <w:rFonts w:eastAsia="宋体" w:ascii="Times New Roman" w:hAnsi="Times New Roman"/>
+                <w:sz w:val="21"/>
+              </w:rPr>
+              <w:t xml:space="preserve"> / </w:t>
+            </w:r>
+            <w:r>
+              <w:rPr>
+                <w:rFonts w:ascii="Times New Roman" w:eastAsia="宋体" w:hAnsi="Times New Roman" w:cs="宋体"/>
+                <w:sz w:val="21"/>
+              </w:rPr>
+              <w:t xml:space="preserve">数据分析</w:t>
+            </w:r>
+          </w:p>
+        </w:tc>
+        <w:tc>
+          <w:tcPr>
+            <w:tcW w:w="1203" w:type="dxa"/>
+            <w:shd w:val="clear" w:color="auto" w:fill="FFFFFF"/>
+          </w:tcPr>
+          <w:p>
+            <w:pPr>
+              <w:rPr>
+                <w:sz w:val="21"/>
+              </w:rPr>
+              <w:spacing w:line="290" w:lineRule="atLeast" w:before="0" w:after="0"/>
             </w:pPr>
           </w:p>
         </w:tc>
@@ -235,7 +336,7 @@
         <w:tc>
           <w:tcPr>
             <w:tcW w:w="10744" w:type="dxa"/>
-            <w:gridSpan w:val="3"/>
+            <w:gridSpan w:val="2"/>
             <w:tcBorders>
               <w:top w:val="nil"/>
               <w:left w:val="nil"/>
@@ -251,7 +352,7 @@
           </w:tcPr>
           <w:p>
             <w:pPr>
-              <w:spacing w:line="240" w:lineRule="auto" w:before="0" w:after="0"/>
+              <w:spacing w:line="290" w:lineRule="atLeast" w:before="0" w:after="0"/>
               <w:rPr>
                 <w:b/>
                 <w:bCs/>
@@ -260,7 +361,7 @@
             </w:pPr>
             <w:r>
               <w:rPr>
-                <w:rFonts w:ascii="宋体" w:eastAsia="宋体" w:hAnsi="宋体" w:cs="宋体"/>
+                <w:rFonts w:ascii="Times New Roman" w:eastAsia="宋体" w:hAnsi="Times New Roman" w:cs="宋体"/>
                 <w:b/>
                 <w:bCs/>
                 <w:sz w:val="21"/>
@@ -269,201 +370,175 @@
             </w:r>
             <w:r>
               <w:rPr>
-                <w:rFonts w:ascii="宋体" w:eastAsia="宋体" w:hAnsi="宋体" w:cs="宋体"/>
-                <w:b/>
-                <w:bCs/>
+                <w:rFonts w:ascii="Times New Roman" w:eastAsia="宋体" w:hAnsi="Times New Roman" w:cs="宋体"/>
                 <w:sz w:val="21"/>
               </w:rPr>
               <w:t xml:space="preserve">数据分析全流程：掌握</w:t>
             </w:r>
             <w:r>
               <w:rPr>
-                <w:rFonts w:ascii="Times New Roman" w:hAnsi="Times New Roman" w:hint="default"/>
-                <w:sz w:val="21"/>
-              </w:rPr>
-              <w:t xml:space="preserve"> Python/R/SPSS/Excel</w:t>
-            </w:r>
-            <w:r>
-              <w:rPr>
-                <w:rFonts w:ascii="宋体" w:eastAsia="宋体" w:hAnsi="宋体" w:cs="宋体"/>
-                <w:b/>
-                <w:bCs/>
+                <w:rFonts w:eastAsia="宋体" w:ascii="Times New Roman" w:hAnsi="Times New Roman"/>
+                <w:sz w:val="21"/>
+              </w:rPr>
+              <w:t xml:space="preserve">Python/R/SPSS/Excel</w:t>
+            </w:r>
+            <w:r>
+              <w:rPr>
+                <w:rFonts w:ascii="Times New Roman" w:eastAsia="宋体" w:hAnsi="Times New Roman" w:cs="宋体"/>
                 <w:sz w:val="21"/>
               </w:rPr>
               <w:t xml:space="preserve">，累计处理</w:t>
             </w:r>
             <w:r>
               <w:rPr>
-                <w:rFonts w:ascii="Times New Roman" w:hAnsi="Times New Roman" w:hint="default"/>
-                <w:sz w:val="21"/>
-              </w:rPr>
-              <w:t xml:space="preserve"> 4.5</w:t>
-            </w:r>
-            <w:r>
-              <w:rPr>
-                <w:rFonts w:ascii="宋体" w:eastAsia="宋体" w:hAnsi="宋体" w:cs="宋体"/>
-                <w:b/>
-                <w:bCs/>
+                <w:rFonts w:eastAsia="宋体" w:ascii="Times New Roman" w:hAnsi="Times New Roman"/>
+                <w:sz w:val="21"/>
+              </w:rPr>
+              <w:t xml:space="preserve">4.5</w:t>
+            </w:r>
+            <w:r>
+              <w:rPr>
+                <w:rFonts w:ascii="Times New Roman" w:eastAsia="宋体" w:hAnsi="Times New Roman" w:cs="宋体"/>
                 <w:sz w:val="21"/>
               </w:rPr>
               <w:t xml:space="preserve">万</w:t>
             </w:r>
             <w:r>
               <w:rPr>
-                <w:rFonts w:ascii="Times New Roman" w:hAnsi="Times New Roman" w:hint="default"/>
-                <w:sz w:val="21"/>
-              </w:rPr>
-              <w:t xml:space="preserve">+ </w:t>
-            </w:r>
-            <w:r>
-              <w:rPr>
-                <w:rFonts w:ascii="宋体" w:eastAsia="宋体" w:hAnsi="宋体" w:cs="宋体"/>
-                <w:b/>
-                <w:bCs/>
+                <w:rFonts w:eastAsia="宋体" w:ascii="Times New Roman" w:hAnsi="Times New Roman"/>
+                <w:sz w:val="21"/>
+              </w:rPr>
+              <w:t xml:space="preserve">+</w:t>
+            </w:r>
+            <w:r>
+              <w:rPr>
+                <w:rFonts w:ascii="Times New Roman" w:eastAsia="宋体" w:hAnsi="Times New Roman" w:cs="宋体"/>
                 <w:sz w:val="21"/>
               </w:rPr>
               <w:t xml:space="preserve">条业务数据与</w:t>
             </w:r>
             <w:r>
               <w:rPr>
-                <w:rFonts w:ascii="Times New Roman" w:hAnsi="Times New Roman" w:hint="default"/>
-                <w:sz w:val="21"/>
-              </w:rPr>
-              <w:t xml:space="preserve"> 328 </w:t>
-            </w:r>
-            <w:r>
-              <w:rPr>
-                <w:rFonts w:ascii="宋体" w:eastAsia="宋体" w:hAnsi="宋体" w:cs="宋体"/>
-                <w:b/>
-                <w:bCs/>
+                <w:rFonts w:eastAsia="宋体" w:ascii="Times New Roman" w:hAnsi="Times New Roman"/>
+                <w:sz w:val="21"/>
+              </w:rPr>
+              <w:t xml:space="preserve">328</w:t>
+            </w:r>
+            <w:r>
+              <w:rPr>
+                <w:rFonts w:ascii="Times New Roman" w:eastAsia="宋体" w:hAnsi="Times New Roman" w:cs="宋体"/>
                 <w:sz w:val="21"/>
               </w:rPr>
               <w:t xml:space="preserve">份问卷，能独立完成清洗→建模→可视化→结论输出；建模落地：独立构建选址</w:t>
             </w:r>
             <w:r>
               <w:rPr>
-                <w:rFonts w:ascii="Times New Roman" w:hAnsi="Times New Roman" w:hint="default"/>
+                <w:rFonts w:eastAsia="宋体" w:ascii="Times New Roman" w:hAnsi="Times New Roman"/>
                 <w:sz w:val="21"/>
               </w:rPr>
               <w:t xml:space="preserve">-</w:t>
             </w:r>
             <w:r>
               <w:rPr>
-                <w:rFonts w:ascii="宋体" w:eastAsia="宋体" w:hAnsi="宋体" w:cs="宋体"/>
-                <w:b/>
-                <w:bCs/>
+                <w:rFonts w:ascii="Times New Roman" w:eastAsia="宋体" w:hAnsi="Times New Roman" w:cs="宋体"/>
                 <w:sz w:val="21"/>
               </w:rPr>
               <w:t xml:space="preserve">路径双层优化模型（</w:t>
             </w:r>
             <w:r>
               <w:rPr>
-                <w:rFonts w:ascii="Times New Roman" w:hAnsi="Times New Roman" w:hint="default"/>
-                <w:sz w:val="21"/>
-              </w:rPr>
-              <w:t xml:space="preserve">Python </w:t>
-            </w:r>
-            <w:r>
-              <w:rPr>
-                <w:rFonts w:ascii="宋体" w:eastAsia="宋体" w:hAnsi="宋体" w:cs="宋体"/>
-                <w:b/>
-                <w:bCs/>
+                <w:rFonts w:eastAsia="宋体" w:ascii="Times New Roman" w:hAnsi="Times New Roman"/>
+                <w:sz w:val="21"/>
+              </w:rPr>
+              <w:t xml:space="preserve">Python</w:t>
+            </w:r>
+            <w:r>
+              <w:rPr>
+                <w:rFonts w:ascii="Times New Roman" w:eastAsia="宋体" w:hAnsi="Times New Roman" w:cs="宋体"/>
                 <w:sz w:val="21"/>
               </w:rPr>
               <w:t xml:space="preserve">求解），测算总成本降低</w:t>
             </w:r>
             <w:r>
               <w:rPr>
-                <w:rFonts w:ascii="Times New Roman" w:hAnsi="Times New Roman" w:hint="default"/>
-                <w:sz w:val="21"/>
-              </w:rPr>
-              <w:t xml:space="preserve"> 18.7%</w:t>
-            </w:r>
-            <w:r>
-              <w:rPr>
-                <w:rFonts w:ascii="宋体" w:eastAsia="宋体" w:hAnsi="宋体" w:cs="宋体"/>
-                <w:b/>
-                <w:bCs/>
+                <w:rFonts w:eastAsia="宋体" w:ascii="Times New Roman" w:hAnsi="Times New Roman"/>
+                <w:sz w:val="21"/>
+              </w:rPr>
+              <w:t xml:space="preserve">18.7%</w:t>
+            </w:r>
+            <w:r>
+              <w:rPr>
+                <w:rFonts w:ascii="Times New Roman" w:eastAsia="宋体" w:hAnsi="Times New Roman" w:cs="宋体"/>
                 <w:sz w:val="21"/>
               </w:rPr>
               <w:t xml:space="preserve">、配送时长缩短</w:t>
             </w:r>
             <w:r>
               <w:rPr>
-                <w:rFonts w:ascii="Times New Roman" w:hAnsi="Times New Roman" w:hint="default"/>
-                <w:sz w:val="21"/>
-              </w:rPr>
-              <w:t xml:space="preserve"> 22.3%</w:t>
-            </w:r>
-            <w:r>
-              <w:rPr>
-                <w:rFonts w:ascii="宋体" w:eastAsia="宋体" w:hAnsi="宋体" w:cs="宋体"/>
-                <w:b/>
-                <w:bCs/>
+                <w:rFonts w:eastAsia="宋体" w:ascii="Times New Roman" w:hAnsi="Times New Roman"/>
+                <w:sz w:val="21"/>
+              </w:rPr>
+              <w:t xml:space="preserve">22.3%</w:t>
+            </w:r>
+            <w:r>
+              <w:rPr>
+                <w:rFonts w:ascii="Times New Roman" w:eastAsia="宋体" w:hAnsi="Times New Roman" w:cs="宋体"/>
                 <w:sz w:val="21"/>
               </w:rPr>
               <w:t xml:space="preserve">，具备搭建数据分析模型并落地的能力；数据敏感度：基于</w:t>
             </w:r>
             <w:r>
               <w:rPr>
-                <w:rFonts w:ascii="Times New Roman" w:hAnsi="Times New Roman" w:hint="default"/>
-                <w:sz w:val="21"/>
-              </w:rPr>
-              <w:t xml:space="preserve"> 45211 </w:t>
-            </w:r>
-            <w:r>
-              <w:rPr>
-                <w:rFonts w:ascii="宋体" w:eastAsia="宋体" w:hAnsi="宋体" w:cs="宋体"/>
-                <w:b/>
-                <w:bCs/>
+                <w:rFonts w:eastAsia="宋体" w:ascii="Times New Roman" w:hAnsi="Times New Roman"/>
+                <w:sz w:val="21"/>
+              </w:rPr>
+              <w:t xml:space="preserve">45211</w:t>
+            </w:r>
+            <w:r>
+              <w:rPr>
+                <w:rFonts w:ascii="Times New Roman" w:eastAsia="宋体" w:hAnsi="Times New Roman" w:cs="宋体"/>
                 <w:sz w:val="21"/>
               </w:rPr>
               <w:t xml:space="preserve">条真实营销数据做多维度分层，用帕累托图、相关性热力图、转化瀑布图定位高价值客群与流失关键环节，善于发现数据异常与业务规律；项目主导力：独立主导</w:t>
             </w:r>
             <w:r>
               <w:rPr>
-                <w:rFonts w:ascii="Times New Roman" w:hAnsi="Times New Roman" w:hint="default"/>
-                <w:sz w:val="21"/>
-              </w:rPr>
-              <w:t xml:space="preserve"> 3 </w:t>
-            </w:r>
-            <w:r>
-              <w:rPr>
-                <w:rFonts w:ascii="宋体" w:eastAsia="宋体" w:hAnsi="宋体" w:cs="宋体"/>
-                <w:b/>
-                <w:bCs/>
+                <w:rFonts w:eastAsia="宋体" w:ascii="Times New Roman" w:hAnsi="Times New Roman"/>
+                <w:sz w:val="21"/>
+              </w:rPr>
+              <w:t xml:space="preserve">3</w:t>
+            </w:r>
+            <w:r>
+              <w:rPr>
+                <w:rFonts w:ascii="Times New Roman" w:eastAsia="宋体" w:hAnsi="Times New Roman" w:cs="宋体"/>
                 <w:sz w:val="21"/>
               </w:rPr>
               <w:t xml:space="preserve">个研究项目从问题定义、数据收集到报告交付全流程；统筹设计</w:t>
             </w:r>
             <w:r>
               <w:rPr>
-                <w:rFonts w:ascii="Times New Roman" w:hAnsi="Times New Roman" w:hint="default"/>
-                <w:sz w:val="21"/>
-              </w:rPr>
-              <w:t xml:space="preserve"> 328 </w:t>
-            </w:r>
-            <w:r>
-              <w:rPr>
-                <w:rFonts w:ascii="宋体" w:eastAsia="宋体" w:hAnsi="宋体" w:cs="宋体"/>
-                <w:b/>
-                <w:bCs/>
+                <w:rFonts w:eastAsia="宋体" w:ascii="Times New Roman" w:hAnsi="Times New Roman"/>
+                <w:sz w:val="21"/>
+              </w:rPr>
+              <w:t xml:space="preserve">328</w:t>
+            </w:r>
+            <w:r>
+              <w:rPr>
+                <w:rFonts w:ascii="Times New Roman" w:eastAsia="宋体" w:hAnsi="Times New Roman" w:cs="宋体"/>
                 <w:sz w:val="21"/>
               </w:rPr>
               <w:t xml:space="preserve">份问卷调研，具备数据项目</w:t>
             </w:r>
             <w:r>
               <w:rPr>
-                <w:rFonts w:ascii="Times New Roman" w:hAnsi="Times New Roman" w:hint="default"/>
-                <w:sz w:val="21"/>
-              </w:rPr>
-              <w:t xml:space="preserve"> owner </w:t>
-            </w:r>
-            <w:r>
-              <w:rPr>
-                <w:rFonts w:ascii="宋体" w:eastAsia="宋体" w:hAnsi="宋体" w:cs="宋体"/>
-                <w:b/>
-                <w:bCs/>
+                <w:rFonts w:eastAsia="宋体" w:ascii="Times New Roman" w:hAnsi="Times New Roman"/>
+                <w:sz w:val="21"/>
+              </w:rPr>
+              <w:t xml:space="preserve">owner</w:t>
+            </w:r>
+            <w:r>
+              <w:rPr>
+                <w:rFonts w:ascii="Times New Roman" w:eastAsia="宋体" w:hAnsi="Times New Roman" w:cs="宋体"/>
                 <w:sz w:val="21"/>
               </w:rPr>
               <w:t xml:space="preserve">经验</w:t>
@@ -478,7 +553,7 @@
           <w:vanish/>
           <w:sz w:val="2"/>
         </w:rPr>
-        <w:spacing w:line="240" w:lineRule="auto" w:before="0" w:after="0"/>
+        <w:spacing w:line="290" w:lineRule="atLeast" w:before="0" w:after="0"/>
       </w:pPr>
     </w:p>
     <w:tbl>
@@ -520,7 +595,7 @@
           </w:tcPr>
           <w:p>
             <w:pPr>
-              <w:spacing w:line="240" w:lineRule="auto" w:before="0" w:after="0"/>
+              <w:spacing w:line="290" w:lineRule="atLeast" w:before="0" w:after="0"/>
             </w:pPr>
             <w:r>
               <w:rPr>
@@ -591,7 +666,7 @@
                 </w:tcPr>
                 <w:p>
                   <w:pPr>
-                    <w:spacing w:line="240" w:lineRule="auto" w:before="0" w:after="0"/>
+                    <w:spacing w:line="290" w:lineRule="atLeast" w:before="0" w:after="0"/>
                     <w:jc w:val="center"/>
                     <w:rPr>
                       <w:sz w:val="21"/>
@@ -618,7 +693,7 @@
                 </w:tcPr>
                 <w:p>
                   <w:pPr>
-                    <w:spacing w:line="240" w:lineRule="auto" w:before="0" w:after="0"/>
+                    <w:spacing w:line="290" w:lineRule="atLeast" w:before="0" w:after="0"/>
                     <w:rPr>
                       <w:b/>
                       <w:bCs/>
@@ -655,7 +730,7 @@
                 </w:tcPr>
                 <w:p>
                   <w:pPr>
-                    <w:spacing w:line="240" w:lineRule="auto" w:before="0" w:after="0"/>
+                    <w:spacing w:line="290" w:lineRule="atLeast" w:before="0" w:after="0"/>
                     <w:rPr>
                       <w:b/>
                       <w:bCs/>
@@ -730,7 +805,7 @@
                 </w:tcPr>
                 <w:p>
                   <w:pPr>
-                    <w:spacing w:line="240" w:lineRule="auto" w:before="0" w:after="0"/>
+                    <w:spacing w:line="290" w:lineRule="atLeast" w:before="0" w:after="0"/>
                     <w:rPr>
                       <w:rFonts w:ascii="Times New Roman" w:eastAsia="等线" w:hAnsi="Times New Roman" w:hint="default"/>
                       <w:b/>
@@ -753,7 +828,7 @@
           </w:tbl>
           <w:p>
             <w:pPr>
-              <w:spacing w:line="240" w:lineRule="auto" w:before="0" w:after="0"/>
+              <w:spacing w:line="290" w:lineRule="atLeast" w:before="0" w:after="0"/>
               <w:rPr>
                 <w:b/>
                 <w:bCs/>
@@ -768,7 +843,7 @@
         <w:rPr>
           <w:vanish/>
         </w:rPr>
-        <w:spacing w:line="240" w:lineRule="auto" w:before="0" w:after="0"/>
+        <w:spacing w:line="290" w:lineRule="atLeast" w:before="0" w:after="0"/>
       </w:pPr>
     </w:p>
     <w:p>
@@ -777,7 +852,7 @@
           <w:vanish/>
           <w:sz w:val="21"/>
         </w:rPr>
-        <w:spacing w:line="240" w:lineRule="auto" w:before="0" w:after="0"/>
+        <w:spacing w:line="290" w:lineRule="atLeast" w:before="0" w:after="0"/>
       </w:pPr>
     </w:p>
     <w:tbl>
@@ -819,7 +894,7 @@
           </w:tcPr>
           <w:p>
             <w:pPr>
-              <w:spacing w:line="240" w:lineRule="auto" w:before="0" w:after="0"/>
+              <w:spacing w:line="290" w:lineRule="atLeast" w:before="0" w:after="0"/>
               <w:rPr>
                 <w:sz w:val="21"/>
               </w:rPr>
@@ -849,7 +924,7 @@
                 <w:ilvl w:val="0"/>
                 <w:numId w:val="2"/>
               </w:numPr>
-              <w:spacing w:line="240" w:lineRule="auto" w:before="0" w:after="0"/>
+              <w:spacing w:line="290" w:lineRule="atLeast" w:before="0" w:after="0"/>
               <w:ind w:left="442" w:hanging="442"/>
               <w:rPr>
                 <w:sz w:val="21"/>
@@ -857,7 +932,7 @@
             </w:pPr>
             <w:r>
               <w:rPr>
-                <w:rFonts w:ascii="宋体" w:eastAsia="宋体" w:hAnsi="宋体" w:cs="宋体"/>
+                <w:rFonts w:ascii="Times New Roman" w:eastAsia="宋体" w:hAnsi="Times New Roman" w:cs="宋体"/>
                 <w:b/>
                 <w:bCs/>
                 <w:sz w:val="21"/>
@@ -866,41 +941,35 @@
             </w:r>
             <w:r>
               <w:rPr>
-                <w:rFonts w:ascii="宋体" w:eastAsia="宋体" w:hAnsi="宋体" w:cs="宋体"/>
-                <w:b/>
-                <w:bCs/>
+                <w:rFonts w:ascii="Times New Roman" w:eastAsia="宋体" w:hAnsi="Times New Roman" w:cs="宋体"/>
                 <w:sz w:val="21"/>
               </w:rPr>
               <w:t xml:space="preserve">统计学、</w:t>
             </w:r>
             <w:r>
               <w:rPr>
-                <w:rFonts w:ascii="Times New Roman" w:hAnsi="Times New Roman" w:hint="default"/>
+                <w:rFonts w:eastAsia="宋体" w:ascii="Times New Roman" w:hAnsi="Times New Roman"/>
                 <w:sz w:val="21"/>
               </w:rPr>
               <w:t xml:space="preserve">Python</w:t>
             </w:r>
             <w:r>
               <w:rPr>
-                <w:rFonts w:ascii="宋体" w:eastAsia="宋体" w:hAnsi="宋体" w:cs="宋体"/>
-                <w:b/>
-                <w:bCs/>
+                <w:rFonts w:ascii="Times New Roman" w:eastAsia="宋体" w:hAnsi="Times New Roman" w:cs="宋体"/>
                 <w:sz w:val="21"/>
               </w:rPr>
               <w:t xml:space="preserve">程序设计、大数据管理与分析、供应链建模与仿真、</w:t>
             </w:r>
             <w:r>
               <w:rPr>
-                <w:rFonts w:ascii="Times New Roman" w:hAnsi="Times New Roman" w:hint="default"/>
+                <w:rFonts w:eastAsia="宋体" w:ascii="Times New Roman" w:hAnsi="Times New Roman"/>
                 <w:sz w:val="21"/>
               </w:rPr>
               <w:t xml:space="preserve">ERP</w:t>
             </w:r>
             <w:r>
               <w:rPr>
-                <w:rFonts w:ascii="宋体" w:eastAsia="宋体" w:hAnsi="宋体" w:cs="宋体"/>
-                <w:b/>
-                <w:bCs/>
+                <w:rFonts w:ascii="Times New Roman" w:eastAsia="宋体" w:hAnsi="Times New Roman" w:cs="宋体"/>
                 <w:sz w:val="21"/>
               </w:rPr>
               <w:t xml:space="preserve">供应链管理综合实验、采购管理、物流管理</w:t>
@@ -931,7 +1000,7 @@
           </w:tcPr>
           <w:p>
             <w:pPr>
-              <w:spacing w:line="240" w:lineRule="auto" w:before="0" w:after="0"/>
+              <w:spacing w:line="290" w:lineRule="atLeast" w:before="0" w:after="0"/>
               <w:rPr>
                 <w:sz w:val="21"/>
               </w:rPr>
@@ -961,14 +1030,14 @@
                 <w:ilvl w:val="0"/>
                 <w:numId w:val="2"/>
               </w:numPr>
-              <w:spacing w:line="240" w:lineRule="auto" w:before="0" w:after="0"/>
-              <w:rPr>
-                <w:sz w:val="21"/>
-              </w:rPr>
-            </w:pPr>
-            <w:r>
-              <w:rPr>
-                <w:rFonts w:ascii="宋体" w:eastAsia="宋体" w:hAnsi="宋体" w:cs="宋体"/>
+              <w:spacing w:line="290" w:lineRule="atLeast" w:before="0" w:after="0"/>
+              <w:rPr>
+                <w:sz w:val="21"/>
+              </w:rPr>
+            </w:pPr>
+            <w:r>
+              <w:rPr>
+                <w:rFonts w:ascii="Times New Roman" w:eastAsia="宋体" w:hAnsi="Times New Roman" w:cs="宋体"/>
                 <w:b/>
                 <w:bCs/>
                 <w:sz w:val="21"/>
@@ -977,41 +1046,35 @@
             </w:r>
             <w:r>
               <w:rPr>
-                <w:rFonts w:ascii="宋体" w:eastAsia="宋体" w:hAnsi="宋体" w:cs="宋体"/>
-                <w:b/>
-                <w:bCs/>
+                <w:rFonts w:ascii="Times New Roman" w:eastAsia="宋体" w:hAnsi="Times New Roman" w:cs="宋体"/>
                 <w:sz w:val="21"/>
               </w:rPr>
               <w:t xml:space="preserve">山东大学</w:t>
             </w:r>
             <w:r>
               <w:rPr>
-                <w:rFonts w:ascii="Times New Roman" w:hAnsi="Times New Roman" w:hint="default"/>
+                <w:rFonts w:eastAsia="宋体" w:ascii="Times New Roman" w:hAnsi="Times New Roman"/>
                 <w:sz w:val="21"/>
               </w:rPr>
               <w:t xml:space="preserve">2024</w:t>
             </w:r>
             <w:r>
               <w:rPr>
-                <w:rFonts w:ascii="宋体" w:eastAsia="宋体" w:hAnsi="宋体" w:cs="宋体"/>
-                <w:b/>
-                <w:bCs/>
+                <w:rFonts w:ascii="Times New Roman" w:eastAsia="宋体" w:hAnsi="Times New Roman" w:cs="宋体"/>
                 <w:sz w:val="21"/>
               </w:rPr>
               <w:t xml:space="preserve">—</w:t>
             </w:r>
             <w:r>
               <w:rPr>
-                <w:rFonts w:ascii="Times New Roman" w:hAnsi="Times New Roman" w:hint="default"/>
+                <w:rFonts w:eastAsia="宋体" w:ascii="Times New Roman" w:hAnsi="Times New Roman"/>
                 <w:sz w:val="21"/>
               </w:rPr>
               <w:t xml:space="preserve">2025</w:t>
             </w:r>
             <w:r>
               <w:rPr>
-                <w:rFonts w:ascii="宋体" w:eastAsia="宋体" w:hAnsi="宋体" w:cs="宋体"/>
-                <w:b/>
-                <w:bCs/>
+                <w:rFonts w:ascii="Times New Roman" w:eastAsia="宋体" w:hAnsi="Times New Roman" w:cs="宋体"/>
                 <w:sz w:val="21"/>
               </w:rPr>
               <w:t xml:space="preserve">年暑期社会实践专项优秀等级</w:t>
@@ -1026,7 +1089,7 @@
           <w:vanish/>
           <w:sz w:val="21"/>
         </w:rPr>
-        <w:spacing w:line="240" w:lineRule="auto" w:before="0" w:after="0"/>
+        <w:spacing w:line="290" w:lineRule="atLeast" w:before="0" w:after="0"/>
       </w:pPr>
     </w:p>
     <w:p>
@@ -1035,7 +1098,7 @@
           <w:vanish/>
           <w:sz w:val="2"/>
         </w:rPr>
-        <w:spacing w:line="240" w:lineRule="auto" w:before="0" w:after="0"/>
+        <w:spacing w:line="290" w:lineRule="atLeast" w:before="0" w:after="0"/>
       </w:pPr>
     </w:p>
     <w:p>
@@ -1043,7 +1106,7 @@
         <w:rPr>
           <w:vanish/>
         </w:rPr>
-        <w:spacing w:line="240" w:lineRule="auto" w:before="0" w:after="0"/>
+        <w:spacing w:line="290" w:lineRule="atLeast" w:before="0" w:after="0"/>
       </w:pPr>
     </w:p>
     <w:p>
@@ -1052,7 +1115,7 @@
           <w:vanish/>
           <w:sz w:val="21"/>
         </w:rPr>
-        <w:spacing w:line="240" w:lineRule="auto" w:before="0" w:after="0"/>
+        <w:spacing w:line="290" w:lineRule="atLeast" w:before="0" w:after="0"/>
       </w:pPr>
     </w:p>
     <w:p>
@@ -1061,7 +1124,7 @@
           <w:vanish/>
           <w:sz w:val="21"/>
         </w:rPr>
-        <w:spacing w:line="240" w:lineRule="auto" w:before="0" w:after="0"/>
+        <w:spacing w:line="290" w:lineRule="atLeast" w:before="0" w:after="0"/>
       </w:pPr>
     </w:p>
     <w:p>
@@ -1070,7 +1133,7 @@
           <w:vanish/>
           <w:sz w:val="2"/>
         </w:rPr>
-        <w:spacing w:line="240" w:lineRule="auto" w:before="0" w:after="0"/>
+        <w:spacing w:line="290" w:lineRule="atLeast" w:before="0" w:after="0"/>
       </w:pPr>
     </w:p>
     <w:tbl>
@@ -1124,7 +1187,7 @@
           </w:tcPr>
           <w:p>
             <w:pPr>
-              <w:spacing w:line="240" w:lineRule="auto" w:before="0" w:after="0"/>
+              <w:spacing w:line="290" w:lineRule="atLeast" w:before="0" w:after="0"/>
               <w:rPr>
                 <w:rFonts w:ascii="Times New Roman" w:hAnsi="Times New Roman"/>
                 <w:b/>
@@ -1175,7 +1238,7 @@
           </w:tcPr>
           <w:p>
             <w:pPr>
-              <w:spacing w:line="240" w:lineRule="auto" w:before="0" w:after="0"/>
+              <w:spacing w:line="290" w:lineRule="atLeast" w:before="0" w:after="0"/>
               <w:rPr>
                 <w:rFonts w:ascii="Times New Roman" w:hAnsi="Times New Roman"/>
                 <w:sz w:val="21"/>
@@ -1203,7 +1266,7 @@
           </w:tcPr>
           <w:p>
             <w:pPr>
-              <w:spacing w:line="240" w:lineRule="auto" w:before="0" w:after="0"/>
+              <w:spacing w:line="290" w:lineRule="atLeast" w:before="0" w:after="0"/>
               <w:rPr>
                 <w:rFonts w:ascii="Times New Roman" w:hAnsi="Times New Roman"/>
                 <w:sz w:val="21"/>
@@ -1211,7 +1274,7 @@
             </w:pPr>
             <w:r>
               <w:rPr>
-                <w:rFonts w:ascii="宋体" w:eastAsia="宋体" w:hAnsi="宋体" w:cs="宋体"/>
+                <w:rFonts w:ascii="Times New Roman" w:eastAsia="宋体" w:hAnsi="Times New Roman" w:cs="宋体"/>
                 <w:b/>
                 <w:bCs/>
                 <w:sz w:val="21"/>
@@ -1234,7 +1297,7 @@
           </w:tcPr>
           <w:p>
             <w:pPr>
-              <w:spacing w:line="240" w:lineRule="auto" w:before="0" w:after="0"/>
+              <w:spacing w:line="290" w:lineRule="atLeast" w:before="0" w:after="0"/>
               <w:rPr>
                 <w:rFonts w:ascii="Times New Roman" w:eastAsia="等线" w:hAnsi="Times New Roman"/>
                 <w:b/>
@@ -1244,7 +1307,7 @@
             </w:pPr>
             <w:r>
               <w:rPr>
-                <w:rFonts w:ascii="宋体" w:eastAsia="宋体" w:hAnsi="宋体" w:cs="宋体"/>
+                <w:rFonts w:ascii="Times New Roman" w:eastAsia="宋体" w:hAnsi="Times New Roman" w:cs="宋体"/>
                 <w:b/>
                 <w:bCs/>
                 <w:sz w:val="21"/>
@@ -1266,7 +1329,7 @@
           </w:tcPr>
           <w:p>
             <w:pPr>
-              <w:spacing w:line="240" w:lineRule="auto" w:before="0" w:after="0"/>
+              <w:spacing w:line="290" w:lineRule="atLeast" w:before="0" w:after="0"/>
               <w:rPr>
                 <w:rFonts w:ascii="Times New Roman" w:eastAsia="等线" w:hAnsi="Times New Roman" w:hint="default"/>
                 <w:b/>
@@ -1276,7 +1339,7 @@
             </w:pPr>
             <w:r>
               <w:rPr>
-                <w:rFonts w:ascii="宋体" w:eastAsia="宋体" w:hAnsi="宋体" w:cs="宋体"/>
+                <w:rFonts w:ascii="Times New Roman" w:eastAsia="宋体" w:hAnsi="Times New Roman" w:cs="宋体"/>
                 <w:b/>
                 <w:bCs/>
                 <w:sz w:val="21"/>
@@ -1311,7 +1374,7 @@
           </w:tcPr>
           <w:p>
             <w:pPr>
-              <w:spacing w:line="240" w:lineRule="auto" w:before="0" w:after="0"/>
+              <w:spacing w:line="290" w:lineRule="atLeast" w:before="0" w:after="0"/>
               <w:rPr>
                 <w:rFonts w:ascii="Times New Roman" w:hAnsi="Times New Roman"/>
                 <w:sz w:val="21"/>
@@ -1343,7 +1406,7 @@
                 <w:ilvl w:val="0"/>
                 <w:numId w:val="9"/>
               </w:numPr>
-              <w:spacing w:line="240" w:lineRule="auto" w:before="0" w:after="0"/>
+              <w:spacing w:line="290" w:lineRule="atLeast" w:before="0" w:after="0"/>
               <w:rPr>
                 <w:rFonts w:ascii="Times New Roman" w:eastAsia="宋体" w:hAnsi="Times New Roman" w:cs="宋体" w:hint="default"/>
                 <w:sz w:val="21"/>
@@ -1351,89 +1414,77 @@
             </w:pPr>
             <w:r>
               <w:rPr>
-                <w:rFonts w:ascii="宋体" w:eastAsia="宋体" w:hAnsi="宋体" w:cs="宋体"/>
-                <w:b/>
-                <w:bCs/>
+                <w:rFonts w:ascii="Times New Roman" w:eastAsia="宋体" w:hAnsi="Times New Roman" w:cs="宋体"/>
                 <w:sz w:val="21"/>
               </w:rPr>
               <w:t xml:space="preserve">基于</w:t>
             </w:r>
             <w:r>
               <w:rPr>
-                <w:rFonts w:ascii="Times New Roman" w:hAnsi="Times New Roman" w:hint="default"/>
+                <w:rFonts w:eastAsia="宋体" w:ascii="Times New Roman" w:hAnsi="Times New Roman"/>
                 <w:sz w:val="21"/>
               </w:rPr>
               <w:t xml:space="preserve">TAM</w:t>
             </w:r>
             <w:r>
               <w:rPr>
-                <w:rFonts w:ascii="宋体" w:eastAsia="宋体" w:hAnsi="宋体" w:cs="宋体"/>
-                <w:b/>
-                <w:bCs/>
+                <w:rFonts w:ascii="Times New Roman" w:eastAsia="宋体" w:hAnsi="Times New Roman" w:cs="宋体"/>
                 <w:sz w:val="21"/>
               </w:rPr>
               <w:t xml:space="preserve">模型设计</w:t>
             </w:r>
             <w:r>
               <w:rPr>
-                <w:rFonts w:ascii="Times New Roman" w:hAnsi="Times New Roman" w:hint="default"/>
+                <w:rFonts w:eastAsia="宋体" w:ascii="Times New Roman" w:hAnsi="Times New Roman"/>
                 <w:sz w:val="21"/>
               </w:rPr>
               <w:t xml:space="preserve">7</w:t>
             </w:r>
             <w:r>
               <w:rPr>
-                <w:rFonts w:ascii="宋体" w:eastAsia="宋体" w:hAnsi="宋体" w:cs="宋体"/>
-                <w:b/>
-                <w:bCs/>
+                <w:rFonts w:ascii="Times New Roman" w:eastAsia="宋体" w:hAnsi="Times New Roman" w:cs="宋体"/>
                 <w:sz w:val="21"/>
               </w:rPr>
               <w:t xml:space="preserve">点李克特量表问卷，回收</w:t>
             </w:r>
             <w:r>
               <w:rPr>
-                <w:rFonts w:ascii="Times New Roman" w:hAnsi="Times New Roman" w:hint="default"/>
+                <w:rFonts w:eastAsia="宋体" w:ascii="Times New Roman" w:hAnsi="Times New Roman"/>
                 <w:sz w:val="21"/>
               </w:rPr>
               <w:t xml:space="preserve">328</w:t>
             </w:r>
             <w:r>
               <w:rPr>
-                <w:rFonts w:ascii="宋体" w:eastAsia="宋体" w:hAnsi="宋体" w:cs="宋体"/>
-                <w:b/>
-                <w:bCs/>
+                <w:rFonts w:ascii="Times New Roman" w:eastAsia="宋体" w:hAnsi="Times New Roman" w:cs="宋体"/>
                 <w:sz w:val="21"/>
               </w:rPr>
               <w:t xml:space="preserve">份有效样本，用</w:t>
             </w:r>
             <w:r>
               <w:rPr>
-                <w:rFonts w:ascii="Times New Roman" w:hAnsi="Times New Roman" w:hint="default"/>
+                <w:rFonts w:eastAsia="宋体" w:ascii="Times New Roman" w:hAnsi="Times New Roman"/>
                 <w:sz w:val="21"/>
               </w:rPr>
               <w:t xml:space="preserve">SPSS</w:t>
             </w:r>
             <w:r>
               <w:rPr>
-                <w:rFonts w:ascii="宋体" w:eastAsia="宋体" w:hAnsi="宋体" w:cs="宋体"/>
-                <w:b/>
-                <w:bCs/>
+                <w:rFonts w:ascii="Times New Roman" w:eastAsia="宋体" w:hAnsi="Times New Roman" w:cs="宋体"/>
                 <w:sz w:val="21"/>
               </w:rPr>
               <w:t xml:space="preserve">和</w:t>
             </w:r>
             <w:r>
               <w:rPr>
-                <w:rFonts w:ascii="Times New Roman" w:hAnsi="Times New Roman" w:hint="default"/>
+                <w:rFonts w:eastAsia="宋体" w:ascii="Times New Roman" w:hAnsi="Times New Roman"/>
                 <w:sz w:val="21"/>
               </w:rPr>
               <w:t xml:space="preserve">Python</w:t>
             </w:r>
             <w:r>
               <w:rPr>
-                <w:rFonts w:ascii="宋体" w:eastAsia="宋体" w:hAnsi="宋体" w:cs="宋体"/>
-                <w:b/>
-                <w:bCs/>
+                <w:rFonts w:ascii="Times New Roman" w:eastAsia="宋体" w:hAnsi="Times New Roman" w:cs="宋体"/>
                 <w:sz w:val="21"/>
               </w:rPr>
               <w:t xml:space="preserve">完成统计分析</w:t>
@@ -1445,7 +1496,7 @@
                 <w:ilvl w:val="0"/>
                 <w:numId w:val="9"/>
               </w:numPr>
-              <w:spacing w:line="240" w:lineRule="auto" w:before="0" w:after="0"/>
+              <w:spacing w:line="290" w:lineRule="atLeast" w:before="0" w:after="0"/>
               <w:rPr>
                 <w:rFonts w:ascii="Times New Roman" w:eastAsia="宋体" w:hAnsi="Times New Roman" w:cs="宋体" w:hint="default"/>
                 <w:sz w:val="21"/>
@@ -1453,57 +1504,49 @@
             </w:pPr>
             <w:r>
               <w:rPr>
-                <w:rFonts w:ascii="宋体" w:eastAsia="宋体" w:hAnsi="宋体" w:cs="宋体"/>
-                <w:b/>
-                <w:bCs/>
+                <w:rFonts w:ascii="Times New Roman" w:eastAsia="宋体" w:hAnsi="Times New Roman" w:cs="宋体"/>
                 <w:sz w:val="21"/>
               </w:rPr>
               <w:t xml:space="preserve">验证交互性（</w:t>
             </w:r>
             <w:r>
               <w:rPr>
-                <w:rFonts w:ascii="Times New Roman" w:hAnsi="Times New Roman" w:hint="default"/>
+                <w:rFonts w:eastAsia="宋体" w:ascii="Times New Roman" w:hAnsi="Times New Roman"/>
                 <w:sz w:val="21"/>
               </w:rPr>
               <w:t xml:space="preserve">β=0.42</w:t>
             </w:r>
             <w:r>
               <w:rPr>
-                <w:rFonts w:ascii="宋体" w:eastAsia="宋体" w:hAnsi="宋体" w:cs="宋体"/>
-                <w:b/>
-                <w:bCs/>
+                <w:rFonts w:ascii="Times New Roman" w:eastAsia="宋体" w:hAnsi="Times New Roman" w:cs="宋体"/>
                 <w:sz w:val="21"/>
               </w:rPr>
               <w:t xml:space="preserve">）、个性化（</w:t>
             </w:r>
             <w:r>
               <w:rPr>
-                <w:rFonts w:ascii="Times New Roman" w:hAnsi="Times New Roman" w:hint="default"/>
+                <w:rFonts w:eastAsia="宋体" w:ascii="Times New Roman" w:hAnsi="Times New Roman"/>
                 <w:sz w:val="21"/>
               </w:rPr>
               <w:t xml:space="preserve">β=0.38</w:t>
             </w:r>
             <w:r>
               <w:rPr>
-                <w:rFonts w:ascii="宋体" w:eastAsia="宋体" w:hAnsi="宋体" w:cs="宋体"/>
-                <w:b/>
-                <w:bCs/>
+                <w:rFonts w:ascii="Times New Roman" w:eastAsia="宋体" w:hAnsi="Times New Roman" w:cs="宋体"/>
                 <w:sz w:val="21"/>
               </w:rPr>
               <w:t xml:space="preserve">）、自主性（</w:t>
             </w:r>
             <w:r>
               <w:rPr>
-                <w:rFonts w:ascii="Times New Roman" w:hAnsi="Times New Roman" w:hint="default"/>
+                <w:rFonts w:eastAsia="宋体" w:ascii="Times New Roman" w:hAnsi="Times New Roman"/>
                 <w:sz w:val="21"/>
               </w:rPr>
               <w:t xml:space="preserve">β=0.31</w:t>
             </w:r>
             <w:r>
               <w:rPr>
-                <w:rFonts w:ascii="宋体" w:eastAsia="宋体" w:hAnsi="宋体" w:cs="宋体"/>
-                <w:b/>
-                <w:bCs/>
+                <w:rFonts w:ascii="Times New Roman" w:eastAsia="宋体" w:hAnsi="Times New Roman" w:cs="宋体"/>
                 <w:sz w:val="21"/>
               </w:rPr>
               <w:t xml:space="preserve">）显著正向影响用户感知价值，识别问题识别准确性、智能解决能力为核心影响因素，为业务优化提供数据支撑</w:t>
@@ -1536,7 +1579,7 @@
           </w:tcPr>
           <w:p>
             <w:pPr>
-              <w:spacing w:line="240" w:lineRule="auto" w:before="0" w:after="0"/>
+              <w:spacing w:line="290" w:lineRule="atLeast" w:before="0" w:after="0"/>
               <w:rPr>
                 <w:rFonts w:ascii="Times New Roman" w:hAnsi="Times New Roman"/>
                 <w:sz w:val="21"/>
@@ -1564,7 +1607,7 @@
           </w:tcPr>
           <w:p>
             <w:pPr>
-              <w:spacing w:line="240" w:lineRule="auto" w:before="0" w:after="0"/>
+              <w:spacing w:line="290" w:lineRule="atLeast" w:before="0" w:after="0"/>
               <w:rPr>
                 <w:rFonts w:ascii="Times New Roman" w:hAnsi="Times New Roman"/>
                 <w:sz w:val="21"/>
@@ -1572,7 +1615,7 @@
             </w:pPr>
             <w:r>
               <w:rPr>
-                <w:rFonts w:ascii="宋体" w:eastAsia="宋体" w:hAnsi="宋体" w:cs="宋体"/>
+                <w:rFonts w:ascii="Times New Roman" w:eastAsia="宋体" w:hAnsi="Times New Roman" w:cs="宋体"/>
                 <w:b/>
                 <w:bCs/>
                 <w:sz w:val="21"/>
@@ -1595,7 +1638,7 @@
           </w:tcPr>
           <w:p>
             <w:pPr>
-              <w:spacing w:line="240" w:lineRule="auto" w:before="0" w:after="0"/>
+              <w:spacing w:line="290" w:lineRule="atLeast" w:before="0" w:after="0"/>
               <w:rPr>
                 <w:rFonts w:ascii="Times New Roman" w:eastAsia="等线" w:hAnsi="Times New Roman"/>
                 <w:b/>
@@ -1605,7 +1648,7 @@
             </w:pPr>
             <w:r>
               <w:rPr>
-                <w:rFonts w:ascii="宋体" w:eastAsia="宋体" w:hAnsi="宋体" w:cs="宋体"/>
+                <w:rFonts w:ascii="Times New Roman" w:eastAsia="宋体" w:hAnsi="Times New Roman" w:cs="宋体"/>
                 <w:b/>
                 <w:bCs/>
                 <w:sz w:val="21"/>
@@ -1627,7 +1670,7 @@
           </w:tcPr>
           <w:p>
             <w:pPr>
-              <w:spacing w:line="240" w:lineRule="auto" w:before="0" w:after="0"/>
+              <w:spacing w:line="290" w:lineRule="atLeast" w:before="0" w:after="0"/>
               <w:rPr>
                 <w:rFonts w:ascii="Times New Roman" w:eastAsia="等线" w:hAnsi="Times New Roman" w:hint="default"/>
                 <w:b/>
@@ -1637,7 +1680,7 @@
             </w:pPr>
             <w:r>
               <w:rPr>
-                <w:rFonts w:ascii="宋体" w:eastAsia="宋体" w:hAnsi="宋体" w:cs="宋体"/>
+                <w:rFonts w:ascii="Times New Roman" w:eastAsia="宋体" w:hAnsi="Times New Roman" w:cs="宋体"/>
                 <w:b/>
                 <w:bCs/>
                 <w:sz w:val="21"/>
@@ -1672,7 +1715,7 @@
           </w:tcPr>
           <w:p>
             <w:pPr>
-              <w:spacing w:line="240" w:lineRule="auto" w:before="0" w:after="0"/>
+              <w:spacing w:line="290" w:lineRule="atLeast" w:before="0" w:after="0"/>
               <w:rPr>
                 <w:rFonts w:ascii="Times New Roman" w:hAnsi="Times New Roman"/>
                 <w:sz w:val="21"/>
@@ -1704,7 +1747,7 @@
                 <w:ilvl w:val="0"/>
                 <w:numId w:val="9"/>
               </w:numPr>
-              <w:spacing w:line="240" w:lineRule="auto" w:before="0" w:after="0"/>
+              <w:spacing w:line="290" w:lineRule="atLeast" w:before="0" w:after="0"/>
               <w:rPr>
                 <w:rFonts w:ascii="Times New Roman" w:eastAsia="宋体" w:hAnsi="Times New Roman" w:cs="宋体" w:hint="default"/>
                 <w:sz w:val="21"/>
@@ -1712,41 +1755,35 @@
             </w:pPr>
             <w:r>
               <w:rPr>
-                <w:rFonts w:ascii="宋体" w:eastAsia="宋体" w:hAnsi="宋体" w:cs="宋体"/>
-                <w:b/>
-                <w:bCs/>
+                <w:rFonts w:ascii="Times New Roman" w:eastAsia="宋体" w:hAnsi="Times New Roman" w:cs="宋体"/>
                 <w:sz w:val="21"/>
               </w:rPr>
               <w:t xml:space="preserve">基于</w:t>
             </w:r>
             <w:r>
               <w:rPr>
-                <w:rFonts w:ascii="Times New Roman" w:hAnsi="Times New Roman" w:hint="default"/>
+                <w:rFonts w:eastAsia="宋体" w:ascii="Times New Roman" w:hAnsi="Times New Roman"/>
                 <w:sz w:val="21"/>
               </w:rPr>
               <w:t xml:space="preserve">45211</w:t>
             </w:r>
             <w:r>
               <w:rPr>
-                <w:rFonts w:ascii="宋体" w:eastAsia="宋体" w:hAnsi="宋体" w:cs="宋体"/>
-                <w:b/>
-                <w:bCs/>
+                <w:rFonts w:ascii="Times New Roman" w:eastAsia="宋体" w:hAnsi="Times New Roman" w:cs="宋体"/>
                 <w:sz w:val="21"/>
               </w:rPr>
               <w:t xml:space="preserve">条真实营销数据，用</w:t>
             </w:r>
             <w:r>
               <w:rPr>
-                <w:rFonts w:ascii="Times New Roman" w:hAnsi="Times New Roman" w:hint="default"/>
+                <w:rFonts w:eastAsia="宋体" w:ascii="Times New Roman" w:hAnsi="Times New Roman"/>
                 <w:sz w:val="21"/>
               </w:rPr>
               <w:t xml:space="preserve">R</w:t>
             </w:r>
             <w:r>
               <w:rPr>
-                <w:rFonts w:ascii="宋体" w:eastAsia="宋体" w:hAnsi="宋体" w:cs="宋体"/>
-                <w:b/>
-                <w:bCs/>
+                <w:rFonts w:ascii="Times New Roman" w:eastAsia="宋体" w:hAnsi="Times New Roman" w:cs="宋体"/>
                 <w:sz w:val="21"/>
               </w:rPr>
               <w:t xml:space="preserve">完成缺失值与异常值清洗，对年龄、职业、营销频次等字段做多维度分层统计</w:t>
@@ -1758,7 +1795,7 @@
                 <w:ilvl w:val="0"/>
                 <w:numId w:val="9"/>
               </w:numPr>
-              <w:spacing w:line="240" w:lineRule="auto" w:before="0" w:after="0"/>
+              <w:spacing w:line="290" w:lineRule="atLeast" w:before="0" w:after="0"/>
               <w:rPr>
                 <w:rFonts w:ascii="Times New Roman" w:eastAsia="宋体" w:hAnsi="Times New Roman" w:cs="宋体" w:hint="default"/>
                 <w:sz w:val="21"/>
@@ -1766,9 +1803,7 @@
             </w:pPr>
             <w:r>
               <w:rPr>
-                <w:rFonts w:ascii="宋体" w:eastAsia="宋体" w:hAnsi="宋体" w:cs="宋体"/>
-                <w:b/>
-                <w:bCs/>
+                <w:rFonts w:ascii="Times New Roman" w:eastAsia="宋体" w:hAnsi="Times New Roman" w:cs="宋体"/>
                 <w:sz w:val="21"/>
               </w:rPr>
               <w:t xml:space="preserve">独立绘制帕累托图、相关性热力图、订阅转化率瀑布图，识别关键影响变量，为客户分群与营销资源分配提供数据支撑</w:t>
@@ -1801,7 +1836,7 @@
           </w:tcPr>
           <w:p>
             <w:pPr>
-              <w:spacing w:line="240" w:lineRule="auto" w:before="0" w:after="0"/>
+              <w:spacing w:line="290" w:lineRule="atLeast" w:before="0" w:after="0"/>
               <w:rPr>
                 <w:rFonts w:ascii="Times New Roman" w:hAnsi="Times New Roman"/>
                 <w:sz w:val="21"/>
@@ -1829,7 +1864,7 @@
           </w:tcPr>
           <w:p>
             <w:pPr>
-              <w:spacing w:line="240" w:lineRule="auto" w:before="0" w:after="0"/>
+              <w:spacing w:line="290" w:lineRule="atLeast" w:before="0" w:after="0"/>
               <w:rPr>
                 <w:rFonts w:ascii="Times New Roman" w:hAnsi="Times New Roman"/>
                 <w:sz w:val="21"/>
@@ -1837,7 +1872,7 @@
             </w:pPr>
             <w:r>
               <w:rPr>
-                <w:rFonts w:ascii="宋体" w:eastAsia="宋体" w:hAnsi="宋体" w:cs="宋体"/>
+                <w:rFonts w:ascii="Times New Roman" w:eastAsia="宋体" w:hAnsi="Times New Roman" w:cs="宋体"/>
                 <w:b/>
                 <w:bCs/>
                 <w:sz w:val="21"/>
@@ -1860,7 +1895,7 @@
           </w:tcPr>
           <w:p>
             <w:pPr>
-              <w:spacing w:line="240" w:lineRule="auto" w:before="0" w:after="0"/>
+              <w:spacing w:line="290" w:lineRule="atLeast" w:before="0" w:after="0"/>
               <w:rPr>
                 <w:rFonts w:ascii="Times New Roman" w:eastAsia="等线" w:hAnsi="Times New Roman"/>
                 <w:b/>
@@ -1870,7 +1905,7 @@
             </w:pPr>
             <w:r>
               <w:rPr>
-                <w:rFonts w:ascii="宋体" w:eastAsia="宋体" w:hAnsi="宋体" w:cs="宋体"/>
+                <w:rFonts w:ascii="Times New Roman" w:eastAsia="宋体" w:hAnsi="Times New Roman" w:cs="宋体"/>
                 <w:b/>
                 <w:bCs/>
                 <w:sz w:val="21"/>
@@ -1892,7 +1927,7 @@
           </w:tcPr>
           <w:p>
             <w:pPr>
-              <w:spacing w:line="240" w:lineRule="auto" w:before="0" w:after="0"/>
+              <w:spacing w:line="290" w:lineRule="atLeast" w:before="0" w:after="0"/>
               <w:rPr>
                 <w:rFonts w:ascii="Times New Roman" w:eastAsia="等线" w:hAnsi="Times New Roman" w:hint="default"/>
                 <w:b/>
@@ -1902,7 +1937,7 @@
             </w:pPr>
             <w:r>
               <w:rPr>
-                <w:rFonts w:ascii="宋体" w:eastAsia="宋体" w:hAnsi="宋体" w:cs="宋体"/>
+                <w:rFonts w:ascii="Times New Roman" w:eastAsia="宋体" w:hAnsi="Times New Roman" w:cs="宋体"/>
                 <w:b/>
                 <w:bCs/>
                 <w:sz w:val="21"/>
@@ -1937,7 +1972,7 @@
           </w:tcPr>
           <w:p>
             <w:pPr>
-              <w:spacing w:line="240" w:lineRule="auto" w:before="0" w:after="0"/>
+              <w:spacing w:line="290" w:lineRule="atLeast" w:before="0" w:after="0"/>
               <w:rPr>
                 <w:rFonts w:ascii="Times New Roman" w:hAnsi="Times New Roman"/>
                 <w:sz w:val="21"/>
@@ -1969,7 +2004,7 @@
                 <w:ilvl w:val="0"/>
                 <w:numId w:val="9"/>
               </w:numPr>
-              <w:spacing w:line="240" w:lineRule="auto" w:before="0" w:after="0"/>
+              <w:spacing w:line="290" w:lineRule="atLeast" w:before="0" w:after="0"/>
               <w:rPr>
                 <w:rFonts w:ascii="Times New Roman" w:eastAsia="宋体" w:hAnsi="Times New Roman" w:cs="宋体" w:hint="default"/>
                 <w:sz w:val="21"/>
@@ -1977,73 +2012,63 @@
             </w:pPr>
             <w:r>
               <w:rPr>
-                <w:rFonts w:ascii="宋体" w:eastAsia="宋体" w:hAnsi="宋体" w:cs="宋体"/>
-                <w:b/>
-                <w:bCs/>
+                <w:rFonts w:ascii="Times New Roman" w:eastAsia="宋体" w:hAnsi="Times New Roman" w:cs="宋体"/>
                 <w:sz w:val="21"/>
               </w:rPr>
               <w:t xml:space="preserve">针对自提点布局零散痛点，构建选址</w:t>
             </w:r>
             <w:r>
               <w:rPr>
-                <w:rFonts w:ascii="Times New Roman" w:hAnsi="Times New Roman" w:hint="default"/>
+                <w:rFonts w:eastAsia="宋体" w:ascii="Times New Roman" w:hAnsi="Times New Roman"/>
                 <w:sz w:val="21"/>
               </w:rPr>
               <w:t xml:space="preserve">-</w:t>
             </w:r>
             <w:r>
               <w:rPr>
-                <w:rFonts w:ascii="宋体" w:eastAsia="宋体" w:hAnsi="宋体" w:cs="宋体"/>
-                <w:b/>
-                <w:bCs/>
+                <w:rFonts w:ascii="Times New Roman" w:eastAsia="宋体" w:hAnsi="Times New Roman" w:cs="宋体"/>
                 <w:sz w:val="21"/>
               </w:rPr>
               <w:t xml:space="preserve">路径双层优化模型，将年龄分层服务半径纳入目标函数，基于</w:t>
             </w:r>
             <w:r>
               <w:rPr>
-                <w:rFonts w:ascii="Times New Roman" w:hAnsi="Times New Roman" w:hint="default"/>
+                <w:rFonts w:eastAsia="宋体" w:ascii="Times New Roman" w:hAnsi="Times New Roman"/>
                 <w:sz w:val="21"/>
               </w:rPr>
               <w:t xml:space="preserve">15</w:t>
             </w:r>
             <w:r>
               <w:rPr>
-                <w:rFonts w:ascii="宋体" w:eastAsia="宋体" w:hAnsi="宋体" w:cs="宋体"/>
-                <w:b/>
-                <w:bCs/>
+                <w:rFonts w:ascii="Times New Roman" w:eastAsia="宋体" w:hAnsi="Times New Roman" w:cs="宋体"/>
                 <w:sz w:val="21"/>
               </w:rPr>
               <w:t xml:space="preserve">个候选点、日均</w:t>
             </w:r>
             <w:r>
               <w:rPr>
-                <w:rFonts w:ascii="Times New Roman" w:hAnsi="Times New Roman" w:hint="default"/>
+                <w:rFonts w:eastAsia="宋体" w:ascii="Times New Roman" w:hAnsi="Times New Roman"/>
                 <w:sz w:val="21"/>
               </w:rPr>
               <w:t xml:space="preserve">345</w:t>
             </w:r>
             <w:r>
               <w:rPr>
-                <w:rFonts w:ascii="宋体" w:eastAsia="宋体" w:hAnsi="宋体" w:cs="宋体"/>
-                <w:b/>
-                <w:bCs/>
+                <w:rFonts w:ascii="Times New Roman" w:eastAsia="宋体" w:hAnsi="Times New Roman" w:cs="宋体"/>
                 <w:sz w:val="21"/>
               </w:rPr>
               <w:t xml:space="preserve">单真实数据用</w:t>
             </w:r>
             <w:r>
               <w:rPr>
-                <w:rFonts w:ascii="Times New Roman" w:hAnsi="Times New Roman" w:hint="default"/>
+                <w:rFonts w:eastAsia="宋体" w:ascii="Times New Roman" w:hAnsi="Times New Roman"/>
                 <w:sz w:val="21"/>
               </w:rPr>
               <w:t xml:space="preserve">Python</w:t>
             </w:r>
             <w:r>
               <w:rPr>
-                <w:rFonts w:ascii="宋体" w:eastAsia="宋体" w:hAnsi="宋体" w:cs="宋体"/>
-                <w:b/>
-                <w:bCs/>
+                <w:rFonts w:ascii="Times New Roman" w:eastAsia="宋体" w:hAnsi="Times New Roman" w:cs="宋体"/>
                 <w:sz w:val="21"/>
               </w:rPr>
               <w:t xml:space="preserve">求解</w:t>
@@ -2055,7 +2080,7 @@
                 <w:ilvl w:val="0"/>
                 <w:numId w:val="9"/>
               </w:numPr>
-              <w:spacing w:line="240" w:lineRule="auto" w:before="0" w:after="0"/>
+              <w:spacing w:line="290" w:lineRule="atLeast" w:before="0" w:after="0"/>
               <w:rPr>
                 <w:rFonts w:ascii="Times New Roman" w:eastAsia="宋体" w:hAnsi="Times New Roman" w:cs="宋体" w:hint="default"/>
                 <w:sz w:val="21"/>
@@ -2063,105 +2088,91 @@
             </w:pPr>
             <w:r>
               <w:rPr>
-                <w:rFonts w:ascii="宋体" w:eastAsia="宋体" w:hAnsi="宋体" w:cs="宋体"/>
-                <w:b/>
-                <w:bCs/>
+                <w:rFonts w:ascii="Times New Roman" w:eastAsia="宋体" w:hAnsi="Times New Roman" w:cs="宋体"/>
                 <w:sz w:val="21"/>
               </w:rPr>
               <w:t xml:space="preserve">输出“</w:t>
             </w:r>
             <w:r>
               <w:rPr>
-                <w:rFonts w:ascii="Times New Roman" w:hAnsi="Times New Roman" w:hint="default"/>
+                <w:rFonts w:eastAsia="宋体" w:ascii="Times New Roman" w:hAnsi="Times New Roman"/>
                 <w:sz w:val="21"/>
               </w:rPr>
               <w:t xml:space="preserve">2</w:t>
             </w:r>
             <w:r>
               <w:rPr>
-                <w:rFonts w:ascii="宋体" w:eastAsia="宋体" w:hAnsi="宋体" w:cs="宋体"/>
-                <w:b/>
-                <w:bCs/>
+                <w:rFonts w:ascii="Times New Roman" w:eastAsia="宋体" w:hAnsi="Times New Roman" w:cs="宋体"/>
                 <w:sz w:val="21"/>
               </w:rPr>
               <w:t xml:space="preserve">核心点</w:t>
             </w:r>
             <w:r>
               <w:rPr>
-                <w:rFonts w:ascii="Times New Roman" w:hAnsi="Times New Roman" w:hint="default"/>
+                <w:rFonts w:eastAsia="宋体" w:ascii="Times New Roman" w:hAnsi="Times New Roman"/>
                 <w:sz w:val="21"/>
               </w:rPr>
               <w:t xml:space="preserve">+4</w:t>
             </w:r>
             <w:r>
               <w:rPr>
-                <w:rFonts w:ascii="宋体" w:eastAsia="宋体" w:hAnsi="宋体" w:cs="宋体"/>
-                <w:b/>
-                <w:bCs/>
+                <w:rFonts w:ascii="Times New Roman" w:eastAsia="宋体" w:hAnsi="Times New Roman" w:cs="宋体"/>
                 <w:sz w:val="21"/>
               </w:rPr>
               <w:t xml:space="preserve">动态临时点”方案：总成本降低</w:t>
             </w:r>
             <w:r>
               <w:rPr>
-                <w:rFonts w:ascii="Times New Roman" w:hAnsi="Times New Roman" w:hint="default"/>
+                <w:rFonts w:eastAsia="宋体" w:ascii="Times New Roman" w:hAnsi="Times New Roman"/>
                 <w:sz w:val="21"/>
               </w:rPr>
               <w:t xml:space="preserve">18.7%</w:t>
             </w:r>
             <w:r>
               <w:rPr>
-                <w:rFonts w:ascii="宋体" w:eastAsia="宋体" w:hAnsi="宋体" w:cs="宋体"/>
-                <w:b/>
-                <w:bCs/>
+                <w:rFonts w:ascii="Times New Roman" w:eastAsia="宋体" w:hAnsi="Times New Roman" w:cs="宋体"/>
                 <w:sz w:val="21"/>
               </w:rPr>
               <w:t xml:space="preserve">、老年覆盖率</w:t>
             </w:r>
             <w:r>
               <w:rPr>
-                <w:rFonts w:ascii="Times New Roman" w:hAnsi="Times New Roman" w:hint="default"/>
+                <w:rFonts w:eastAsia="宋体" w:ascii="Times New Roman" w:hAnsi="Times New Roman"/>
                 <w:sz w:val="21"/>
               </w:rPr>
               <w:t xml:space="preserve">53.4%</w:t>
             </w:r>
             <w:r>
               <w:rPr>
-                <w:rFonts w:ascii="宋体" w:eastAsia="宋体" w:hAnsi="宋体" w:cs="宋体"/>
-                <w:b/>
-                <w:bCs/>
+                <w:rFonts w:ascii="Times New Roman" w:eastAsia="宋体" w:hAnsi="Times New Roman" w:cs="宋体"/>
                 <w:sz w:val="21"/>
               </w:rPr>
               <w:t xml:space="preserve">→</w:t>
             </w:r>
             <w:r>
               <w:rPr>
-                <w:rFonts w:ascii="Times New Roman" w:hAnsi="Times New Roman" w:hint="default"/>
+                <w:rFonts w:eastAsia="宋体" w:ascii="Times New Roman" w:hAnsi="Times New Roman"/>
                 <w:sz w:val="21"/>
               </w:rPr>
               <w:t xml:space="preserve">87.3%</w:t>
             </w:r>
             <w:r>
               <w:rPr>
-                <w:rFonts w:ascii="宋体" w:eastAsia="宋体" w:hAnsi="宋体" w:cs="宋体"/>
-                <w:b/>
-                <w:bCs/>
+                <w:rFonts w:ascii="Times New Roman" w:eastAsia="宋体" w:hAnsi="Times New Roman" w:cs="宋体"/>
                 <w:sz w:val="21"/>
               </w:rPr>
               <w:t xml:space="preserve">、配送时长缩短</w:t>
             </w:r>
             <w:r>
               <w:rPr>
-                <w:rFonts w:ascii="Times New Roman" w:hAnsi="Times New Roman" w:hint="default"/>
+                <w:rFonts w:eastAsia="宋体" w:ascii="Times New Roman" w:hAnsi="Times New Roman"/>
                 <w:sz w:val="21"/>
               </w:rPr>
               <w:t xml:space="preserve">22.3%</w:t>
             </w:r>
             <w:r>
               <w:rPr>
-                <w:rFonts w:ascii="宋体" w:eastAsia="宋体" w:hAnsi="宋体" w:cs="宋体"/>
-                <w:b/>
-                <w:bCs/>
+                <w:rFonts w:ascii="Times New Roman" w:eastAsia="宋体" w:hAnsi="Times New Roman" w:cs="宋体"/>
                 <w:sz w:val="21"/>
               </w:rPr>
               <w:t xml:space="preserve">，验证「数据→模型→决策」闭环</w:t>
@@ -2194,7 +2205,7 @@
           </w:tcPr>
           <w:p>
             <w:pPr>
-              <w:spacing w:line="240" w:lineRule="auto" w:before="0" w:after="0"/>
+              <w:spacing w:line="290" w:lineRule="atLeast" w:before="0" w:after="0"/>
               <w:rPr>
                 <w:rFonts w:ascii="Times New Roman" w:hAnsi="Times New Roman"/>
                 <w:sz w:val="21"/>
@@ -2222,7 +2233,7 @@
           </w:tcPr>
           <w:p>
             <w:pPr>
-              <w:spacing w:line="240" w:lineRule="auto" w:before="0" w:after="0"/>
+              <w:spacing w:line="290" w:lineRule="atLeast" w:before="0" w:after="0"/>
               <w:rPr>
                 <w:rFonts w:ascii="Times New Roman" w:hAnsi="Times New Roman"/>
                 <w:sz w:val="21"/>
@@ -2230,7 +2241,7 @@
             </w:pPr>
             <w:r>
               <w:rPr>
-                <w:rFonts w:ascii="宋体" w:eastAsia="宋体" w:hAnsi="宋体" w:cs="宋体"/>
+                <w:rFonts w:ascii="Times New Roman" w:eastAsia="宋体" w:hAnsi="Times New Roman" w:cs="宋体"/>
                 <w:b/>
                 <w:bCs/>
                 <w:sz w:val="21"/>
@@ -2239,7 +2250,7 @@
             </w:r>
             <w:r>
               <w:rPr>
-                <w:rFonts w:ascii="宋体" w:eastAsia="宋体" w:hAnsi="宋体" w:cs="宋体"/>
+                <w:rFonts w:ascii="Times New Roman" w:eastAsia="宋体" w:hAnsi="Times New Roman" w:cs="宋体"/>
                 <w:b/>
                 <w:bCs/>
                 <w:sz w:val="21"/>
@@ -2262,7 +2273,7 @@
           </w:tcPr>
           <w:p>
             <w:pPr>
-              <w:spacing w:line="240" w:lineRule="auto" w:before="0" w:after="0"/>
+              <w:spacing w:line="290" w:lineRule="atLeast" w:before="0" w:after="0"/>
               <w:rPr>
                 <w:rFonts w:ascii="Times New Roman" w:eastAsia="等线" w:hAnsi="Times New Roman"/>
                 <w:b/>
@@ -2272,7 +2283,7 @@
             </w:pPr>
             <w:r>
               <w:rPr>
-                <w:rFonts w:ascii="宋体" w:eastAsia="宋体" w:hAnsi="宋体" w:cs="宋体"/>
+                <w:rFonts w:ascii="Times New Roman" w:eastAsia="宋体" w:hAnsi="Times New Roman" w:cs="宋体"/>
                 <w:b/>
                 <w:bCs/>
                 <w:sz w:val="21"/>
@@ -2294,7 +2305,7 @@
           </w:tcPr>
           <w:p>
             <w:pPr>
-              <w:spacing w:line="240" w:lineRule="auto" w:before="0" w:after="0"/>
+              <w:spacing w:line="290" w:lineRule="atLeast" w:before="0" w:after="0"/>
               <w:rPr>
                 <w:rFonts w:ascii="Times New Roman" w:eastAsia="等线" w:hAnsi="Times New Roman" w:hint="default"/>
                 <w:b/>
@@ -2304,7 +2315,7 @@
             </w:pPr>
             <w:r>
               <w:rPr>
-                <w:rFonts w:ascii="宋体" w:eastAsia="宋体" w:hAnsi="宋体" w:cs="宋体"/>
+                <w:rFonts w:ascii="Times New Roman" w:eastAsia="宋体" w:hAnsi="Times New Roman" w:cs="宋体"/>
                 <w:b/>
                 <w:bCs/>
                 <w:sz w:val="21"/>
@@ -2339,7 +2350,7 @@
           </w:tcPr>
           <w:p>
             <w:pPr>
-              <w:spacing w:line="240" w:lineRule="auto" w:before="0" w:after="0"/>
+              <w:spacing w:line="290" w:lineRule="atLeast" w:before="0" w:after="0"/>
               <w:rPr>
                 <w:rFonts w:ascii="Times New Roman" w:hAnsi="Times New Roman"/>
                 <w:sz w:val="21"/>
@@ -2371,7 +2382,7 @@
                 <w:ilvl w:val="0"/>
                 <w:numId w:val="9"/>
               </w:numPr>
-              <w:spacing w:line="240" w:lineRule="auto" w:before="0" w:after="0"/>
+              <w:spacing w:line="290" w:lineRule="atLeast" w:before="0" w:after="0"/>
               <w:rPr>
                 <w:rFonts w:ascii="Times New Roman" w:eastAsia="宋体" w:hAnsi="Times New Roman" w:cs="宋体" w:hint="default"/>
                 <w:sz w:val="21"/>
@@ -2379,522 +2390,10 @@
             </w:pPr>
             <w:r>
               <w:rPr>
-                <w:rFonts w:ascii="宋体" w:eastAsia="宋体" w:hAnsi="宋体" w:cs="宋体"/>
-                <w:b/>
-                <w:bCs/>
+                <w:rFonts w:ascii="Times New Roman" w:eastAsia="宋体" w:hAnsi="Times New Roman" w:cs="宋体"/>
                 <w:sz w:val="21"/>
               </w:rPr>
               <w:t xml:space="preserve">以账套主管角色独立完成采购订单→到货入库→销售订单→发货出库→库存调拨→盘点→存货核算→收付款凭证全流程实操，理解业务数据流转逻辑</w:t>
-            </w:r>
-          </w:p>
-        </w:tc>
-      </w:tr>
-      <w:tr>
-        <w:trPr>
-          <w:gridAfter w:val="2"/>
-          <w:wAfter w:w="880" w:type="dxa"/>
-          <w:jc w:val="center"/>
-        </w:trPr>
-        <w:tc>
-          <w:tcPr>
-            <w:tcW w:w="695" w:type="dxa"/>
-            <w:tcBorders>
-              <w:top w:val="nil"/>
-              <w:left w:val="nil"/>
-              <w:bottom w:val="nil"/>
-              <w:right w:val="nil"/>
-            </w:tcBorders>
-            <w:tcMar>
-              <w:top w:w="0" w:type="dxa"/>
-              <w:left w:w="113" w:type="dxa"/>
-              <w:bottom w:w="0" w:type="dxa"/>
-              <w:right w:w="85" w:type="dxa"/>
-            </w:tcMar>
-            <w:vAlign w:val="center"/>
-          </w:tcPr>
-          <w:p>
-            <w:pPr>
-              <w:spacing w:line="240" w:lineRule="auto" w:before="0" w:after="0"/>
-              <w:rPr>
-                <w:rFonts w:ascii="Times New Roman" w:hAnsi="Times New Roman"/>
-                <w:sz w:val="21"/>
-              </w:rPr>
-            </w:pPr>
-          </w:p>
-        </w:tc>
-        <w:tc>
-          <w:tcPr>
-            <w:tcW w:w="4600" w:type="dxa"/>
-            <w:gridSpan w:val="4"/>
-            <w:tcBorders>
-              <w:top w:val="nil"/>
-              <w:left w:val="nil"/>
-              <w:bottom w:val="nil"/>
-              <w:right w:val="nil"/>
-            </w:tcBorders>
-            <w:tcMar>
-              <w:top w:w="0" w:type="dxa"/>
-              <w:left w:w="85" w:type="dxa"/>
-              <w:bottom w:w="0" w:type="dxa"/>
-              <w:right w:w="85" w:type="dxa"/>
-            </w:tcMar>
-            <w:vAlign w:val="center"/>
-          </w:tcPr>
-          <w:p>
-            <w:pPr>
-              <w:spacing w:line="240" w:lineRule="auto" w:before="0" w:after="0"/>
-              <w:rPr>
-                <w:rFonts w:ascii="Times New Roman" w:hAnsi="Times New Roman"/>
-                <w:sz w:val="21"/>
-              </w:rPr>
-            </w:pPr>
-            <w:r>
-              <w:rPr>
-                <w:rFonts w:ascii="宋体" w:eastAsia="宋体" w:hAnsi="宋体" w:cs="宋体"/>
-                <w:b/>
-                <w:bCs/>
-                <w:sz w:val="21"/>
-              </w:rPr>
-              <w:t xml:space="preserve">ERP</w:t>
-            </w:r>
-            <w:r>
-              <w:rPr>
-                <w:rFonts w:ascii="宋体" w:eastAsia="宋体" w:hAnsi="宋体" w:cs="宋体"/>
-                <w:b/>
-                <w:bCs/>
-                <w:sz w:val="21"/>
-              </w:rPr>
-              <w:t xml:space="preserve">供应链全流程模拟操作</w:t>
-            </w:r>
-          </w:p>
-        </w:tc>
-        <w:tc>
-          <w:tcPr>
-            <w:tcW w:w="2693" w:type="dxa"/>
-            <w:gridSpan w:val="2"/>
-            <w:tcBorders>
-              <w:top w:val="nil"/>
-              <w:left w:val="nil"/>
-              <w:bottom w:val="nil"/>
-              <w:right w:val="nil"/>
-            </w:tcBorders>
-            <w:vAlign w:val="center"/>
-          </w:tcPr>
-          <w:p>
-            <w:pPr>
-              <w:spacing w:line="240" w:lineRule="auto" w:before="0" w:after="0"/>
-              <w:rPr>
-                <w:rFonts w:ascii="Times New Roman" w:eastAsia="等线" w:hAnsi="Times New Roman"/>
-                <w:b/>
-                <w:bCs/>
-                <w:sz w:val="21"/>
-              </w:rPr>
-            </w:pPr>
-            <w:r>
-              <w:rPr>
-                <w:rFonts w:ascii="宋体" w:eastAsia="宋体" w:hAnsi="宋体" w:cs="宋体"/>
-                <w:b/>
-                <w:bCs/>
-                <w:sz w:val="21"/>
-              </w:rPr>
-              <w:t xml:space="preserve">课程实验・账套主管</w:t>
-            </w:r>
-          </w:p>
-        </w:tc>
-        <w:tc>
-          <w:tcPr>
-            <w:tcW w:w="2755" w:type="dxa"/>
-            <w:tcBorders>
-              <w:top w:val="nil"/>
-              <w:left w:val="nil"/>
-              <w:bottom w:val="nil"/>
-              <w:right w:val="nil"/>
-            </w:tcBorders>
-            <w:vAlign w:val="center"/>
-          </w:tcPr>
-          <w:p>
-            <w:pPr>
-              <w:spacing w:line="240" w:lineRule="auto" w:before="0" w:after="0"/>
-              <w:rPr>
-                <w:rFonts w:ascii="Times New Roman" w:eastAsia="等线" w:hAnsi="Times New Roman" w:hint="default"/>
-                <w:b/>
-                <w:bCs/>
-                <w:sz w:val="21"/>
-              </w:rPr>
-            </w:pPr>
-            <w:r>
-              <w:rPr>
-                <w:rFonts w:ascii="宋体" w:eastAsia="宋体" w:hAnsi="宋体" w:cs="宋体"/>
-                <w:b/>
-                <w:bCs/>
-                <w:sz w:val="21"/>
-              </w:rPr>
-              <w:t xml:space="preserve">2025.03-2025.07</w:t>
-            </w:r>
-          </w:p>
-        </w:tc>
-      </w:tr>
-      <w:tr>
-        <w:trPr>
-          <w:gridAfter w:val="2"/>
-          <w:wAfter w:w="880" w:type="dxa"/>
-          <w:jc w:val="center"/>
-        </w:trPr>
-        <w:tc>
-          <w:tcPr>
-            <w:tcW w:w="695" w:type="dxa"/>
-            <w:tcBorders>
-              <w:top w:val="nil"/>
-              <w:left w:val="nil"/>
-              <w:bottom w:val="nil"/>
-              <w:right w:val="nil"/>
-            </w:tcBorders>
-            <w:tcMar>
-              <w:top w:w="0" w:type="dxa"/>
-              <w:left w:w="113" w:type="dxa"/>
-              <w:bottom w:w="0" w:type="dxa"/>
-              <w:right w:w="85" w:type="dxa"/>
-            </w:tcMar>
-            <w:vAlign w:val="center"/>
-          </w:tcPr>
-          <w:p>
-            <w:pPr>
-              <w:spacing w:line="240" w:lineRule="auto" w:before="0" w:after="0"/>
-              <w:rPr>
-                <w:rFonts w:ascii="Times New Roman" w:hAnsi="Times New Roman"/>
-                <w:sz w:val="21"/>
-              </w:rPr>
-            </w:pPr>
-          </w:p>
-        </w:tc>
-        <w:tc>
-          <w:tcPr>
-            <w:tcW w:w="10048" w:type="dxa"/>
-            <w:gridSpan w:val="7"/>
-            <w:tcBorders>
-              <w:top w:val="nil"/>
-              <w:left w:val="nil"/>
-              <w:bottom w:val="nil"/>
-              <w:right w:val="nil"/>
-            </w:tcBorders>
-            <w:tcMar>
-              <w:top w:w="0" w:type="dxa"/>
-              <w:left w:w="85" w:type="dxa"/>
-              <w:bottom w:w="0" w:type="dxa"/>
-              <w:right w:w="85" w:type="dxa"/>
-            </w:tcMar>
-            <w:vAlign w:val="center"/>
-          </w:tcPr>
-          <w:p>
-            <w:pPr>
-              <w:numPr>
-                <w:ilvl w:val="0"/>
-                <w:numId w:val="9"/>
-              </w:numPr>
-              <w:spacing w:line="240" w:lineRule="auto" w:before="0" w:after="0"/>
-              <w:rPr>
-                <w:rFonts w:ascii="Times New Roman" w:eastAsia="宋体" w:hAnsi="Times New Roman" w:cs="宋体" w:hint="default"/>
-                <w:sz w:val="21"/>
-              </w:rPr>
-            </w:pPr>
-            <w:r>
-              <w:rPr>
-                <w:rFonts w:ascii="Times New Roman" w:eastAsia="宋体" w:hAnsi="Times New Roman" w:cs="宋体"/>
-                <w:b/>
-                <w:bCs/>
-                <w:sz w:val="21"/>
-              </w:rPr>
-              <w:t xml:space="preserve">以账套主管角色，以模拟箱包贸易企业为对象，独立完成采购订单→到货入库→销售订单→发货出库→库存调拨→盘点→存货核算→收付款凭证全流程实操</w:t>
-            </w:r>
-          </w:p>
-          <w:p>
-            <w:pPr>
-              <w:numPr>
-                <w:ilvl w:val="0"/>
-                <w:numId w:val="9"/>
-              </w:numPr>
-              <w:spacing w:line="240" w:lineRule="auto" w:before="0" w:after="0"/>
-              <w:rPr>
-                <w:rFonts w:ascii="Times New Roman" w:eastAsia="宋体" w:hAnsi="Times New Roman" w:cs="宋体" w:hint="default"/>
-                <w:sz w:val="21"/>
-              </w:rPr>
-            </w:pPr>
-            <w:r>
-              <w:rPr>
-                <w:rFonts w:ascii="Times New Roman" w:eastAsia="宋体" w:hAnsi="Times New Roman" w:cs="宋体"/>
-                <w:b/>
-                <w:bCs/>
-                <w:sz w:val="21"/>
-              </w:rPr>
-              <w:t xml:space="preserve">梳理采购、销售、库存等模块间的数据流转与单据关联逻辑，理解</w:t>
-            </w:r>
-            <w:r>
-              <w:rPr>
-                <w:rFonts w:ascii="Times New Roman" w:hAnsi="Times New Roman" w:hint="default"/>
-                <w:sz w:val="21"/>
-              </w:rPr>
-              <w:t xml:space="preserve">ERP</w:t>
-            </w:r>
-            <w:r>
-              <w:rPr>
-                <w:rFonts w:ascii="Times New Roman" w:eastAsia="宋体" w:hAnsi="Times New Roman" w:cs="宋体"/>
-                <w:b/>
-                <w:bCs/>
-                <w:sz w:val="21"/>
-              </w:rPr>
-              <w:t xml:space="preserve">系统供应链业务标准化运作机制</w:t>
-            </w:r>
-          </w:p>
-        </w:tc>
-      </w:tr>
-      <w:tr>
-        <w:trPr>
-          <w:gridAfter w:val="2"/>
-          <w:wAfter w:w="880" w:type="dxa"/>
-          <w:jc w:val="center"/>
-        </w:trPr>
-        <w:tc>
-          <w:tcPr>
-            <w:tcW w:w="695" w:type="dxa"/>
-            <w:tcBorders>
-              <w:top w:val="nil"/>
-              <w:left w:val="nil"/>
-              <w:bottom w:val="nil"/>
-              <w:right w:val="nil"/>
-            </w:tcBorders>
-            <w:tcMar>
-              <w:top w:w="0" w:type="dxa"/>
-              <w:left w:w="113" w:type="dxa"/>
-              <w:bottom w:w="0" w:type="dxa"/>
-              <w:right w:w="85" w:type="dxa"/>
-            </w:tcMar>
-            <w:vAlign w:val="center"/>
-          </w:tcPr>
-          <w:p>
-            <w:pPr>
-              <w:spacing w:line="240" w:lineRule="auto" w:before="0" w:after="0"/>
-              <w:rPr>
-                <w:rFonts w:ascii="Times New Roman" w:hAnsi="Times New Roman"/>
-                <w:sz w:val="21"/>
-              </w:rPr>
-            </w:pPr>
-          </w:p>
-        </w:tc>
-        <w:tc>
-          <w:tcPr>
-            <w:tcW w:w="4600" w:type="dxa"/>
-            <w:gridSpan w:val="4"/>
-            <w:tcBorders>
-              <w:top w:val="nil"/>
-              <w:left w:val="nil"/>
-              <w:bottom w:val="nil"/>
-              <w:right w:val="nil"/>
-            </w:tcBorders>
-            <w:tcMar>
-              <w:top w:w="0" w:type="dxa"/>
-              <w:left w:w="85" w:type="dxa"/>
-              <w:bottom w:w="0" w:type="dxa"/>
-              <w:right w:w="85" w:type="dxa"/>
-            </w:tcMar>
-            <w:vAlign w:val="center"/>
-          </w:tcPr>
-          <w:p>
-            <w:pPr>
-              <w:spacing w:line="240" w:lineRule="auto" w:before="0" w:after="0"/>
-              <w:rPr>
-                <w:rFonts w:ascii="Times New Roman" w:hAnsi="Times New Roman"/>
-                <w:sz w:val="21"/>
-              </w:rPr>
-            </w:pPr>
-            <w:r>
-              <w:rPr>
-                <w:rFonts w:ascii="Times New Roman" w:eastAsia="宋体" w:hAnsi="Times New Roman" w:cs="宋体"/>
-                <w:b/>
-                <w:bCs/>
-                <w:sz w:val="21"/>
-              </w:rPr>
-              <w:t xml:space="preserve">ERP</w:t>
-            </w:r>
-            <w:r>
-              <w:rPr>
-                <w:rFonts w:ascii="宋体" w:eastAsia="宋体" w:hAnsi="宋体" w:cs="宋体"/>
-                <w:b/>
-                <w:bCs/>
-                <w:sz w:val="21"/>
-              </w:rPr>
-              <w:t xml:space="preserve">供应链全流程模拟操作</w:t>
-            </w:r>
-          </w:p>
-        </w:tc>
-        <w:tc>
-          <w:tcPr>
-            <w:tcW w:w="2693" w:type="dxa"/>
-            <w:gridSpan w:val="2"/>
-            <w:tcBorders>
-              <w:top w:val="nil"/>
-              <w:left w:val="nil"/>
-              <w:bottom w:val="nil"/>
-              <w:right w:val="nil"/>
-            </w:tcBorders>
-            <w:vAlign w:val="center"/>
-          </w:tcPr>
-          <w:p>
-            <w:pPr>
-              <w:spacing w:line="240" w:lineRule="auto" w:before="0" w:after="0"/>
-              <w:rPr>
-                <w:rFonts w:ascii="Times New Roman" w:eastAsia="等线" w:hAnsi="Times New Roman"/>
-                <w:b/>
-                <w:bCs/>
-                <w:sz w:val="21"/>
-              </w:rPr>
-            </w:pPr>
-            <w:r>
-              <w:rPr>
-                <w:rFonts w:ascii="宋体" w:eastAsia="宋体" w:hAnsi="宋体" w:cs="宋体"/>
-                <w:b/>
-                <w:bCs/>
-                <w:sz w:val="21"/>
-              </w:rPr>
-              <w:t xml:space="preserve">课程实验・账套主管</w:t>
-            </w:r>
-          </w:p>
-        </w:tc>
-        <w:tc>
-          <w:tcPr>
-            <w:tcW w:w="2755" w:type="dxa"/>
-            <w:tcBorders>
-              <w:top w:val="nil"/>
-              <w:left w:val="nil"/>
-              <w:bottom w:val="nil"/>
-              <w:right w:val="nil"/>
-            </w:tcBorders>
-            <w:vAlign w:val="center"/>
-          </w:tcPr>
-          <w:p>
-            <w:pPr>
-              <w:spacing w:line="240" w:lineRule="auto" w:before="0" w:after="0"/>
-              <w:rPr>
-                <w:rFonts w:ascii="Times New Roman" w:eastAsia="等线" w:hAnsi="Times New Roman" w:hint="default"/>
-                <w:b/>
-                <w:bCs/>
-                <w:sz w:val="21"/>
-              </w:rPr>
-            </w:pPr>
-            <w:r>
-              <w:rPr>
-                <w:rFonts w:ascii="Times New Roman" w:eastAsia="宋体" w:hAnsi="Times New Roman" w:cs="宋体"/>
-                <w:b/>
-                <w:bCs/>
-                <w:sz w:val="21"/>
-              </w:rPr>
-              <w:t xml:space="preserve">2025.03-2025.07</w:t>
-            </w:r>
-          </w:p>
-        </w:tc>
-      </w:tr>
-      <w:tr>
-        <w:trPr>
-          <w:gridAfter w:val="2"/>
-          <w:wAfter w:w="880" w:type="dxa"/>
-          <w:jc w:val="center"/>
-        </w:trPr>
-        <w:tc>
-          <w:tcPr>
-            <w:tcW w:w="695" w:type="dxa"/>
-            <w:tcBorders>
-              <w:top w:val="nil"/>
-              <w:left w:val="nil"/>
-              <w:bottom w:val="nil"/>
-              <w:right w:val="nil"/>
-            </w:tcBorders>
-            <w:tcMar>
-              <w:top w:w="0" w:type="dxa"/>
-              <w:left w:w="113" w:type="dxa"/>
-              <w:bottom w:w="0" w:type="dxa"/>
-              <w:right w:w="85" w:type="dxa"/>
-            </w:tcMar>
-            <w:vAlign w:val="center"/>
-          </w:tcPr>
-          <w:p>
-            <w:pPr>
-              <w:spacing w:line="240" w:lineRule="auto" w:before="0" w:after="0"/>
-              <w:rPr>
-                <w:rFonts w:ascii="Times New Roman" w:hAnsi="Times New Roman"/>
-                <w:sz w:val="21"/>
-              </w:rPr>
-            </w:pPr>
-          </w:p>
-        </w:tc>
-        <w:tc>
-          <w:tcPr>
-            <w:tcW w:w="10048" w:type="dxa"/>
-            <w:gridSpan w:val="7"/>
-            <w:tcBorders>
-              <w:top w:val="nil"/>
-              <w:left w:val="nil"/>
-              <w:bottom w:val="nil"/>
-              <w:right w:val="nil"/>
-            </w:tcBorders>
-            <w:tcMar>
-              <w:top w:w="0" w:type="dxa"/>
-              <w:left w:w="85" w:type="dxa"/>
-              <w:bottom w:w="0" w:type="dxa"/>
-              <w:right w:w="85" w:type="dxa"/>
-            </w:tcMar>
-            <w:vAlign w:val="center"/>
-          </w:tcPr>
-          <w:p>
-            <w:pPr>
-              <w:numPr>
-                <w:ilvl w:val="0"/>
-                <w:numId w:val="9"/>
-              </w:numPr>
-              <w:spacing w:line="240" w:lineRule="auto" w:before="0" w:after="0"/>
-              <w:rPr>
-                <w:rFonts w:ascii="Times New Roman" w:eastAsia="宋体" w:hAnsi="Times New Roman" w:cs="宋体" w:hint="default"/>
-                <w:sz w:val="21"/>
-              </w:rPr>
-            </w:pPr>
-            <w:r>
-              <w:rPr>
-                <w:rFonts w:ascii="宋体" w:eastAsia="宋体" w:hAnsi="宋体" w:cs="宋体"/>
-                <w:sz w:val="21"/>
-              </w:rPr>
-              <w:t xml:space="preserve">以账套主管角色，以模拟箱包贸易企业为对象，独立完成采购订单→到货入库→销售订单→发货出库→库存调拨→盘点→存货核算→收付款凭证全流程实操</w:t>
-            </w:r>
-          </w:p>
-          <w:p>
-            <w:pPr>
-              <w:numPr>
-                <w:ilvl w:val="0"/>
-                <w:numId w:val="9"/>
-              </w:numPr>
-              <w:spacing w:line="240" w:lineRule="auto" w:before="0" w:after="0"/>
-              <w:rPr>
-                <w:rFonts w:ascii="Times New Roman" w:eastAsia="宋体" w:hAnsi="Times New Roman" w:cs="宋体" w:hint="default"/>
-                <w:sz w:val="21"/>
-              </w:rPr>
-            </w:pPr>
-            <w:r>
-              <w:rPr>
-                <w:rFonts w:ascii="宋体" w:eastAsia="宋体" w:hAnsi="宋体" w:cs="宋体"/>
-                <w:sz w:val="21"/>
-              </w:rPr>
-              <w:t xml:space="preserve">梳理采购、销售、库存等模块间的数据流转与单据关联逻辑，理解</w:t>
-            </w:r>
-            <w:r>
-              <w:rPr>
-                <w:rFonts w:ascii="Times New Roman" w:hAnsi="Times New Roman" w:hint="default"/>
-                <w:sz w:val="21"/>
-              </w:rPr>
-              <w:t xml:space="preserve">ERP</w:t>
-            </w:r>
-            <w:r>
-              <w:rPr>
-                <w:rFonts w:ascii="宋体" w:eastAsia="宋体" w:hAnsi="宋体" w:cs="宋体"/>
-                <w:sz w:val="21"/>
-              </w:rPr>
-              <w:t xml:space="preserve">系统供应链业务标准化运作机制</w:t>
             </w:r>
           </w:p>
         </w:tc>
@@ -2926,7 +2425,7 @@
           </w:tcPr>
           <w:p>
             <w:pPr>
-              <w:spacing w:line="240" w:lineRule="auto" w:before="0" w:after="0"/>
+              <w:spacing w:line="290" w:lineRule="atLeast" w:before="0" w:after="0"/>
             </w:pPr>
             <w:r>
               <w:rPr>
@@ -2943,7 +2442,7 @@
         <w:rPr>
           <w:vanish/>
         </w:rPr>
-        <w:spacing w:line="240" w:lineRule="auto" w:before="0" w:after="0"/>
+        <w:spacing w:line="290" w:lineRule="atLeast" w:before="0" w:after="0"/>
       </w:pPr>
     </w:p>
     <w:p>
@@ -2952,7 +2451,7 @@
           <w:vanish/>
           <w:sz w:val="21"/>
         </w:rPr>
-        <w:spacing w:line="240" w:lineRule="auto" w:before="0" w:after="0"/>
+        <w:spacing w:line="290" w:lineRule="atLeast" w:before="0" w:after="0"/>
       </w:pPr>
     </w:p>
     <w:tbl>
@@ -2996,7 +2495,7 @@
           </w:tcPr>
           <w:p>
             <w:pPr>
-              <w:spacing w:line="240" w:lineRule="auto" w:before="0" w:after="0"/>
+              <w:spacing w:line="290" w:lineRule="atLeast" w:before="0" w:after="0"/>
               <w:rPr>
                 <w:sz w:val="21"/>
               </w:rPr>
@@ -3022,7 +2521,7 @@
           </w:tcPr>
           <w:p>
             <w:pPr>
-              <w:spacing w:line="240" w:lineRule="auto" w:before="0" w:after="0"/>
+              <w:spacing w:line="290" w:lineRule="atLeast" w:before="0" w:after="0"/>
               <w:rPr>
                 <w:b/>
                 <w:bCs/>
@@ -3031,7 +2530,7 @@
             </w:pPr>
             <w:r>
               <w:rPr>
-                <w:rFonts w:ascii="宋体" w:eastAsia="宋体" w:hAnsi="宋体" w:cs="宋体"/>
+                <w:rFonts w:ascii="Times New Roman" w:eastAsia="宋体" w:hAnsi="Times New Roman" w:cs="宋体"/>
                 <w:b/>
                 <w:bCs/>
                 <w:sz w:val="21"/>
@@ -3053,7 +2552,7 @@
           </w:tcPr>
           <w:p>
             <w:pPr>
-              <w:spacing w:line="240" w:lineRule="auto" w:before="0" w:after="0"/>
+              <w:spacing w:line="290" w:lineRule="atLeast" w:before="0" w:after="0"/>
               <w:rPr>
                 <w:b/>
                 <w:bCs/>
@@ -3062,7 +2561,7 @@
             </w:pPr>
             <w:r>
               <w:rPr>
-                <w:rFonts w:ascii="宋体" w:eastAsia="宋体" w:hAnsi="宋体" w:cs="宋体"/>
+                <w:rFonts w:ascii="Times New Roman" w:eastAsia="宋体" w:hAnsi="Times New Roman" w:cs="宋体"/>
                 <w:b/>
                 <w:bCs/>
                 <w:sz w:val="21"/>
@@ -3084,7 +2583,7 @@
           </w:tcPr>
           <w:p>
             <w:pPr>
-              <w:spacing w:line="240" w:lineRule="auto" w:before="0" w:after="0"/>
+              <w:spacing w:line="290" w:lineRule="atLeast" w:before="0" w:after="0"/>
               <w:rPr>
                 <w:rFonts w:ascii="Times New Roman" w:eastAsia="等线" w:hAnsi="Times New Roman" w:hint="default"/>
                 <w:b/>
@@ -3094,7 +2593,7 @@
             </w:pPr>
             <w:r>
               <w:rPr>
-                <w:rFonts w:ascii="宋体" w:eastAsia="宋体" w:hAnsi="宋体" w:cs="宋体"/>
+                <w:rFonts w:ascii="Times New Roman" w:eastAsia="宋体" w:hAnsi="Times New Roman" w:cs="宋体"/>
                 <w:b/>
                 <w:bCs/>
                 <w:sz w:val="21"/>
@@ -3127,7 +2626,7 @@
           </w:tcPr>
           <w:p>
             <w:pPr>
-              <w:spacing w:line="240" w:lineRule="auto" w:before="0" w:after="0"/>
+              <w:spacing w:line="290" w:lineRule="atLeast" w:before="0" w:after="0"/>
               <w:rPr>
                 <w:rFonts w:ascii="Times New Roman" w:hAnsi="Times New Roman"/>
                 <w:sz w:val="21"/>
@@ -3159,7 +2658,7 @@
                 <w:ilvl w:val="0"/>
                 <w:numId w:val="6"/>
               </w:numPr>
-              <w:spacing w:line="240" w:lineRule="auto" w:before="0" w:after="0"/>
+              <w:spacing w:line="290" w:lineRule="atLeast" w:before="0" w:after="0"/>
               <w:rPr>
                 <w:rFonts w:ascii="Times New Roman" w:eastAsia="宋体" w:hAnsi="Times New Roman" w:cs="宋体" w:hint="default"/>
                 <w:sz w:val="21"/>
@@ -3167,73 +2666,63 @@
             </w:pPr>
             <w:r>
               <w:rPr>
-                <w:rFonts w:ascii="宋体" w:eastAsia="宋体" w:hAnsi="宋体" w:cs="宋体"/>
-                <w:b/>
-                <w:bCs/>
+                <w:rFonts w:ascii="Times New Roman" w:eastAsia="宋体" w:hAnsi="Times New Roman" w:cs="宋体"/>
                 <w:sz w:val="21"/>
               </w:rPr>
               <w:t xml:space="preserve">统筹</w:t>
             </w:r>
             <w:r>
               <w:rPr>
-                <w:rFonts w:ascii="Times New Roman" w:hAnsi="Times New Roman" w:hint="default"/>
+                <w:rFonts w:eastAsia="宋体" w:ascii="Times New Roman" w:hAnsi="Times New Roman"/>
                 <w:sz w:val="21"/>
               </w:rPr>
               <w:t xml:space="preserve">200+</w:t>
             </w:r>
             <w:r>
               <w:rPr>
-                <w:rFonts w:ascii="宋体" w:eastAsia="宋体" w:hAnsi="宋体" w:cs="宋体"/>
-                <w:b/>
-                <w:bCs/>
+                <w:rFonts w:ascii="Times New Roman" w:eastAsia="宋体" w:hAnsi="Times New Roman" w:cs="宋体"/>
                 <w:sz w:val="21"/>
               </w:rPr>
               <w:t xml:space="preserve">份申报材料全流程管理，用</w:t>
             </w:r>
             <w:r>
               <w:rPr>
-                <w:rFonts w:ascii="Times New Roman" w:hAnsi="Times New Roman" w:hint="default"/>
+                <w:rFonts w:eastAsia="宋体" w:ascii="Times New Roman" w:hAnsi="Times New Roman"/>
                 <w:sz w:val="21"/>
               </w:rPr>
               <w:t xml:space="preserve">Excel</w:t>
             </w:r>
             <w:r>
               <w:rPr>
-                <w:rFonts w:ascii="宋体" w:eastAsia="宋体" w:hAnsi="宋体" w:cs="宋体"/>
-                <w:b/>
-                <w:bCs/>
+                <w:rFonts w:ascii="Times New Roman" w:eastAsia="宋体" w:hAnsi="Times New Roman" w:cs="宋体"/>
                 <w:sz w:val="21"/>
               </w:rPr>
               <w:t xml:space="preserve">搭建分类台账与“录入</w:t>
             </w:r>
             <w:r>
               <w:rPr>
-                <w:rFonts w:ascii="Times New Roman" w:hAnsi="Times New Roman" w:hint="default"/>
+                <w:rFonts w:eastAsia="宋体" w:ascii="Times New Roman" w:hAnsi="Times New Roman"/>
                 <w:sz w:val="21"/>
               </w:rPr>
               <w:t xml:space="preserve">-</w:t>
             </w:r>
             <w:r>
               <w:rPr>
-                <w:rFonts w:ascii="宋体" w:eastAsia="宋体" w:hAnsi="宋体" w:cs="宋体"/>
-                <w:b/>
-                <w:bCs/>
+                <w:rFonts w:ascii="Times New Roman" w:eastAsia="宋体" w:hAnsi="Times New Roman" w:cs="宋体"/>
                 <w:sz w:val="21"/>
               </w:rPr>
               <w:t xml:space="preserve">核对</w:t>
             </w:r>
             <w:r>
               <w:rPr>
-                <w:rFonts w:ascii="Times New Roman" w:hAnsi="Times New Roman" w:hint="default"/>
+                <w:rFonts w:eastAsia="宋体" w:ascii="Times New Roman" w:hAnsi="Times New Roman"/>
                 <w:sz w:val="21"/>
               </w:rPr>
               <w:t xml:space="preserve">-</w:t>
             </w:r>
             <w:r>
               <w:rPr>
-                <w:rFonts w:ascii="宋体" w:eastAsia="宋体" w:hAnsi="宋体" w:cs="宋体"/>
-                <w:b/>
-                <w:bCs/>
+                <w:rFonts w:ascii="Times New Roman" w:eastAsia="宋体" w:hAnsi="Times New Roman" w:cs="宋体"/>
                 <w:sz w:val="21"/>
               </w:rPr>
               <w:t xml:space="preserve">提交”三级校验机制，实现零差错提交</w:t>
@@ -3245,7 +2734,7 @@
                 <w:ilvl w:val="0"/>
                 <w:numId w:val="6"/>
               </w:numPr>
-              <w:spacing w:line="240" w:lineRule="auto" w:before="0" w:after="0"/>
+              <w:spacing w:line="290" w:lineRule="atLeast" w:before="0" w:after="0"/>
               <w:rPr>
                 <w:rFonts w:ascii="Times New Roman" w:eastAsia="宋体" w:hAnsi="Times New Roman" w:cs="宋体" w:hint="default"/>
                 <w:sz w:val="21"/>
@@ -3253,9 +2742,7 @@
             </w:pPr>
             <w:r>
               <w:rPr>
-                <w:rFonts w:ascii="宋体" w:eastAsia="宋体" w:hAnsi="宋体" w:cs="宋体"/>
-                <w:b/>
-                <w:bCs/>
+                <w:rFonts w:ascii="Times New Roman" w:eastAsia="宋体" w:hAnsi="Times New Roman" w:cs="宋体"/>
                 <w:sz w:val="21"/>
               </w:rPr>
               <w:t xml:space="preserve">跨部门同步项目进度，按月汇总执行数据形成工作小结，梳理并标准化审核报批流程</w:t>
@@ -3286,7 +2773,7 @@
           </w:tcPr>
           <w:p>
             <w:pPr>
-              <w:spacing w:line="240" w:lineRule="auto" w:before="0" w:after="0"/>
+              <w:spacing w:line="290" w:lineRule="atLeast" w:before="0" w:after="0"/>
               <w:rPr>
                 <w:sz w:val="21"/>
               </w:rPr>
@@ -3312,7 +2799,7 @@
           </w:tcPr>
           <w:p>
             <w:pPr>
-              <w:spacing w:line="240" w:lineRule="auto" w:before="0" w:after="0"/>
+              <w:spacing w:line="290" w:lineRule="atLeast" w:before="0" w:after="0"/>
               <w:rPr>
                 <w:b/>
                 <w:bCs/>
@@ -3321,7 +2808,7 @@
             </w:pPr>
             <w:r>
               <w:rPr>
-                <w:rFonts w:ascii="宋体" w:eastAsia="宋体" w:hAnsi="宋体" w:cs="宋体"/>
+                <w:rFonts w:ascii="Times New Roman" w:eastAsia="宋体" w:hAnsi="Times New Roman" w:cs="宋体"/>
                 <w:b/>
                 <w:bCs/>
                 <w:sz w:val="21"/>
@@ -3343,7 +2830,7 @@
           </w:tcPr>
           <w:p>
             <w:pPr>
-              <w:spacing w:line="240" w:lineRule="auto" w:before="0" w:after="0"/>
+              <w:spacing w:line="290" w:lineRule="atLeast" w:before="0" w:after="0"/>
               <w:rPr>
                 <w:b/>
                 <w:bCs/>
@@ -3352,7 +2839,7 @@
             </w:pPr>
             <w:r>
               <w:rPr>
-                <w:rFonts w:ascii="宋体" w:eastAsia="宋体" w:hAnsi="宋体" w:cs="宋体"/>
+                <w:rFonts w:ascii="Times New Roman" w:eastAsia="宋体" w:hAnsi="Times New Roman" w:cs="宋体"/>
                 <w:b/>
                 <w:bCs/>
                 <w:sz w:val="21"/>
@@ -3374,7 +2861,7 @@
           </w:tcPr>
           <w:p>
             <w:pPr>
-              <w:spacing w:line="240" w:lineRule="auto" w:before="0" w:after="0"/>
+              <w:spacing w:line="290" w:lineRule="atLeast" w:before="0" w:after="0"/>
               <w:rPr>
                 <w:rFonts w:ascii="Times New Roman" w:eastAsia="等线" w:hAnsi="Times New Roman" w:hint="default"/>
                 <w:b/>
@@ -3384,7 +2871,7 @@
             </w:pPr>
             <w:r>
               <w:rPr>
-                <w:rFonts w:ascii="宋体" w:eastAsia="宋体" w:hAnsi="宋体" w:cs="宋体"/>
+                <w:rFonts w:ascii="Times New Roman" w:eastAsia="宋体" w:hAnsi="Times New Roman" w:cs="宋体"/>
                 <w:b/>
                 <w:bCs/>
                 <w:sz w:val="21"/>
@@ -3417,7 +2904,7 @@
           </w:tcPr>
           <w:p>
             <w:pPr>
-              <w:spacing w:line="240" w:lineRule="auto" w:before="0" w:after="0"/>
+              <w:spacing w:line="290" w:lineRule="atLeast" w:before="0" w:after="0"/>
               <w:rPr>
                 <w:rFonts w:ascii="Times New Roman" w:hAnsi="Times New Roman"/>
                 <w:sz w:val="21"/>
@@ -3449,7 +2936,7 @@
                 <w:ilvl w:val="0"/>
                 <w:numId w:val="6"/>
               </w:numPr>
-              <w:spacing w:line="240" w:lineRule="auto" w:before="0" w:after="0"/>
+              <w:spacing w:line="290" w:lineRule="atLeast" w:before="0" w:after="0"/>
               <w:rPr>
                 <w:rFonts w:ascii="Times New Roman" w:eastAsia="宋体" w:hAnsi="Times New Roman" w:cs="宋体" w:hint="default"/>
                 <w:sz w:val="21"/>
@@ -3457,9 +2944,7 @@
             </w:pPr>
             <w:r>
               <w:rPr>
-                <w:rFonts w:ascii="宋体" w:eastAsia="宋体" w:hAnsi="宋体" w:cs="宋体"/>
-                <w:b/>
-                <w:bCs/>
+                <w:rFonts w:ascii="Times New Roman" w:eastAsia="宋体" w:hAnsi="Times New Roman" w:cs="宋体"/>
                 <w:sz w:val="21"/>
               </w:rPr>
               <w:t xml:space="preserve">落实数十种原辅料日盘与效期管理，按消耗规律提醒解冻备货，降低物料损耗与缺货风险；根据销售数据同步补货需求，保持库存账实一致</w:t>
@@ -3475,7 +2960,7 @@
           <w:vanish/>
           <w:sz w:val="21"/>
         </w:rPr>
-        <w:spacing w:line="240" w:lineRule="auto" w:before="0" w:after="0"/>
+        <w:spacing w:line="290" w:lineRule="atLeast" w:before="0" w:after="0"/>
       </w:pPr>
     </w:p>
     <w:p>
@@ -3485,7 +2970,7 @@
           <w:vanish/>
           <w:sz w:val="21"/>
         </w:rPr>
-        <w:spacing w:line="240" w:lineRule="auto" w:before="0" w:after="0"/>
+        <w:spacing w:line="290" w:lineRule="atLeast" w:before="0" w:after="0"/>
       </w:pPr>
     </w:p>
     <w:p>
@@ -3495,7 +2980,7 @@
           <w:vanish/>
           <w:sz w:val="21"/>
         </w:rPr>
-        <w:spacing w:line="240" w:lineRule="auto" w:before="0" w:after="0"/>
+        <w:spacing w:line="290" w:lineRule="atLeast" w:before="0" w:after="0"/>
       </w:pPr>
     </w:p>
     <w:p>
@@ -3505,7 +2990,7 @@
           <w:vanish/>
           <w:sz w:val="2"/>
         </w:rPr>
-        <w:spacing w:line="240" w:lineRule="auto" w:before="0" w:after="0"/>
+        <w:spacing w:line="290" w:lineRule="atLeast" w:before="0" w:after="0"/>
       </w:pPr>
     </w:p>
     <w:p>
@@ -3514,7 +2999,7 @@
           <w:rFonts w:ascii="Times New Roman" w:hAnsi="Times New Roman"/>
           <w:vanish/>
         </w:rPr>
-        <w:spacing w:line="240" w:lineRule="auto" w:before="0" w:after="0"/>
+        <w:spacing w:line="290" w:lineRule="atLeast" w:before="0" w:after="0"/>
       </w:pPr>
     </w:p>
     <w:p>
@@ -3524,7 +3009,7 @@
           <w:vanish/>
           <w:sz w:val="21"/>
         </w:rPr>
-        <w:spacing w:line="240" w:lineRule="auto" w:before="0" w:after="0"/>
+        <w:spacing w:line="290" w:lineRule="atLeast" w:before="0" w:after="0"/>
       </w:pPr>
     </w:p>
     <w:tbl>
@@ -3566,14 +3051,14 @@
           </w:tcPr>
           <w:p>
             <w:pPr>
-              <w:spacing w:before="0" w:after="0" w:line="240" w:lineRule="auto"/>
+              <w:spacing w:before="0" w:after="0" w:line="290" w:lineRule="atLeast"/>
               <w:rPr>
                 <w:rFonts w:ascii="Times New Roman" w:hAnsi="Times New Roman"/>
               </w:rPr>
             </w:pPr>
             <w:r>
               <w:rPr>
-                <w:rFonts w:ascii="宋体" w:eastAsia="宋体" w:hAnsi="宋体" w:cs="宋体"/>
+                <w:rFonts w:ascii="Times New Roman" w:eastAsia="宋体" w:hAnsi="Times New Roman" w:cs="宋体"/>
                 <w:b/>
                 <w:bCs/>
               </w:rPr>
@@ -3589,7 +3074,7 @@
           <w:rFonts w:ascii="Times New Roman" w:hAnsi="Times New Roman"/>
           <w:vanish/>
         </w:rPr>
-        <w:spacing w:line="240" w:lineRule="auto" w:before="0" w:after="0"/>
+        <w:spacing w:line="290" w:lineRule="atLeast" w:before="0" w:after="0"/>
       </w:pPr>
     </w:p>
     <w:tbl>
@@ -3632,7 +3117,7 @@
           </w:tcPr>
           <w:p>
             <w:pPr>
-              <w:spacing w:before="0" w:after="0" w:line="240" w:lineRule="auto"/>
+              <w:spacing w:before="0" w:after="0" w:line="290" w:lineRule="atLeast"/>
               <w:rPr>
                 <w:rFonts w:ascii="Times New Roman" w:hAnsi="Times New Roman"/>
                 <w:sz w:val="21"/>
@@ -3659,7 +3144,7 @@
           </w:tcPr>
           <w:p>
             <w:pPr>
-              <w:spacing w:line="240" w:lineRule="auto" w:before="0" w:after="0"/>
+              <w:spacing w:line="290" w:lineRule="atLeast" w:before="0" w:after="0"/>
               <w:rPr>
                 <w:rFonts w:ascii="Times New Roman" w:eastAsia="宋体" w:hAnsi="Times New Roman" w:cs="宋体" w:hint="default"/>
                 <w:b/>
@@ -3669,7 +3154,7 @@
             </w:pPr>
             <w:r>
               <w:rPr>
-                <w:rFonts w:ascii="宋体" w:eastAsia="宋体" w:hAnsi="宋体" w:cs="宋体"/>
+                <w:rFonts w:ascii="Times New Roman" w:eastAsia="宋体" w:hAnsi="Times New Roman" w:cs="宋体"/>
                 <w:b/>
                 <w:bCs/>
                 <w:sz w:val="21"/>
@@ -3678,338 +3163,304 @@
             </w:r>
             <w:r>
               <w:rPr>
-                <w:rFonts w:ascii="Times New Roman" w:hAnsi="Times New Roman" w:hint="default"/>
+                <w:rFonts w:eastAsia="宋体" w:ascii="Times New Roman" w:hAnsi="Times New Roman"/>
                 <w:sz w:val="21"/>
               </w:rPr>
               <w:t xml:space="preserve">SPSS</w:t>
             </w:r>
             <w:r>
               <w:rPr>
-                <w:rFonts w:ascii="宋体" w:eastAsia="宋体" w:hAnsi="宋体" w:cs="宋体"/>
+                <w:rFonts w:ascii="Times New Roman" w:eastAsia="宋体" w:hAnsi="Times New Roman" w:cs="宋体"/>
+                <w:sz w:val="21"/>
+              </w:rPr>
+              <w:t xml:space="preserve">（问卷</w:t>
+            </w:r>
+            <w:r>
+              <w:rPr>
+                <w:rFonts w:eastAsia="宋体" w:ascii="Times New Roman" w:hAnsi="Times New Roman"/>
+                <w:sz w:val="21"/>
+              </w:rPr>
+              <w:t xml:space="preserve">/</w:t>
+            </w:r>
+            <w:r>
+              <w:rPr>
+                <w:rFonts w:ascii="Times New Roman" w:eastAsia="宋体" w:hAnsi="Times New Roman" w:cs="宋体"/>
+                <w:sz w:val="21"/>
+              </w:rPr>
+              <w:t xml:space="preserve">统计分析）、</w:t>
+            </w:r>
+            <w:r>
+              <w:rPr>
+                <w:rFonts w:eastAsia="宋体" w:ascii="Times New Roman" w:hAnsi="Times New Roman"/>
+                <w:sz w:val="21"/>
+              </w:rPr>
+              <w:t xml:space="preserve">Excel</w:t>
+            </w:r>
+            <w:r>
+              <w:rPr>
+                <w:rFonts w:ascii="Times New Roman" w:eastAsia="宋体" w:hAnsi="Times New Roman" w:cs="宋体"/>
+                <w:sz w:val="21"/>
+              </w:rPr>
+              <w:t xml:space="preserve">（数据透视表、</w:t>
+            </w:r>
+            <w:r>
+              <w:rPr>
+                <w:rFonts w:eastAsia="宋体" w:ascii="Times New Roman" w:hAnsi="Times New Roman"/>
+                <w:sz w:val="21"/>
+              </w:rPr>
+              <w:t xml:space="preserve">VLOOKUP</w:t>
+            </w:r>
+            <w:r>
+              <w:rPr>
+                <w:rFonts w:ascii="Times New Roman" w:eastAsia="宋体" w:hAnsi="Times New Roman" w:cs="宋体"/>
+                <w:sz w:val="21"/>
+              </w:rPr>
+              <w:t xml:space="preserve">、函数、图表可视化）、</w:t>
+            </w:r>
+            <w:r>
+              <w:rPr>
+                <w:rFonts w:eastAsia="宋体" w:ascii="Times New Roman" w:hAnsi="Times New Roman"/>
+                <w:sz w:val="21"/>
+              </w:rPr>
+              <w:t xml:space="preserve">Python</w:t>
+            </w:r>
+            <w:r>
+              <w:rPr>
+                <w:rFonts w:ascii="Times New Roman" w:eastAsia="宋体" w:hAnsi="Times New Roman" w:cs="宋体"/>
+                <w:sz w:val="21"/>
+              </w:rPr>
+              <w:t xml:space="preserve">（</w:t>
+            </w:r>
+            <w:r>
+              <w:rPr>
+                <w:rFonts w:eastAsia="宋体" w:ascii="Times New Roman" w:hAnsi="Times New Roman"/>
+                <w:sz w:val="21"/>
+              </w:rPr>
+              <w:t xml:space="preserve">pandas</w:t>
+            </w:r>
+            <w:r>
+              <w:rPr>
+                <w:rFonts w:ascii="Times New Roman" w:eastAsia="宋体" w:hAnsi="Times New Roman" w:cs="宋体"/>
+                <w:sz w:val="21"/>
+              </w:rPr>
+              <w:t xml:space="preserve">、</w:t>
+            </w:r>
+            <w:r>
+              <w:rPr>
+                <w:rFonts w:eastAsia="宋体" w:ascii="Times New Roman" w:hAnsi="Times New Roman"/>
+                <w:sz w:val="21"/>
+              </w:rPr>
+              <w:t xml:space="preserve">matplotlib</w:t>
+            </w:r>
+            <w:r>
+              <w:rPr>
+                <w:rFonts w:ascii="Times New Roman" w:eastAsia="宋体" w:hAnsi="Times New Roman" w:cs="宋体"/>
+                <w:sz w:val="21"/>
+              </w:rPr>
+              <w:t xml:space="preserve">）、</w:t>
+            </w:r>
+            <w:r>
+              <w:rPr>
+                <w:rFonts w:eastAsia="宋体" w:ascii="Times New Roman" w:hAnsi="Times New Roman"/>
+                <w:sz w:val="21"/>
+              </w:rPr>
+              <w:t xml:space="preserve">R</w:t>
+            </w:r>
+          </w:p>
+          <w:p>
+            <w:pPr>
+              <w:spacing w:line="290" w:lineRule="atLeast" w:before="0" w:after="0"/>
+              <w:rPr>
+                <w:rFonts w:ascii="Times New Roman" w:eastAsia="宋体" w:hAnsi="Times New Roman" w:cs="宋体" w:hint="default"/>
                 <w:b/>
                 <w:bCs/>
                 <w:sz w:val="21"/>
               </w:rPr>
-              <w:t xml:space="preserve">（问卷</w:t>
-            </w:r>
-            <w:r>
-              <w:rPr>
-                <w:rFonts w:ascii="Times New Roman" w:hAnsi="Times New Roman" w:hint="default"/>
+            </w:pPr>
+            <w:r>
+              <w:rPr>
+                <w:rFonts w:ascii="Times New Roman" w:eastAsia="宋体" w:hAnsi="Times New Roman" w:cs="宋体"/>
+                <w:b/>
+                <w:bCs/>
+                <w:sz w:val="21"/>
+              </w:rPr>
+              <w:t xml:space="preserve">分析能力：</w:t>
+            </w:r>
+            <w:r>
+              <w:rPr>
+                <w:rFonts w:ascii="Times New Roman" w:eastAsia="宋体" w:hAnsi="Times New Roman" w:cs="宋体"/>
+                <w:sz w:val="21"/>
+              </w:rPr>
+              <w:t xml:space="preserve">数据清洗→建模→可视化→结论输出全流程，帕累托图</w:t>
+            </w:r>
+            <w:r>
+              <w:rPr>
+                <w:rFonts w:eastAsia="宋体" w:ascii="Times New Roman" w:hAnsi="Times New Roman"/>
                 <w:sz w:val="21"/>
               </w:rPr>
               <w:t xml:space="preserve">/</w:t>
             </w:r>
             <w:r>
               <w:rPr>
-                <w:rFonts w:ascii="宋体" w:eastAsia="宋体" w:hAnsi="宋体" w:cs="宋体"/>
+                <w:rFonts w:ascii="Times New Roman" w:eastAsia="宋体" w:hAnsi="Times New Roman" w:cs="宋体"/>
+                <w:sz w:val="21"/>
+              </w:rPr>
+              <w:t xml:space="preserve">相关性热力图</w:t>
+            </w:r>
+            <w:r>
+              <w:rPr>
+                <w:rFonts w:eastAsia="宋体" w:ascii="Times New Roman" w:hAnsi="Times New Roman"/>
+                <w:sz w:val="21"/>
+              </w:rPr>
+              <w:t xml:space="preserve">/</w:t>
+            </w:r>
+            <w:r>
+              <w:rPr>
+                <w:rFonts w:ascii="Times New Roman" w:eastAsia="宋体" w:hAnsi="Times New Roman" w:cs="宋体"/>
+                <w:sz w:val="21"/>
+              </w:rPr>
+              <w:t xml:space="preserve">瀑布图等专业图表</w:t>
+            </w:r>
+          </w:p>
+          <w:p>
+            <w:pPr>
+              <w:spacing w:line="290" w:lineRule="atLeast" w:before="0" w:after="0"/>
+              <w:rPr>
+                <w:rFonts w:ascii="Times New Roman" w:eastAsia="宋体" w:hAnsi="Times New Roman" w:cs="宋体" w:hint="default"/>
                 <w:b/>
                 <w:bCs/>
                 <w:sz w:val="21"/>
               </w:rPr>
-              <w:t xml:space="preserve">统计分析）、</w:t>
-            </w:r>
-            <w:r>
-              <w:rPr>
-                <w:rFonts w:ascii="Times New Roman" w:hAnsi="Times New Roman" w:hint="default"/>
-                <w:sz w:val="21"/>
-              </w:rPr>
-              <w:t xml:space="preserve">Excel</w:t>
-            </w:r>
-            <w:r>
-              <w:rPr>
-                <w:rFonts w:ascii="宋体" w:eastAsia="宋体" w:hAnsi="宋体" w:cs="宋体"/>
+            </w:pPr>
+            <w:r>
+              <w:rPr>
+                <w:rFonts w:ascii="Times New Roman" w:eastAsia="宋体" w:hAnsi="Times New Roman" w:cs="宋体"/>
                 <w:b/>
                 <w:bCs/>
                 <w:sz w:val="21"/>
               </w:rPr>
-              <w:t xml:space="preserve">（数据透视表、</w:t>
-            </w:r>
-            <w:r>
-              <w:rPr>
-                <w:rFonts w:ascii="Times New Roman" w:hAnsi="Times New Roman" w:hint="default"/>
-                <w:sz w:val="21"/>
-              </w:rPr>
-              <w:t xml:space="preserve">VLOOKUP</w:t>
-            </w:r>
-            <w:r>
-              <w:rPr>
-                <w:rFonts w:ascii="宋体" w:eastAsia="宋体" w:hAnsi="宋体" w:cs="宋体"/>
+              <w:t xml:space="preserve">业务系统：</w:t>
+            </w:r>
+            <w:r>
+              <w:rPr>
+                <w:rFonts w:ascii="Times New Roman" w:eastAsia="宋体" w:hAnsi="Times New Roman" w:cs="宋体"/>
+                <w:sz w:val="21"/>
+              </w:rPr>
+              <w:t xml:space="preserve">用友</w:t>
+            </w:r>
+            <w:r>
+              <w:rPr>
+                <w:rFonts w:eastAsia="宋体" w:ascii="Times New Roman" w:hAnsi="Times New Roman"/>
+                <w:sz w:val="21"/>
+              </w:rPr>
+              <w:t xml:space="preserve">U8+</w:t>
+            </w:r>
+            <w:r>
+              <w:rPr>
+                <w:rFonts w:ascii="Times New Roman" w:eastAsia="宋体" w:hAnsi="Times New Roman" w:cs="宋体"/>
+                <w:sz w:val="21"/>
+              </w:rPr>
+              <w:t xml:space="preserve">（采购</w:t>
+            </w:r>
+            <w:r>
+              <w:rPr>
+                <w:rFonts w:eastAsia="宋体" w:ascii="Times New Roman" w:hAnsi="Times New Roman"/>
+                <w:sz w:val="21"/>
+              </w:rPr>
+              <w:t xml:space="preserve">/</w:t>
+            </w:r>
+            <w:r>
+              <w:rPr>
+                <w:rFonts w:ascii="Times New Roman" w:eastAsia="宋体" w:hAnsi="Times New Roman" w:cs="宋体"/>
+                <w:sz w:val="21"/>
+              </w:rPr>
+              <w:t xml:space="preserve">销售</w:t>
+            </w:r>
+            <w:r>
+              <w:rPr>
+                <w:rFonts w:eastAsia="宋体" w:ascii="Times New Roman" w:hAnsi="Times New Roman"/>
+                <w:sz w:val="21"/>
+              </w:rPr>
+              <w:t xml:space="preserve">/</w:t>
+            </w:r>
+            <w:r>
+              <w:rPr>
+                <w:rFonts w:ascii="Times New Roman" w:eastAsia="宋体" w:hAnsi="Times New Roman" w:cs="宋体"/>
+                <w:sz w:val="21"/>
+              </w:rPr>
+              <w:t xml:space="preserve">库存</w:t>
+            </w:r>
+            <w:r>
+              <w:rPr>
+                <w:rFonts w:eastAsia="宋体" w:ascii="Times New Roman" w:hAnsi="Times New Roman"/>
+                <w:sz w:val="21"/>
+              </w:rPr>
+              <w:t xml:space="preserve">/</w:t>
+            </w:r>
+            <w:r>
+              <w:rPr>
+                <w:rFonts w:ascii="Times New Roman" w:eastAsia="宋体" w:hAnsi="Times New Roman" w:cs="宋体"/>
+                <w:sz w:val="21"/>
+              </w:rPr>
+              <w:t xml:space="preserve">核算全流程）</w:t>
+            </w:r>
+          </w:p>
+          <w:p>
+            <w:pPr>
+              <w:spacing w:line="290" w:lineRule="atLeast" w:before="0" w:after="0"/>
+              <w:rPr>
+                <w:rFonts w:ascii="Times New Roman" w:eastAsia="宋体" w:hAnsi="Times New Roman" w:cs="宋体" w:hint="default"/>
                 <w:b/>
                 <w:bCs/>
                 <w:sz w:val="21"/>
               </w:rPr>
-              <w:t xml:space="preserve">、函数、图表可视化）、</w:t>
-            </w:r>
-            <w:r>
-              <w:rPr>
-                <w:rFonts w:ascii="Times New Roman" w:hAnsi="Times New Roman" w:hint="default"/>
-                <w:sz w:val="21"/>
-              </w:rPr>
-              <w:t xml:space="preserve">Python</w:t>
-            </w:r>
-            <w:r>
-              <w:rPr>
-                <w:rFonts w:ascii="宋体" w:eastAsia="宋体" w:hAnsi="宋体" w:cs="宋体"/>
+            </w:pPr>
+            <w:r>
+              <w:rPr>
+                <w:rFonts w:ascii="Times New Roman" w:eastAsia="宋体" w:hAnsi="Times New Roman" w:cs="宋体"/>
                 <w:b/>
                 <w:bCs/>
                 <w:sz w:val="21"/>
               </w:rPr>
-              <w:t xml:space="preserve">（</w:t>
-            </w:r>
-            <w:r>
-              <w:rPr>
-                <w:rFonts w:ascii="Times New Roman" w:hAnsi="Times New Roman" w:hint="default"/>
-                <w:sz w:val="21"/>
-              </w:rPr>
-              <w:t xml:space="preserve">pandas</w:t>
-            </w:r>
-            <w:r>
-              <w:rPr>
-                <w:rFonts w:ascii="宋体" w:eastAsia="宋体" w:hAnsi="宋体" w:cs="宋体"/>
+              <w:t xml:space="preserve">语言能力：</w:t>
+            </w:r>
+            <w:r>
+              <w:rPr>
+                <w:rFonts w:eastAsia="宋体" w:ascii="Times New Roman" w:hAnsi="Times New Roman"/>
+                <w:sz w:val="21"/>
+              </w:rPr>
+              <w:t xml:space="preserve">CET-4</w:t>
+            </w:r>
+            <w:r>
+              <w:rPr>
+                <w:rFonts w:ascii="Times New Roman" w:eastAsia="宋体" w:hAnsi="Times New Roman" w:cs="宋体"/>
+                <w:sz w:val="21"/>
+              </w:rPr>
+              <w:t xml:space="preserve">，可阅读英文专业资料与基础商务沟通</w:t>
+            </w:r>
+          </w:p>
+          <w:p>
+            <w:pPr>
+              <w:spacing w:line="290" w:lineRule="atLeast" w:before="0" w:after="0"/>
+              <w:rPr>
+                <w:rFonts w:ascii="Times New Roman" w:eastAsia="宋体" w:hAnsi="Times New Roman" w:cs="宋体" w:hint="default"/>
                 <w:b/>
                 <w:bCs/>
                 <w:sz w:val="21"/>
               </w:rPr>
-              <w:t xml:space="preserve">、</w:t>
-            </w:r>
-            <w:r>
-              <w:rPr>
-                <w:rFonts w:ascii="Times New Roman" w:hAnsi="Times New Roman" w:hint="default"/>
-                <w:sz w:val="21"/>
-              </w:rPr>
-              <w:t xml:space="preserve">matplotlib</w:t>
-            </w:r>
-            <w:r>
-              <w:rPr>
-                <w:rFonts w:ascii="宋体" w:eastAsia="宋体" w:hAnsi="宋体" w:cs="宋体"/>
+            </w:pPr>
+            <w:r>
+              <w:rPr>
+                <w:rFonts w:ascii="Times New Roman" w:eastAsia="宋体" w:hAnsi="Times New Roman" w:cs="宋体"/>
                 <w:b/>
                 <w:bCs/>
                 <w:sz w:val="21"/>
               </w:rPr>
-              <w:t xml:space="preserve">）、</w:t>
-            </w:r>
-            <w:r>
-              <w:rPr>
-                <w:rFonts w:ascii="Times New Roman" w:hAnsi="Times New Roman" w:hint="default"/>
-                <w:sz w:val="21"/>
-              </w:rPr>
-              <w:t xml:space="preserve">R</w:t>
-            </w:r>
-          </w:p>
-          <w:p>
-            <w:pPr>
-              <w:spacing w:line="240" w:lineRule="auto" w:before="0" w:after="0"/>
-              <w:rPr>
-                <w:rFonts w:ascii="Times New Roman" w:eastAsia="宋体" w:hAnsi="Times New Roman" w:cs="宋体" w:hint="default"/>
-                <w:b/>
-                <w:bCs/>
-                <w:sz w:val="21"/>
-              </w:rPr>
-            </w:pPr>
-            <w:r>
-              <w:rPr>
-                <w:rFonts w:ascii="宋体" w:eastAsia="宋体" w:hAnsi="宋体" w:cs="宋体"/>
-                <w:b/>
-                <w:bCs/>
-                <w:sz w:val="21"/>
-              </w:rPr>
-              <w:t xml:space="preserve">分析能力：</w:t>
-            </w:r>
-            <w:r>
-              <w:rPr>
-                <w:rFonts w:ascii="宋体" w:eastAsia="宋体" w:hAnsi="宋体" w:cs="宋体"/>
-                <w:b/>
-                <w:bCs/>
-                <w:sz w:val="21"/>
-              </w:rPr>
-              <w:t xml:space="preserve">数据清洗→建模→可视化→结论输出全流程，帕累托图</w:t>
-            </w:r>
-            <w:r>
-              <w:rPr>
-                <w:rFonts w:ascii="Times New Roman" w:hAnsi="Times New Roman" w:hint="default"/>
-                <w:sz w:val="21"/>
-              </w:rPr>
-              <w:t xml:space="preserve">/</w:t>
-            </w:r>
-            <w:r>
-              <w:rPr>
-                <w:rFonts w:ascii="宋体" w:eastAsia="宋体" w:hAnsi="宋体" w:cs="宋体"/>
-                <w:b/>
-                <w:bCs/>
-                <w:sz w:val="21"/>
-              </w:rPr>
-              <w:t xml:space="preserve">相关性热力图</w:t>
-            </w:r>
-            <w:r>
-              <w:rPr>
-                <w:rFonts w:ascii="Times New Roman" w:hAnsi="Times New Roman" w:hint="default"/>
-                <w:sz w:val="21"/>
-              </w:rPr>
-              <w:t xml:space="preserve">/</w:t>
-            </w:r>
-            <w:r>
-              <w:rPr>
-                <w:rFonts w:ascii="宋体" w:eastAsia="宋体" w:hAnsi="宋体" w:cs="宋体"/>
-                <w:b/>
-                <w:bCs/>
-                <w:sz w:val="21"/>
-              </w:rPr>
-              <w:t xml:space="preserve">瀑布图等专业图表</w:t>
-            </w:r>
-          </w:p>
-          <w:p>
-            <w:pPr>
-              <w:spacing w:line="240" w:lineRule="auto" w:before="0" w:after="0"/>
-              <w:rPr>
-                <w:rFonts w:ascii="Times New Roman" w:eastAsia="宋体" w:hAnsi="Times New Roman" w:cs="宋体" w:hint="default"/>
-                <w:b/>
-                <w:bCs/>
-                <w:sz w:val="21"/>
-              </w:rPr>
-            </w:pPr>
-            <w:r>
-              <w:rPr>
-                <w:rFonts w:ascii="宋体" w:eastAsia="宋体" w:hAnsi="宋体" w:cs="宋体"/>
-                <w:b/>
-                <w:bCs/>
-                <w:sz w:val="21"/>
-              </w:rPr>
-              <w:t xml:space="preserve">业务系统：</w:t>
-            </w:r>
-            <w:r>
-              <w:rPr>
-                <w:rFonts w:ascii="宋体" w:eastAsia="宋体" w:hAnsi="宋体" w:cs="宋体"/>
-                <w:b/>
-                <w:bCs/>
-                <w:sz w:val="21"/>
-              </w:rPr>
-              <w:t xml:space="preserve">用友</w:t>
-            </w:r>
-            <w:r>
-              <w:rPr>
-                <w:rFonts w:ascii="Times New Roman" w:hAnsi="Times New Roman" w:hint="default"/>
-                <w:sz w:val="21"/>
-              </w:rPr>
-              <w:t xml:space="preserve">U8+</w:t>
-            </w:r>
-            <w:r>
-              <w:rPr>
-                <w:rFonts w:ascii="宋体" w:eastAsia="宋体" w:hAnsi="宋体" w:cs="宋体"/>
-                <w:b/>
-                <w:bCs/>
-                <w:sz w:val="21"/>
-              </w:rPr>
-              <w:t xml:space="preserve">（采购</w:t>
-            </w:r>
-            <w:r>
-              <w:rPr>
-                <w:rFonts w:ascii="Times New Roman" w:hAnsi="Times New Roman" w:hint="default"/>
-                <w:sz w:val="21"/>
-              </w:rPr>
-              <w:t xml:space="preserve">/</w:t>
-            </w:r>
-            <w:r>
-              <w:rPr>
-                <w:rFonts w:ascii="宋体" w:eastAsia="宋体" w:hAnsi="宋体" w:cs="宋体"/>
-                <w:b/>
-                <w:bCs/>
-                <w:sz w:val="21"/>
-              </w:rPr>
-              <w:t xml:space="preserve">销售</w:t>
-            </w:r>
-            <w:r>
-              <w:rPr>
-                <w:rFonts w:ascii="Times New Roman" w:hAnsi="Times New Roman" w:hint="default"/>
-                <w:sz w:val="21"/>
-              </w:rPr>
-              <w:t xml:space="preserve">/</w:t>
-            </w:r>
-            <w:r>
-              <w:rPr>
-                <w:rFonts w:ascii="宋体" w:eastAsia="宋体" w:hAnsi="宋体" w:cs="宋体"/>
-                <w:b/>
-                <w:bCs/>
-                <w:sz w:val="21"/>
-              </w:rPr>
-              <w:t xml:space="preserve">库存</w:t>
-            </w:r>
-            <w:r>
-              <w:rPr>
-                <w:rFonts w:ascii="Times New Roman" w:hAnsi="Times New Roman" w:hint="default"/>
-                <w:sz w:val="21"/>
-              </w:rPr>
-              <w:t xml:space="preserve">/</w:t>
-            </w:r>
-            <w:r>
-              <w:rPr>
-                <w:rFonts w:ascii="宋体" w:eastAsia="宋体" w:hAnsi="宋体" w:cs="宋体"/>
-                <w:b/>
-                <w:bCs/>
-                <w:sz w:val="21"/>
-              </w:rPr>
-              <w:t xml:space="preserve">核算全流程）</w:t>
-            </w:r>
-          </w:p>
-          <w:p>
-            <w:pPr>
-              <w:spacing w:line="240" w:lineRule="auto" w:before="0" w:after="0"/>
-              <w:rPr>
-                <w:rFonts w:ascii="Times New Roman" w:eastAsia="宋体" w:hAnsi="Times New Roman" w:cs="宋体" w:hint="default"/>
-                <w:b/>
-                <w:bCs/>
-                <w:sz w:val="21"/>
-              </w:rPr>
-            </w:pPr>
-            <w:r>
-              <w:rPr>
-                <w:rFonts w:ascii="宋体" w:eastAsia="宋体" w:hAnsi="宋体" w:cs="宋体"/>
-                <w:b/>
-                <w:bCs/>
-                <w:sz w:val="21"/>
-              </w:rPr>
-              <w:t xml:space="preserve">语言能力：</w:t>
-            </w:r>
-            <w:r>
-              <w:rPr>
-                <w:rFonts w:ascii="Times New Roman" w:hAnsi="Times New Roman" w:hint="default"/>
-                <w:sz w:val="21"/>
-              </w:rPr>
-              <w:t xml:space="preserve">CET-4</w:t>
-            </w:r>
-            <w:r>
-              <w:rPr>
-                <w:rFonts w:ascii="宋体" w:eastAsia="宋体" w:hAnsi="宋体" w:cs="宋体"/>
-                <w:b/>
-                <w:bCs/>
-                <w:sz w:val="21"/>
-              </w:rPr>
-              <w:t xml:space="preserve">，可阅读英文专业资料与基础商务沟通</w:t>
-            </w:r>
-          </w:p>
-          <w:p>
-            <w:pPr>
-              <w:spacing w:line="240" w:lineRule="auto" w:before="0" w:after="0"/>
-              <w:rPr>
-                <w:rFonts w:ascii="Times New Roman" w:eastAsia="宋体" w:hAnsi="Times New Roman" w:cs="宋体" w:hint="default"/>
-                <w:b/>
-                <w:bCs/>
-                <w:sz w:val="21"/>
-              </w:rPr>
-            </w:pPr>
-            <w:r>
-              <w:rPr>
-                <w:rFonts w:ascii="宋体" w:eastAsia="宋体" w:hAnsi="宋体" w:cs="宋体"/>
-                <w:b/>
-                <w:bCs/>
-                <w:sz w:val="21"/>
-              </w:rPr>
               <w:t xml:space="preserve">通用能力：</w:t>
             </w:r>
             <w:r>
               <w:rPr>
-                <w:rFonts w:ascii="宋体" w:eastAsia="宋体" w:hAnsi="宋体" w:cs="宋体"/>
-                <w:b/>
-                <w:bCs/>
+                <w:rFonts w:ascii="Times New Roman" w:eastAsia="宋体" w:hAnsi="Times New Roman" w:cs="宋体"/>
                 <w:sz w:val="21"/>
               </w:rPr>
               <w:t xml:space="preserve">项目主导与跨部门对接、电子台账搭建、流程梳理与标准化</w:t>
@@ -4024,7 +3475,7 @@
           <w:vanish/>
           <w:sz w:val="21"/>
         </w:rPr>
-        <w:spacing w:line="240" w:lineRule="auto" w:before="0" w:after="0"/>
+        <w:spacing w:line="290" w:lineRule="atLeast" w:before="0" w:after="0"/>
       </w:pPr>
     </w:p>
     <w:sectPr>
@@ -5596,43 +5047,43 @@
       </w:rPr>
     </w:lvl>
   </w:abstractNum>
-  <w:num w:numId="1" w16cid:durableId="1211110954">
+  <w:num w:numId="1" w16cid:durableId="45564599">
     <w:abstractNumId w:val="3"/>
   </w:num>
-  <w:num w:numId="2" w16cid:durableId="1998218541">
+  <w:num w:numId="2" w16cid:durableId="453059383">
     <w:abstractNumId w:val="7"/>
   </w:num>
-  <w:num w:numId="3" w16cid:durableId="962229070">
+  <w:num w:numId="3" w16cid:durableId="1083911136">
     <w:abstractNumId w:val="10"/>
   </w:num>
-  <w:num w:numId="4" w16cid:durableId="1218593623">
+  <w:num w:numId="4" w16cid:durableId="1489401990">
     <w:abstractNumId w:val="0"/>
   </w:num>
-  <w:num w:numId="5" w16cid:durableId="494758702">
+  <w:num w:numId="5" w16cid:durableId="52118718">
     <w:abstractNumId w:val="5"/>
   </w:num>
-  <w:num w:numId="6" w16cid:durableId="159974084">
+  <w:num w:numId="6" w16cid:durableId="1965043679">
     <w:abstractNumId w:val="8"/>
   </w:num>
-  <w:num w:numId="7" w16cid:durableId="1119563755">
+  <w:num w:numId="7" w16cid:durableId="855264805">
     <w:abstractNumId w:val="4"/>
   </w:num>
-  <w:num w:numId="8" w16cid:durableId="363284835">
+  <w:num w:numId="8" w16cid:durableId="930704606">
     <w:abstractNumId w:val="2"/>
   </w:num>
-  <w:num w:numId="9" w16cid:durableId="442965038">
+  <w:num w:numId="9" w16cid:durableId="1224945940">
     <w:abstractNumId w:val="11"/>
   </w:num>
-  <w:num w:numId="10" w16cid:durableId="1242376479">
+  <w:num w:numId="10" w16cid:durableId="371344320">
     <w:abstractNumId w:val="9"/>
   </w:num>
-  <w:num w:numId="11" w16cid:durableId="1053963832">
+  <w:num w:numId="11" w16cid:durableId="1810392422">
     <w:abstractNumId w:val="6"/>
   </w:num>
-  <w:num w:numId="12" w16cid:durableId="1338775365">
+  <w:num w:numId="12" w16cid:durableId="1112557520">
     <w:abstractNumId w:val="1"/>
   </w:num>
-  <w:num w:numId="13" w16cid:durableId="2011832182">
+  <w:num w:numId="13" w16cid:durableId="1101874244">
     <w:abstractNumId w:val="5"/>
     <w:lvlOverride w:ilvl="0"/>
     <w:lvlOverride w:ilvl="1"/>
@@ -6205,6 +5656,27 @@
       <w:szCs w:val="24"/>
     </w:rPr>
   </w:style>
+  <w:style w:type="character" w:styleId="a8">
+    <w:name w:val="Hyperlink"/>
+    <w:uiPriority w:val="1"/>
+    <w:unhideWhenUsed/>
+    <w:rsid w:val="008577DB"/>
+    <w:rPr>
+      <w:color w:val="0563C1"/>
+      <w:u w:val="single"/>
+    </w:rPr>
+  </w:style>
+  <w:style w:type="character" w:styleId="a9">
+    <w:name w:val="Unresolved Mention"/>
+    <w:uiPriority w:val="99"/>
+    <w:semiHidden/>
+    <w:unhideWhenUsed/>
+    <w:rsid w:val="008577DB"/>
+    <w:rPr>
+      <w:color w:val="605E5C"/>
+      <w:shd w:val="clear" w:color="auto" w:fill="E1DFDD"/>
+    </w:rPr>
+  </w:style>
 </w:styles>
 </file>
 

--- a/02_定制简历库/半亩花田/经营分析（2027届校招-J10946）/文雪_半亩花田_经营分析（2027届校招-J10946）.docx
+++ b/02_定制简历库/半亩花田/经营分析（2027届校招-J10946）/文雪_半亩花田_经营分析（2027届校招-J10946）.docx
@@ -429,7 +429,7 @@
                 <w:rFonts w:ascii="Times New Roman" w:eastAsia="宋体" w:hAnsi="Times New Roman" w:cs="宋体"/>
                 <w:sz w:val="21"/>
               </w:rPr>
-              <w:t xml:space="preserve">份问卷，能独立完成清洗→建模→可视化→结论输出；建模落地：独立构建选址</w:t>
+              <w:t xml:space="preserve">份问卷，能独立完成清洗→建模→可视化→结论输出，擅长竞品与行业数据分析并输出经营建议报告；建模落地：独立构建选址</w:t>
             </w:r>
             <w:r>
               <w:rPr>
